--- a/docs/CourtEdge-ProGear-Team-Demo-Guide.docx
+++ b/docs/CourtEdge-ProGear-Team-Demo-Guide.docx
@@ -5,21 +5,20 @@
     <w:tbl>
       <w:tblPr>
         <w:tblW w:type="auto" w:w="0"/>
-        <w:tblLayout w:type="autofit"/>
         <w:tblLook w:firstColumn="1" w:firstRow="1" w:lastColumn="0" w:lastRow="0" w:noHBand="0" w:noVBand="1" w:val="04A0"/>
       </w:tblPr>
       <w:tblGrid>
-        <w:gridCol w:w="10368"/>
+        <w:gridCol w:w="10570"/>
       </w:tblGrid>
       <w:tr>
         <w:tc>
           <w:tcPr>
-            <w:tcW w:type="dxa" w:w="10368"/>
+            <w:tcW w:type="dxa" w:w="10570"/>
             <w:shd w:fill="E65F1B"/>
             <w:tcMar>
-              <w:top w:w="20" w:type="dxa"/>
+              <w:top w:w="18" w:type="dxa"/>
               <w:start w:w="120" w:type="dxa"/>
-              <w:bottom w:w="20" w:type="dxa"/>
+              <w:bottom w:w="18" w:type="dxa"/>
               <w:end w:w="120" w:type="dxa"/>
             </w:tcMar>
           </w:tcPr>
@@ -33,43 +32,96 @@
     </w:tbl>
     <w:p>
       <w:pPr>
-        <w:spacing w:before="880"/>
+        <w:spacing w:before="200" w:after="60"/>
         <w:jc w:val="center"/>
       </w:pPr>
       <w:r>
         <w:rPr>
+          <w:rFonts w:ascii="Arial" w:hAnsi="Arial"/>
           <w:b/>
           <w:color w:val="E65F1B"/>
-          <w:sz w:val="28"/>
+          <w:sz w:val="22"/>
         </w:rPr>
         <w:t>COURTEDGE PROGEAR</w:t>
       </w:r>
     </w:p>
     <w:p>
       <w:pPr>
-        <w:spacing w:before="160" w:after="120"/>
+        <w:spacing w:after="40"/>
         <w:jc w:val="center"/>
       </w:pPr>
       <w:r>
         <w:rPr>
+          <w:rFonts w:ascii="Arial" w:hAnsi="Arial"/>
           <w:b/>
           <w:color w:val="172033"/>
-          <w:sz w:val="64"/>
+          <w:sz w:val="56"/>
         </w:rPr>
-        <w:t>Team Demo Guide</w:t>
+        <w:t>Customer Demo Guide</w:t>
       </w:r>
     </w:p>
     <w:p>
       <w:pPr>
-        <w:spacing w:after="560"/>
+        <w:spacing w:after="140"/>
         <w:jc w:val="center"/>
       </w:pPr>
       <w:r>
         <w:rPr>
+          <w:rFonts w:ascii="Arial" w:hAnsi="Arial"/>
           <w:color w:val="536078"/>
-          <w:sz w:val="28"/>
+          <w:sz w:val="24"/>
         </w:rPr>
-        <w:t>Everyday access, governed agent identity, and optional FGA approval</w:t>
+        <w:t>A visual presenter runbook for Okta-governed AI agent access</w:t>
+      </w:r>
+    </w:p>
+    <w:p>
+      <w:pPr>
+        <w:spacing w:after="20"/>
+        <w:jc w:val="center"/>
+      </w:pPr>
+      <w:r>
+        <w:drawing>
+          <wp:inline xmlns:a="http://schemas.openxmlformats.org/drawingml/2006/main" xmlns:pic="http://schemas.openxmlformats.org/drawingml/2006/picture">
+            <wp:extent cx="6172200" cy="3857625"/>
+            <wp:docPr id="1" name="Picture 1"/>
+            <wp:cNvGraphicFramePr>
+              <a:graphicFrameLocks noChangeAspect="1"/>
+            </wp:cNvGraphicFramePr>
+            <a:graphic>
+              <a:graphicData uri="http://schemas.openxmlformats.org/drawingml/2006/picture">
+                <pic:pic>
+                  <pic:nvPicPr>
+                    <pic:cNvPr id="0" name="01-sign-in.png"/>
+                    <pic:cNvPicPr/>
+                  </pic:nvPicPr>
+                  <pic:blipFill>
+                    <a:blip r:embed="rId11"/>
+                    <a:stretch>
+                      <a:fillRect/>
+                    </a:stretch>
+                  </pic:blipFill>
+                  <pic:spPr>
+                    <a:xfrm>
+                      <a:off x="0" y="0"/>
+                      <a:ext cx="6172200" cy="3857625"/>
+                    </a:xfrm>
+                    <a:prstGeom prst="rect"/>
+                  </pic:spPr>
+                </pic:pic>
+              </a:graphicData>
+            </a:graphic>
+          </wp:inline>
+        </w:drawing>
+      </w:r>
+    </w:p>
+    <w:p>
+      <w:pPr>
+        <w:pStyle w:val="Caption"/>
+        <w:spacing w:after="80"/>
+        <w:jc w:val="center"/>
+      </w:pPr>
+      <w:r>
+        <w:t>Start here: the custom CourtEdge ProGear agent sign-in experience.</w:t>
       </w:r>
     </w:p>
     <w:tbl>
@@ -80,8 +132,8 @@
         <w:tblLook w:firstColumn="1" w:firstRow="1" w:lastColumn="0" w:lastRow="0" w:noHBand="0" w:noVBand="1" w:val="04A0"/>
       </w:tblPr>
       <w:tblGrid>
-        <w:gridCol w:w="5184"/>
-        <w:gridCol w:w="5184"/>
+        <w:gridCol w:w="1800"/>
+        <w:gridCol w:w="8424"/>
       </w:tblGrid>
       <w:tr>
         <w:tc>
@@ -89,43 +141,51 @@
             <w:tcW w:type="dxa" w:w="1800"/>
             <w:shd w:fill="4A2C1A"/>
             <w:tcMar>
-              <w:top w:w="145" w:type="dxa"/>
+              <w:top w:w="100" w:type="dxa"/>
               <w:start w:w="120" w:type="dxa"/>
-              <w:bottom w:w="145" w:type="dxa"/>
+              <w:bottom w:w="100" w:type="dxa"/>
               <w:end w:w="120" w:type="dxa"/>
             </w:tcMar>
             <w:vAlign w:val="center"/>
           </w:tcPr>
           <w:p>
+            <w:pPr>
+              <w:spacing w:after="0"/>
+              <w:jc w:val="center"/>
+            </w:pPr>
             <w:r>
               <w:rPr>
+                <w:rFonts w:ascii="Arial" w:hAnsi="Arial"/>
                 <w:b/>
                 <w:color w:val="FFFFFF"/>
+                <w:sz w:val="16"/>
               </w:rPr>
-              <w:t>Demo URL</w:t>
+              <w:t>LIVE DEMO</w:t>
             </w:r>
           </w:p>
         </w:tc>
         <w:tc>
           <w:tcPr>
-            <w:tcW w:type="dxa" w:w="7920"/>
+            <w:tcW w:type="dxa" w:w="8424"/>
             <w:shd w:fill="FFFFFF"/>
             <w:tcMar>
-              <w:top w:w="145" w:type="dxa"/>
+              <w:top w:w="100" w:type="dxa"/>
               <w:start w:w="120" w:type="dxa"/>
-              <w:bottom w:w="145" w:type="dxa"/>
+              <w:bottom w:w="100" w:type="dxa"/>
               <w:end w:w="120" w:type="dxa"/>
             </w:tcMar>
-            <w:vAlign w:val="center"/>
           </w:tcPr>
           <w:p>
-            <w:hyperlink r:id="rId11">
+            <w:pPr>
+              <w:spacing w:after="0"/>
+            </w:pPr>
+            <w:hyperlink r:id="rId12">
               <w:r>
                 <w:rPr>
                   <w:color w:val="2457D6"/>
                   <w:u w:val="single"/>
                 </w:rPr>
-                <w:t>https://progear-sales-aiagent.vercel.app</w:t>
+                <w:t>Open the live demo</w:t>
               </w:r>
             </w:hyperlink>
           </w:p>
@@ -137,230 +197,6 @@
             <w:tcW w:type="dxa" w:w="1800"/>
             <w:shd w:fill="4A2C1A"/>
             <w:tcMar>
-              <w:top w:w="145" w:type="dxa"/>
-              <w:start w:w="120" w:type="dxa"/>
-              <w:bottom w:w="145" w:type="dxa"/>
-              <w:end w:w="120" w:type="dxa"/>
-            </w:tcMar>
-            <w:vAlign w:val="center"/>
-          </w:tcPr>
-          <w:p>
-            <w:r>
-              <w:rPr>
-                <w:b/>
-                <w:color w:val="FFFFFF"/>
-              </w:rPr>
-              <w:t>FGA video</w:t>
-            </w:r>
-          </w:p>
-        </w:tc>
-        <w:tc>
-          <w:tcPr>
-            <w:tcW w:type="dxa" w:w="7920"/>
-            <w:shd w:fill="FFF8DB"/>
-            <w:tcMar>
-              <w:top w:w="145" w:type="dxa"/>
-              <w:start w:w="120" w:type="dxa"/>
-              <w:bottom w:w="145" w:type="dxa"/>
-              <w:end w:w="120" w:type="dxa"/>
-            </w:tcMar>
-            <w:vAlign w:val="center"/>
-          </w:tcPr>
-          <w:p>
-            <w:r>
-              <w:t>Paste the Google Drive link here</w:t>
-            </w:r>
-          </w:p>
-        </w:tc>
-      </w:tr>
-      <w:tr>
-        <w:tc>
-          <w:tcPr>
-            <w:tcW w:type="dxa" w:w="1800"/>
-            <w:shd w:fill="4A2C1A"/>
-            <w:tcMar>
-              <w:top w:w="145" w:type="dxa"/>
-              <w:start w:w="120" w:type="dxa"/>
-              <w:bottom w:w="145" w:type="dxa"/>
-              <w:end w:w="120" w:type="dxa"/>
-            </w:tcMar>
-            <w:vAlign w:val="center"/>
-          </w:tcPr>
-          <w:p>
-            <w:r>
-              <w:rPr>
-                <w:b/>
-                <w:color w:val="FFFFFF"/>
-              </w:rPr>
-              <w:t>Updated</w:t>
-            </w:r>
-          </w:p>
-        </w:tc>
-        <w:tc>
-          <w:tcPr>
-            <w:tcW w:type="dxa" w:w="7920"/>
-            <w:shd w:fill="FFFFFF"/>
-            <w:tcMar>
-              <w:top w:w="145" w:type="dxa"/>
-              <w:start w:w="120" w:type="dxa"/>
-              <w:bottom w:w="145" w:type="dxa"/>
-              <w:end w:w="120" w:type="dxa"/>
-            </w:tcMar>
-            <w:vAlign w:val="center"/>
-          </w:tcPr>
-          <w:p>
-            <w:r>
-              <w:t>August 11, 2026</w:t>
-            </w:r>
-          </w:p>
-        </w:tc>
-      </w:tr>
-    </w:tbl>
-    <w:p>
-      <w:pPr>
-        <w:spacing w:before="680" w:after="0"/>
-        <w:jc w:val="center"/>
-      </w:pPr>
-      <w:r>
-        <w:rPr>
-          <w:i/>
-          <w:color w:val="536078"/>
-          <w:sz w:val="18"/>
-        </w:rPr>
-        <w:t>Internal presenter guide • Passwords are managed separately</w:t>
-      </w:r>
-    </w:p>
-    <w:p>
-      <w:r>
-        <w:br w:type="page"/>
-      </w:r>
-    </w:p>
-    <w:p>
-      <w:pPr>
-        <w:pStyle w:val="Heading2"/>
-      </w:pPr>
-      <w:r>
-        <w:t>The story in one minute</w:t>
-      </w:r>
-    </w:p>
-    <w:tbl>
-      <w:tblPr>
-        <w:tblStyle w:val="TableGrid"/>
-        <w:tblW w:type="auto" w:w="0"/>
-        <w:tblLayout w:type="autofit"/>
-        <w:tblLook w:firstColumn="1" w:firstRow="1" w:lastColumn="0" w:lastRow="0" w:noHBand="0" w:noVBand="1" w:val="04A0"/>
-      </w:tblPr>
-      <w:tblGrid>
-        <w:gridCol w:w="2592"/>
-        <w:gridCol w:w="2592"/>
-        <w:gridCol w:w="2592"/>
-        <w:gridCol w:w="2592"/>
-      </w:tblGrid>
-      <w:tr>
-        <w:trPr>
-          <w:tblHeader w:val="true"/>
-        </w:trPr>
-        <w:tc>
-          <w:tcPr>
-            <w:tcW w:type="dxa" w:w="2592"/>
-            <w:shd w:fill="4A2C1A"/>
-            <w:tcMar>
-              <w:top w:w="100" w:type="dxa"/>
-              <w:start w:w="120" w:type="dxa"/>
-              <w:bottom w:w="100" w:type="dxa"/>
-              <w:end w:w="120" w:type="dxa"/>
-            </w:tcMar>
-            <w:vAlign w:val="center"/>
-          </w:tcPr>
-          <w:p>
-            <w:r>
-              <w:rPr>
-                <w:b/>
-                <w:color w:val="FFFFFF"/>
-                <w:sz w:val="18"/>
-              </w:rPr>
-              <w:t>Persona</w:t>
-            </w:r>
-          </w:p>
-        </w:tc>
-        <w:tc>
-          <w:tcPr>
-            <w:tcW w:type="dxa" w:w="2592"/>
-            <w:shd w:fill="4A2C1A"/>
-            <w:tcMar>
-              <w:top w:w="100" w:type="dxa"/>
-              <w:start w:w="120" w:type="dxa"/>
-              <w:bottom w:w="100" w:type="dxa"/>
-              <w:end w:w="120" w:type="dxa"/>
-            </w:tcMar>
-            <w:vAlign w:val="center"/>
-          </w:tcPr>
-          <w:p>
-            <w:r>
-              <w:rPr>
-                <w:b/>
-                <w:color w:val="FFFFFF"/>
-                <w:sz w:val="18"/>
-              </w:rPr>
-              <w:t>Okta role</w:t>
-            </w:r>
-          </w:p>
-        </w:tc>
-        <w:tc>
-          <w:tcPr>
-            <w:tcW w:type="dxa" w:w="2592"/>
-            <w:shd w:fill="4A2C1A"/>
-            <w:tcMar>
-              <w:top w:w="100" w:type="dxa"/>
-              <w:start w:w="120" w:type="dxa"/>
-              <w:bottom w:w="100" w:type="dxa"/>
-              <w:end w:w="120" w:type="dxa"/>
-            </w:tcMar>
-            <w:vAlign w:val="center"/>
-          </w:tcPr>
-          <w:p>
-            <w:r>
-              <w:rPr>
-                <w:b/>
-                <w:color w:val="FFFFFF"/>
-                <w:sz w:val="18"/>
-              </w:rPr>
-              <w:t>Manager</w:t>
-            </w:r>
-          </w:p>
-        </w:tc>
-        <w:tc>
-          <w:tcPr>
-            <w:tcW w:type="dxa" w:w="2592"/>
-            <w:shd w:fill="4A2C1A"/>
-            <w:tcMar>
-              <w:top w:w="100" w:type="dxa"/>
-              <w:start w:w="120" w:type="dxa"/>
-              <w:bottom w:w="100" w:type="dxa"/>
-              <w:end w:w="120" w:type="dxa"/>
-            </w:tcMar>
-            <w:vAlign w:val="center"/>
-          </w:tcPr>
-          <w:p>
-            <w:r>
-              <w:rPr>
-                <w:b/>
-                <w:color w:val="FFFFFF"/>
-                <w:sz w:val="18"/>
-              </w:rPr>
-              <w:t>What to demonstrate</w:t>
-            </w:r>
-          </w:p>
-        </w:tc>
-      </w:tr>
-      <w:tr>
-        <w:trPr>
-          <w:cantSplit/>
-        </w:trPr>
-        <w:tc>
-          <w:tcPr>
-            <w:tcW w:type="dxa" w:w="2592"/>
-            <w:tcMar>
               <w:top w:w="100" w:type="dxa"/>
               <w:start w:w="120" w:type="dxa"/>
               <w:bottom w:w="100" w:type="dxa"/>
@@ -371,1227 +207,142 @@
           <w:p>
             <w:pPr>
               <w:spacing w:after="0"/>
+              <w:jc w:val="center"/>
             </w:pPr>
             <w:r>
               <w:rPr>
-                <w:sz w:val="17"/>
+                <w:rFonts w:ascii="Arial" w:hAnsi="Arial"/>
+                <w:b/>
+                <w:color w:val="FFFFFF"/>
+                <w:sz w:val="16"/>
               </w:rPr>
-              <w:t>Sarah Sales</w:t>
+              <w:t>UPDATE VIDEO</w:t>
             </w:r>
           </w:p>
         </w:tc>
         <w:tc>
           <w:tcPr>
-            <w:tcW w:type="dxa" w:w="2592"/>
+            <w:tcW w:type="dxa" w:w="8424"/>
+            <w:shd w:fill="FFF8DB"/>
             <w:tcMar>
               <w:top w:w="100" w:type="dxa"/>
               <w:start w:w="120" w:type="dxa"/>
               <w:bottom w:w="100" w:type="dxa"/>
               <w:end w:w="120" w:type="dxa"/>
             </w:tcMar>
+          </w:tcPr>
+          <w:p>
+            <w:pPr>
+              <w:spacing w:after="0"/>
+            </w:pPr>
+            <w:hyperlink r:id="rId13">
+              <w:r>
+                <w:rPr>
+                  <w:color w:val="2457D6"/>
+                  <w:u w:val="single"/>
+                </w:rPr>
+                <w:t>Watch the recorded walkthrough</w:t>
+              </w:r>
+            </w:hyperlink>
+          </w:p>
+        </w:tc>
+      </w:tr>
+    </w:tbl>
+    <w:p>
+      <w:pPr>
+        <w:spacing w:before="80" w:after="0"/>
+        <w:jc w:val="center"/>
+      </w:pPr>
+      <w:r>
+        <w:rPr>
+          <w:rFonts w:ascii="Arial" w:hAnsi="Arial"/>
+          <w:i/>
+          <w:color w:val="536078"/>
+          <w:sz w:val="15"/>
+        </w:rPr>
+        <w:t>Internal presenter guide  •  Updated August 11, 2026  •  Keep credentials separate</w:t>
+      </w:r>
+    </w:p>
+    <w:p>
+      <w:r>
+        <w:br w:type="page"/>
+      </w:r>
+    </w:p>
+    <w:tbl>
+      <w:tblPr>
+        <w:tblW w:type="auto" w:w="0"/>
+        <w:tblLayout w:type="fixed"/>
+        <w:tblLook w:firstColumn="1" w:firstRow="1" w:lastColumn="0" w:lastRow="0" w:noHBand="0" w:noVBand="1" w:val="04A0"/>
+      </w:tblPr>
+      <w:tblGrid>
+        <w:gridCol w:w="835"/>
+        <w:gridCol w:w="9735"/>
+      </w:tblGrid>
+      <w:tr>
+        <w:tc>
+          <w:tcPr>
+            <w:tcW w:type="dxa" w:w="835"/>
+            <w:shd w:fill="E65F1B"/>
+            <w:tcMar>
+              <w:top w:w="80" w:type="dxa"/>
+              <w:start w:w="60" w:type="dxa"/>
+              <w:bottom w:w="80" w:type="dxa"/>
+              <w:end w:w="60" w:type="dxa"/>
+            </w:tcMar>
             <w:vAlign w:val="center"/>
           </w:tcPr>
+          <w:p>
+            <w:pPr>
+              <w:spacing w:after="0"/>
+              <w:jc w:val="center"/>
+            </w:pPr>
+            <w:r>
+              <w:rPr>
+                <w:rFonts w:ascii="Arial" w:hAnsi="Arial"/>
+                <w:b/>
+                <w:color w:val="FFFFFF"/>
+                <w:sz w:val="28"/>
+              </w:rPr>
+              <w:t>01</w:t>
+            </w:r>
+          </w:p>
+        </w:tc>
+        <w:tc>
+          <w:tcPr>
+            <w:tcW w:type="dxa" w:w="9735"/>
+            <w:shd w:fill="FFFFFF"/>
+            <w:tcMar>
+              <w:top w:w="20" w:type="dxa"/>
+              <w:start w:w="130" w:type="dxa"/>
+              <w:bottom w:w="20" w:type="dxa"/>
+              <w:end w:w="40" w:type="dxa"/>
+            </w:tcMar>
+          </w:tcPr>
+          <w:p>
+            <w:pPr>
+              <w:spacing w:after="20"/>
+            </w:pPr>
+            <w:r>
+              <w:rPr>
+                <w:rFonts w:ascii="Arial" w:hAnsi="Arial"/>
+                <w:b/>
+                <w:color w:val="4A2C1A"/>
+                <w:sz w:val="36"/>
+              </w:rPr>
+              <w:t>Know the story before you click</w:t>
+            </w:r>
+          </w:p>
           <w:p>
             <w:pPr>
               <w:spacing w:after="0"/>
             </w:pPr>
             <w:r>
               <w:rPr>
+                <w:rFonts w:ascii="Arial" w:hAnsi="Arial"/>
+                <w:color w:val="536078"/>
                 <w:sz w:val="17"/>
               </w:rPr>
-              <w:t>0 — Sales</w:t>
-            </w:r>
-          </w:p>
-        </w:tc>
-        <w:tc>
-          <w:tcPr>
-            <w:tcW w:type="dxa" w:w="2592"/>
-            <w:tcMar>
-              <w:top w:w="100" w:type="dxa"/>
-              <w:start w:w="120" w:type="dxa"/>
-              <w:bottom w:w="100" w:type="dxa"/>
-              <w:end w:w="120" w:type="dxa"/>
-            </w:tcMar>
-            <w:vAlign w:val="center"/>
-          </w:tcPr>
-          <w:p>
-            <w:pPr>
-              <w:spacing w:after="0"/>
-            </w:pPr>
-            <w:r>
-              <w:rPr>
-                <w:sz w:val="17"/>
-              </w:rPr>
-              <w:t>False</w:t>
-            </w:r>
-          </w:p>
-        </w:tc>
-        <w:tc>
-          <w:tcPr>
-            <w:tcW w:type="dxa" w:w="2592"/>
-            <w:tcMar>
-              <w:top w:w="100" w:type="dxa"/>
-              <w:start w:w="120" w:type="dxa"/>
-              <w:bottom w:w="100" w:type="dxa"/>
-              <w:end w:w="120" w:type="dxa"/>
-            </w:tcMar>
-            <w:vAlign w:val="center"/>
-          </w:tcPr>
-          <w:p>
-            <w:pPr>
-              <w:spacing w:after="0"/>
-            </w:pPr>
-            <w:r>
-              <w:rPr>
-                <w:sz w:val="17"/>
-              </w:rPr>
-              <w:t>Reads inventory. Every inventory write is denied with manager guidance.</w:t>
-            </w:r>
-          </w:p>
-        </w:tc>
-      </w:tr>
-      <w:tr>
-        <w:trPr>
-          <w:cantSplit/>
-        </w:trPr>
-        <w:tc>
-          <w:tcPr>
-            <w:tcW w:type="dxa" w:w="2592"/>
-            <w:shd w:fill="F6F8FC"/>
-            <w:tcMar>
-              <w:top w:w="100" w:type="dxa"/>
-              <w:start w:w="120" w:type="dxa"/>
-              <w:bottom w:w="100" w:type="dxa"/>
-              <w:end w:w="120" w:type="dxa"/>
-            </w:tcMar>
-            <w:vAlign w:val="center"/>
-          </w:tcPr>
-          <w:p>
-            <w:pPr>
-              <w:spacing w:after="0"/>
-            </w:pPr>
-            <w:r>
-              <w:rPr>
-                <w:sz w:val="17"/>
-              </w:rPr>
-              <w:t>Mike Manager</w:t>
-            </w:r>
-          </w:p>
-        </w:tc>
-        <w:tc>
-          <w:tcPr>
-            <w:tcW w:type="dxa" w:w="2592"/>
-            <w:shd w:fill="F6F8FC"/>
-            <w:tcMar>
-              <w:top w:w="100" w:type="dxa"/>
-              <w:start w:w="120" w:type="dxa"/>
-              <w:bottom w:w="100" w:type="dxa"/>
-              <w:end w:w="120" w:type="dxa"/>
-            </w:tcMar>
-            <w:vAlign w:val="center"/>
-          </w:tcPr>
-          <w:p>
-            <w:pPr>
-              <w:spacing w:after="0"/>
-            </w:pPr>
-            <w:r>
-              <w:rPr>
-                <w:sz w:val="17"/>
-              </w:rPr>
-              <w:t>1 — Manager</w:t>
-            </w:r>
-          </w:p>
-        </w:tc>
-        <w:tc>
-          <w:tcPr>
-            <w:tcW w:type="dxa" w:w="2592"/>
-            <w:shd w:fill="F6F8FC"/>
-            <w:tcMar>
-              <w:top w:w="100" w:type="dxa"/>
-              <w:start w:w="120" w:type="dxa"/>
-              <w:bottom w:w="100" w:type="dxa"/>
-              <w:end w:w="120" w:type="dxa"/>
-            </w:tcMar>
-            <w:vAlign w:val="center"/>
-          </w:tcPr>
-          <w:p>
-            <w:pPr>
-              <w:spacing w:after="0"/>
-            </w:pPr>
-            <w:r>
-              <w:rPr>
-                <w:sz w:val="17"/>
-              </w:rPr>
-              <w:t>True</w:t>
-            </w:r>
-          </w:p>
-        </w:tc>
-        <w:tc>
-          <w:tcPr>
-            <w:tcW w:type="dxa" w:w="2592"/>
-            <w:shd w:fill="F6F8FC"/>
-            <w:tcMar>
-              <w:top w:w="100" w:type="dxa"/>
-              <w:start w:w="120" w:type="dxa"/>
-              <w:bottom w:w="100" w:type="dxa"/>
-              <w:end w:w="120" w:type="dxa"/>
-            </w:tcMar>
-            <w:vAlign w:val="center"/>
-          </w:tcPr>
-          <w:p>
-            <w:pPr>
-              <w:spacing w:after="0"/>
-            </w:pPr>
-            <w:r>
-              <w:rPr>
-                <w:sz w:val="17"/>
-              </w:rPr>
-              <w:t>Writes 1–600 units. A 601+ write needs a VP.</w:t>
-            </w:r>
-          </w:p>
-        </w:tc>
-      </w:tr>
-      <w:tr>
-        <w:trPr>
-          <w:cantSplit/>
-        </w:trPr>
-        <w:tc>
-          <w:tcPr>
-            <w:tcW w:type="dxa" w:w="2592"/>
-            <w:tcMar>
-              <w:top w:w="100" w:type="dxa"/>
-              <w:start w:w="120" w:type="dxa"/>
-              <w:bottom w:w="100" w:type="dxa"/>
-              <w:end w:w="120" w:type="dxa"/>
-            </w:tcMar>
-            <w:vAlign w:val="center"/>
-          </w:tcPr>
-          <w:p>
-            <w:pPr>
-              <w:spacing w:after="0"/>
-            </w:pPr>
-            <w:r>
-              <w:rPr>
-                <w:sz w:val="17"/>
-              </w:rPr>
-              <w:t>Joe VP</w:t>
-            </w:r>
-          </w:p>
-        </w:tc>
-        <w:tc>
-          <w:tcPr>
-            <w:tcW w:type="dxa" w:w="2592"/>
-            <w:tcMar>
-              <w:top w:w="100" w:type="dxa"/>
-              <w:start w:w="120" w:type="dxa"/>
-              <w:bottom w:w="100" w:type="dxa"/>
-              <w:end w:w="120" w:type="dxa"/>
-            </w:tcMar>
-            <w:vAlign w:val="center"/>
-          </w:tcPr>
-          <w:p>
-            <w:pPr>
-              <w:spacing w:after="0"/>
-            </w:pPr>
-            <w:r>
-              <w:rPr>
-                <w:sz w:val="17"/>
-              </w:rPr>
-              <w:t>2 — VP</w:t>
-            </w:r>
-          </w:p>
-        </w:tc>
-        <w:tc>
-          <w:tcPr>
-            <w:tcW w:type="dxa" w:w="2592"/>
-            <w:tcMar>
-              <w:top w:w="100" w:type="dxa"/>
-              <w:start w:w="120" w:type="dxa"/>
-              <w:bottom w:w="100" w:type="dxa"/>
-              <w:end w:w="120" w:type="dxa"/>
-            </w:tcMar>
-            <w:vAlign w:val="center"/>
-          </w:tcPr>
-          <w:p>
-            <w:pPr>
-              <w:spacing w:after="0"/>
-            </w:pPr>
-            <w:r>
-              <w:rPr>
-                <w:sz w:val="17"/>
-              </w:rPr>
-              <w:t>True</w:t>
-            </w:r>
-          </w:p>
-        </w:tc>
-        <w:tc>
-          <w:tcPr>
-            <w:tcW w:type="dxa" w:w="2592"/>
-            <w:tcMar>
-              <w:top w:w="100" w:type="dxa"/>
-              <w:start w:w="120" w:type="dxa"/>
-              <w:bottom w:w="100" w:type="dxa"/>
-              <w:end w:w="120" w:type="dxa"/>
-            </w:tcMar>
-            <w:vAlign w:val="center"/>
-          </w:tcPr>
-          <w:p>
-            <w:pPr>
-              <w:spacing w:after="0"/>
-            </w:pPr>
-            <w:r>
-              <w:rPr>
-                <w:sz w:val="17"/>
-              </w:rPr>
-              <w:t>Approves Mike's 601+ request and may write any quantity directly.</w:t>
-            </w:r>
-          </w:p>
-        </w:tc>
-      </w:tr>
-    </w:tbl>
-    <w:p>
-      <w:pPr>
-        <w:spacing w:after="0"/>
-      </w:pPr>
-    </w:p>
-    <w:p>
-      <w:r>
-        <w:rPr>
-          <w:rFonts w:ascii="Aptos Mono" w:hAnsi="Aptos Mono"/>
-          <w:color w:val="6437E8"/>
-          <w:sz w:val="18"/>
-        </w:rPr>
-        <w:t>On vacation</w:t>
-      </w:r>
-      <w:r>
-        <w:t xml:space="preserve"> is separate from role. When it is True, the agent cannot act for that employee and stops before ID-JAG for every protected resource.</w:t>
-      </w:r>
-    </w:p>
-    <w:p>
-      <w:pPr>
-        <w:pStyle w:val="Heading2"/>
-      </w:pPr>
-      <w:r>
-        <w:t>Quick run of show</w:t>
-      </w:r>
-    </w:p>
-    <w:tbl>
-      <w:tblPr>
-        <w:tblStyle w:val="TableGrid"/>
-        <w:tblW w:type="auto" w:w="0"/>
-        <w:tblLayout w:type="autofit"/>
-        <w:tblLook w:firstColumn="1" w:firstRow="1" w:lastColumn="0" w:lastRow="0" w:noHBand="0" w:noVBand="1" w:val="04A0"/>
-      </w:tblPr>
-      <w:tblGrid>
-        <w:gridCol w:w="3456"/>
-        <w:gridCol w:w="3456"/>
-        <w:gridCol w:w="3456"/>
-      </w:tblGrid>
-      <w:tr>
-        <w:trPr>
-          <w:tblHeader w:val="true"/>
-        </w:trPr>
-        <w:tc>
-          <w:tcPr>
-            <w:tcW w:type="dxa" w:w="3456"/>
-            <w:shd w:fill="4A2C1A"/>
-            <w:tcMar>
-              <w:top w:w="100" w:type="dxa"/>
-              <w:start w:w="120" w:type="dxa"/>
-              <w:bottom w:w="100" w:type="dxa"/>
-              <w:end w:w="120" w:type="dxa"/>
-            </w:tcMar>
-            <w:vAlign w:val="center"/>
-          </w:tcPr>
-          <w:p>
-            <w:r>
-              <w:rPr>
-                <w:b/>
-                <w:color w:val="FFFFFF"/>
-                <w:sz w:val="18"/>
-              </w:rPr>
-              <w:t>Step</w:t>
-            </w:r>
-          </w:p>
-        </w:tc>
-        <w:tc>
-          <w:tcPr>
-            <w:tcW w:type="dxa" w:w="3456"/>
-            <w:shd w:fill="4A2C1A"/>
-            <w:tcMar>
-              <w:top w:w="100" w:type="dxa"/>
-              <w:start w:w="120" w:type="dxa"/>
-              <w:bottom w:w="100" w:type="dxa"/>
-              <w:end w:w="120" w:type="dxa"/>
-            </w:tcMar>
-            <w:vAlign w:val="center"/>
-          </w:tcPr>
-          <w:p>
-            <w:r>
-              <w:rPr>
-                <w:b/>
-                <w:color w:val="FFFFFF"/>
-                <w:sz w:val="18"/>
-              </w:rPr>
-              <w:t>Presenter action</w:t>
-            </w:r>
-          </w:p>
-        </w:tc>
-        <w:tc>
-          <w:tcPr>
-            <w:tcW w:type="dxa" w:w="3456"/>
-            <w:shd w:fill="4A2C1A"/>
-            <w:tcMar>
-              <w:top w:w="100" w:type="dxa"/>
-              <w:start w:w="120" w:type="dxa"/>
-              <w:bottom w:w="100" w:type="dxa"/>
-              <w:end w:w="120" w:type="dxa"/>
-            </w:tcMar>
-            <w:vAlign w:val="center"/>
-          </w:tcPr>
-          <w:p>
-            <w:r>
-              <w:rPr>
-                <w:b/>
-                <w:color w:val="FFFFFF"/>
-                <w:sz w:val="18"/>
-              </w:rPr>
-              <w:t>Expected result</w:t>
-            </w:r>
-          </w:p>
-        </w:tc>
-      </w:tr>
-      <w:tr>
-        <w:trPr>
-          <w:cantSplit/>
-        </w:trPr>
-        <w:tc>
-          <w:tcPr>
-            <w:tcW w:type="dxa" w:w="3456"/>
-            <w:tcMar>
-              <w:top w:w="100" w:type="dxa"/>
-              <w:start w:w="120" w:type="dxa"/>
-              <w:bottom w:w="100" w:type="dxa"/>
-              <w:end w:w="120" w:type="dxa"/>
-            </w:tcMar>
-            <w:vAlign w:val="center"/>
-          </w:tcPr>
-          <w:p>
-            <w:pPr>
-              <w:spacing w:after="0"/>
-            </w:pPr>
-            <w:r>
-              <w:rPr>
-                <w:sz w:val="17"/>
-              </w:rPr>
-              <w:t>1</w:t>
-            </w:r>
-          </w:p>
-        </w:tc>
-        <w:tc>
-          <w:tcPr>
-            <w:tcW w:type="dxa" w:w="3456"/>
-            <w:tcMar>
-              <w:top w:w="100" w:type="dxa"/>
-              <w:start w:w="120" w:type="dxa"/>
-              <w:bottom w:w="100" w:type="dxa"/>
-              <w:end w:w="120" w:type="dxa"/>
-            </w:tcMar>
-            <w:vAlign w:val="center"/>
-          </w:tcPr>
-          <w:p>
-            <w:pPr>
-              <w:spacing w:after="0"/>
-            </w:pPr>
-            <w:r>
-              <w:rPr>
-                <w:sz w:val="17"/>
-              </w:rPr>
-              <w:t>Open ProGear and sign in as Sarah.</w:t>
-            </w:r>
-          </w:p>
-        </w:tc>
-        <w:tc>
-          <w:tcPr>
-            <w:tcW w:type="dxa" w:w="3456"/>
-            <w:tcMar>
-              <w:top w:w="100" w:type="dxa"/>
-              <w:start w:w="120" w:type="dxa"/>
-              <w:bottom w:w="100" w:type="dxa"/>
-              <w:end w:w="120" w:type="dxa"/>
-            </w:tcMar>
-            <w:vAlign w:val="center"/>
-          </w:tcPr>
-          <w:p>
-            <w:pPr>
-              <w:spacing w:after="0"/>
-            </w:pPr>
-            <w:r>
-              <w:rPr>
-                <w:sz w:val="17"/>
-              </w:rPr>
-              <w:t>Simple mode opens; FGA is off.</w:t>
-            </w:r>
-          </w:p>
-        </w:tc>
-      </w:tr>
-      <w:tr>
-        <w:trPr>
-          <w:cantSplit/>
-        </w:trPr>
-        <w:tc>
-          <w:tcPr>
-            <w:tcW w:type="dxa" w:w="3456"/>
-            <w:shd w:fill="F6F8FC"/>
-            <w:tcMar>
-              <w:top w:w="100" w:type="dxa"/>
-              <w:start w:w="120" w:type="dxa"/>
-              <w:bottom w:w="100" w:type="dxa"/>
-              <w:end w:w="120" w:type="dxa"/>
-            </w:tcMar>
-            <w:vAlign w:val="center"/>
-          </w:tcPr>
-          <w:p>
-            <w:pPr>
-              <w:spacing w:after="0"/>
-            </w:pPr>
-            <w:r>
-              <w:rPr>
-                <w:sz w:val="17"/>
-              </w:rPr>
-              <w:t>2</w:t>
-            </w:r>
-          </w:p>
-        </w:tc>
-        <w:tc>
-          <w:tcPr>
-            <w:tcW w:type="dxa" w:w="3456"/>
-            <w:shd w:fill="F6F8FC"/>
-            <w:tcMar>
-              <w:top w:w="100" w:type="dxa"/>
-              <w:start w:w="120" w:type="dxa"/>
-              <w:bottom w:w="100" w:type="dxa"/>
-              <w:end w:w="120" w:type="dxa"/>
-            </w:tcMar>
-            <w:vAlign w:val="center"/>
-          </w:tcPr>
-          <w:p>
-            <w:pPr>
-              <w:spacing w:after="0"/>
-            </w:pPr>
-            <w:r>
-              <w:rPr>
-                <w:sz w:val="17"/>
-              </w:rPr>
-              <w:t xml:space="preserve">Ask: </w:t>
-            </w:r>
-            <w:r>
-              <w:rPr>
-                <w:b/>
-                <w:sz w:val="17"/>
-              </w:rPr>
-              <w:t>How many basketballs are in stock?</w:t>
-            </w:r>
-          </w:p>
-        </w:tc>
-        <w:tc>
-          <w:tcPr>
-            <w:tcW w:type="dxa" w:w="3456"/>
-            <w:shd w:fill="F6F8FC"/>
-            <w:tcMar>
-              <w:top w:w="100" w:type="dxa"/>
-              <w:start w:w="120" w:type="dxa"/>
-              <w:bottom w:w="100" w:type="dxa"/>
-              <w:end w:w="120" w:type="dxa"/>
-            </w:tcMar>
-            <w:vAlign w:val="center"/>
-          </w:tcPr>
-          <w:p>
-            <w:pPr>
-              <w:spacing w:after="0"/>
-            </w:pPr>
-            <w:r>
-              <w:rPr>
-                <w:sz w:val="17"/>
-              </w:rPr>
-              <w:t>The read succeeds.</w:t>
-            </w:r>
-          </w:p>
-        </w:tc>
-      </w:tr>
-      <w:tr>
-        <w:trPr>
-          <w:cantSplit/>
-        </w:trPr>
-        <w:tc>
-          <w:tcPr>
-            <w:tcW w:type="dxa" w:w="3456"/>
-            <w:tcMar>
-              <w:top w:w="100" w:type="dxa"/>
-              <w:start w:w="120" w:type="dxa"/>
-              <w:bottom w:w="100" w:type="dxa"/>
-              <w:end w:w="120" w:type="dxa"/>
-            </w:tcMar>
-            <w:vAlign w:val="center"/>
-          </w:tcPr>
-          <w:p>
-            <w:pPr>
-              <w:spacing w:after="0"/>
-            </w:pPr>
-            <w:r>
-              <w:rPr>
-                <w:sz w:val="17"/>
-              </w:rPr>
-              <w:t>3</w:t>
-            </w:r>
-          </w:p>
-        </w:tc>
-        <w:tc>
-          <w:tcPr>
-            <w:tcW w:type="dxa" w:w="3456"/>
-            <w:tcMar>
-              <w:top w:w="100" w:type="dxa"/>
-              <w:start w:w="120" w:type="dxa"/>
-              <w:bottom w:w="100" w:type="dxa"/>
-              <w:end w:w="120" w:type="dxa"/>
-            </w:tcMar>
-            <w:vAlign w:val="center"/>
-          </w:tcPr>
-          <w:p>
-            <w:pPr>
-              <w:spacing w:after="0"/>
-            </w:pPr>
-            <w:r>
-              <w:rPr>
-                <w:sz w:val="17"/>
-              </w:rPr>
-              <w:t xml:space="preserve">Ask: </w:t>
-            </w:r>
-            <w:r>
-              <w:rPr>
-                <w:b/>
-                <w:sz w:val="17"/>
-              </w:rPr>
-              <w:t>Can you add 50 basketballs to the inventory?</w:t>
-            </w:r>
-          </w:p>
-        </w:tc>
-        <w:tc>
-          <w:tcPr>
-            <w:tcW w:type="dxa" w:w="3456"/>
-            <w:tcMar>
-              <w:top w:w="100" w:type="dxa"/>
-              <w:start w:w="120" w:type="dxa"/>
-              <w:bottom w:w="100" w:type="dxa"/>
-              <w:end w:w="120" w:type="dxa"/>
-            </w:tcMar>
-            <w:vAlign w:val="center"/>
-          </w:tcPr>
-          <w:p>
-            <w:pPr>
-              <w:spacing w:after="0"/>
-            </w:pPr>
-            <w:r>
-              <w:rPr>
-                <w:sz w:val="17"/>
-              </w:rPr>
-              <w:t>No change. Sarah is told to contact her manager.</w:t>
-            </w:r>
-          </w:p>
-        </w:tc>
-      </w:tr>
-      <w:tr>
-        <w:trPr>
-          <w:cantSplit/>
-        </w:trPr>
-        <w:tc>
-          <w:tcPr>
-            <w:tcW w:type="dxa" w:w="3456"/>
-            <w:shd w:fill="F6F8FC"/>
-            <w:tcMar>
-              <w:top w:w="100" w:type="dxa"/>
-              <w:start w:w="120" w:type="dxa"/>
-              <w:bottom w:w="100" w:type="dxa"/>
-              <w:end w:w="120" w:type="dxa"/>
-            </w:tcMar>
-            <w:vAlign w:val="center"/>
-          </w:tcPr>
-          <w:p>
-            <w:pPr>
-              <w:spacing w:after="0"/>
-            </w:pPr>
-            <w:r>
-              <w:rPr>
-                <w:sz w:val="17"/>
-              </w:rPr>
-              <w:t>4</w:t>
-            </w:r>
-          </w:p>
-        </w:tc>
-        <w:tc>
-          <w:tcPr>
-            <w:tcW w:type="dxa" w:w="3456"/>
-            <w:shd w:fill="F6F8FC"/>
-            <w:tcMar>
-              <w:top w:w="100" w:type="dxa"/>
-              <w:start w:w="120" w:type="dxa"/>
-              <w:bottom w:w="100" w:type="dxa"/>
-              <w:end w:w="120" w:type="dxa"/>
-            </w:tcMar>
-            <w:vAlign w:val="center"/>
-          </w:tcPr>
-          <w:p>
-            <w:pPr>
-              <w:spacing w:after="0"/>
-            </w:pPr>
-            <w:r>
-              <w:rPr>
-                <w:sz w:val="17"/>
-              </w:rPr>
-              <w:t>Sign out, then sign in as Mike.</w:t>
-            </w:r>
-          </w:p>
-        </w:tc>
-        <w:tc>
-          <w:tcPr>
-            <w:tcW w:type="dxa" w:w="3456"/>
-            <w:shd w:fill="F6F8FC"/>
-            <w:tcMar>
-              <w:top w:w="100" w:type="dxa"/>
-              <w:start w:w="120" w:type="dxa"/>
-              <w:bottom w:w="100" w:type="dxa"/>
-              <w:end w:w="120" w:type="dxa"/>
-            </w:tcMar>
-            <w:vAlign w:val="center"/>
-          </w:tcPr>
-          <w:p>
-            <w:pPr>
-              <w:spacing w:after="0"/>
-            </w:pPr>
-            <w:r>
-              <w:rPr>
-                <w:sz w:val="17"/>
-              </w:rPr>
-              <w:t>The next session again starts with FGA off.</w:t>
-            </w:r>
-          </w:p>
-        </w:tc>
-      </w:tr>
-      <w:tr>
-        <w:trPr>
-          <w:cantSplit/>
-        </w:trPr>
-        <w:tc>
-          <w:tcPr>
-            <w:tcW w:type="dxa" w:w="3456"/>
-            <w:tcMar>
-              <w:top w:w="100" w:type="dxa"/>
-              <w:start w:w="120" w:type="dxa"/>
-              <w:bottom w:w="100" w:type="dxa"/>
-              <w:end w:w="120" w:type="dxa"/>
-            </w:tcMar>
-            <w:vAlign w:val="center"/>
-          </w:tcPr>
-          <w:p>
-            <w:pPr>
-              <w:spacing w:after="0"/>
-            </w:pPr>
-            <w:r>
-              <w:rPr>
-                <w:sz w:val="17"/>
-              </w:rPr>
-              <w:t>5</w:t>
-            </w:r>
-          </w:p>
-        </w:tc>
-        <w:tc>
-          <w:tcPr>
-            <w:tcW w:type="dxa" w:w="3456"/>
-            <w:tcMar>
-              <w:top w:w="100" w:type="dxa"/>
-              <w:start w:w="120" w:type="dxa"/>
-              <w:bottom w:w="100" w:type="dxa"/>
-              <w:end w:w="120" w:type="dxa"/>
-            </w:tcMar>
-            <w:vAlign w:val="center"/>
-          </w:tcPr>
-          <w:p>
-            <w:pPr>
-              <w:spacing w:after="0"/>
-            </w:pPr>
-            <w:r>
-              <w:rPr>
-                <w:sz w:val="17"/>
-              </w:rPr>
-              <w:t xml:space="preserve">Ask: </w:t>
-            </w:r>
-            <w:r>
-              <w:rPr>
-                <w:b/>
-                <w:sz w:val="17"/>
-              </w:rPr>
-              <w:t>Can you add 50 basketballs to the inventory?</w:t>
-            </w:r>
-          </w:p>
-        </w:tc>
-        <w:tc>
-          <w:tcPr>
-            <w:tcW w:type="dxa" w:w="3456"/>
-            <w:tcMar>
-              <w:top w:w="100" w:type="dxa"/>
-              <w:start w:w="120" w:type="dxa"/>
-              <w:bottom w:w="100" w:type="dxa"/>
-              <w:end w:w="120" w:type="dxa"/>
-            </w:tcMar>
-            <w:vAlign w:val="center"/>
-          </w:tcPr>
-          <w:p>
-            <w:pPr>
-              <w:spacing w:after="0"/>
-            </w:pPr>
-            <w:r>
-              <w:rPr>
-                <w:sz w:val="17"/>
-              </w:rPr>
-              <w:t>The write executes because Mike is a Manager.</w:t>
-            </w:r>
-          </w:p>
-        </w:tc>
-      </w:tr>
-      <w:tr>
-        <w:trPr>
-          <w:cantSplit/>
-        </w:trPr>
-        <w:tc>
-          <w:tcPr>
-            <w:tcW w:type="dxa" w:w="3456"/>
-            <w:shd w:fill="F6F8FC"/>
-            <w:tcMar>
-              <w:top w:w="100" w:type="dxa"/>
-              <w:start w:w="120" w:type="dxa"/>
-              <w:bottom w:w="100" w:type="dxa"/>
-              <w:end w:w="120" w:type="dxa"/>
-            </w:tcMar>
-            <w:vAlign w:val="center"/>
-          </w:tcPr>
-          <w:p>
-            <w:pPr>
-              <w:spacing w:after="0"/>
-            </w:pPr>
-            <w:r>
-              <w:rPr>
-                <w:sz w:val="17"/>
-              </w:rPr>
-              <w:t>6</w:t>
-            </w:r>
-          </w:p>
-        </w:tc>
-        <w:tc>
-          <w:tcPr>
-            <w:tcW w:type="dxa" w:w="3456"/>
-            <w:shd w:fill="F6F8FC"/>
-            <w:tcMar>
-              <w:top w:w="100" w:type="dxa"/>
-              <w:start w:w="120" w:type="dxa"/>
-              <w:bottom w:w="100" w:type="dxa"/>
-              <w:end w:w="120" w:type="dxa"/>
-            </w:tcMar>
-            <w:vAlign w:val="center"/>
-          </w:tcPr>
-          <w:p>
-            <w:pPr>
-              <w:spacing w:after="0"/>
-            </w:pPr>
-            <w:r>
-              <w:rPr>
-                <w:sz w:val="17"/>
-              </w:rPr>
-              <w:t xml:space="preserve">Ask: </w:t>
-            </w:r>
-            <w:r>
-              <w:rPr>
-                <w:b/>
-                <w:sz w:val="17"/>
-              </w:rPr>
-              <w:t>Can you add 601 basketballs to the inventory?</w:t>
-            </w:r>
-          </w:p>
-        </w:tc>
-        <w:tc>
-          <w:tcPr>
-            <w:tcW w:type="dxa" w:w="3456"/>
-            <w:shd w:fill="F6F8FC"/>
-            <w:tcMar>
-              <w:top w:w="100" w:type="dxa"/>
-              <w:start w:w="120" w:type="dxa"/>
-              <w:bottom w:w="100" w:type="dxa"/>
-              <w:end w:w="120" w:type="dxa"/>
-            </w:tcMar>
-            <w:vAlign w:val="center"/>
-          </w:tcPr>
-          <w:p>
-            <w:pPr>
-              <w:spacing w:after="0"/>
-            </w:pPr>
-            <w:r>
-              <w:rPr>
-                <w:sz w:val="17"/>
-              </w:rPr>
-              <w:t>In simple mode, no change. Mike is told a VP is required.</w:t>
-            </w:r>
-          </w:p>
-        </w:tc>
-      </w:tr>
-      <w:tr>
-        <w:trPr>
-          <w:cantSplit/>
-        </w:trPr>
-        <w:tc>
-          <w:tcPr>
-            <w:tcW w:type="dxa" w:w="3456"/>
-            <w:tcMar>
-              <w:top w:w="100" w:type="dxa"/>
-              <w:start w:w="120" w:type="dxa"/>
-              <w:bottom w:w="100" w:type="dxa"/>
-              <w:end w:w="120" w:type="dxa"/>
-            </w:tcMar>
-            <w:vAlign w:val="center"/>
-          </w:tcPr>
-          <w:p>
-            <w:pPr>
-              <w:spacing w:after="0"/>
-            </w:pPr>
-            <w:r>
-              <w:rPr>
-                <w:sz w:val="17"/>
-              </w:rPr>
-              <w:t>7</w:t>
-            </w:r>
-          </w:p>
-        </w:tc>
-        <w:tc>
-          <w:tcPr>
-            <w:tcW w:type="dxa" w:w="3456"/>
-            <w:tcMar>
-              <w:top w:w="100" w:type="dxa"/>
-              <w:start w:w="120" w:type="dxa"/>
-              <w:bottom w:w="100" w:type="dxa"/>
-              <w:end w:w="120" w:type="dxa"/>
-            </w:tcMar>
-            <w:vAlign w:val="center"/>
-          </w:tcPr>
-          <w:p>
-            <w:pPr>
-              <w:spacing w:after="0"/>
-            </w:pPr>
-            <w:r>
-              <w:rPr>
-                <w:sz w:val="17"/>
-              </w:rPr>
-              <w:t xml:space="preserve">Open </w:t>
-            </w:r>
-            <w:r>
-              <w:rPr>
-                <w:b/>
-                <w:sz w:val="17"/>
-              </w:rPr>
-              <w:t>Architecture</w:t>
-            </w:r>
-            <w:r>
-              <w:rPr>
-                <w:sz w:val="17"/>
-              </w:rPr>
-              <w:t xml:space="preserve"> and explain the topology.</w:t>
-            </w:r>
-          </w:p>
-        </w:tc>
-        <w:tc>
-          <w:tcPr>
-            <w:tcW w:type="dxa" w:w="3456"/>
-            <w:tcMar>
-              <w:top w:w="100" w:type="dxa"/>
-              <w:start w:w="120" w:type="dxa"/>
-              <w:bottom w:w="100" w:type="dxa"/>
-              <w:end w:w="120" w:type="dxa"/>
-            </w:tcMar>
-            <w:vAlign w:val="center"/>
-          </w:tcPr>
-          <w:p>
-            <w:pPr>
-              <w:spacing w:after="0"/>
-            </w:pPr>
-            <w:r>
-              <w:rPr>
-                <w:sz w:val="17"/>
-              </w:rPr>
-              <w:t>Show the user, Workload Principal, Okta, Resource AS, resource, audit, and kill switch.</w:t>
-            </w:r>
-          </w:p>
-        </w:tc>
-      </w:tr>
-      <w:tr>
-        <w:trPr>
-          <w:cantSplit/>
-        </w:trPr>
-        <w:tc>
-          <w:tcPr>
-            <w:tcW w:type="dxa" w:w="3456"/>
-            <w:shd w:fill="F6F8FC"/>
-            <w:tcMar>
-              <w:top w:w="100" w:type="dxa"/>
-              <w:start w:w="120" w:type="dxa"/>
-              <w:bottom w:w="100" w:type="dxa"/>
-              <w:end w:w="120" w:type="dxa"/>
-            </w:tcMar>
-            <w:vAlign w:val="center"/>
-          </w:tcPr>
-          <w:p>
-            <w:pPr>
-              <w:spacing w:after="0"/>
-            </w:pPr>
-            <w:r>
-              <w:rPr>
-                <w:sz w:val="17"/>
-              </w:rPr>
-              <w:t>8</w:t>
-            </w:r>
-          </w:p>
-        </w:tc>
-        <w:tc>
-          <w:tcPr>
-            <w:tcW w:type="dxa" w:w="3456"/>
-            <w:shd w:fill="F6F8FC"/>
-            <w:tcMar>
-              <w:top w:w="100" w:type="dxa"/>
-              <w:start w:w="120" w:type="dxa"/>
-              <w:bottom w:w="100" w:type="dxa"/>
-              <w:end w:w="120" w:type="dxa"/>
-            </w:tcMar>
-            <w:vAlign w:val="center"/>
-          </w:tcPr>
-          <w:p>
-            <w:pPr>
-              <w:spacing w:after="0"/>
-            </w:pPr>
-            <w:r>
-              <w:rPr>
-                <w:sz w:val="17"/>
-              </w:rPr>
-              <w:t xml:space="preserve">Explain the </w:t>
-            </w:r>
-            <w:r>
-              <w:rPr>
-                <w:b/>
-                <w:sz w:val="17"/>
-              </w:rPr>
-              <w:t>Request sequence</w:t>
-            </w:r>
-            <w:r>
-              <w:rPr>
-                <w:sz w:val="17"/>
-              </w:rPr>
-              <w:t>.</w:t>
-            </w:r>
-          </w:p>
-        </w:tc>
-        <w:tc>
-          <w:tcPr>
-            <w:tcW w:type="dxa" w:w="3456"/>
-            <w:shd w:fill="F6F8FC"/>
-            <w:tcMar>
-              <w:top w:w="100" w:type="dxa"/>
-              <w:start w:w="120" w:type="dxa"/>
-              <w:bottom w:w="100" w:type="dxa"/>
-              <w:end w:w="120" w:type="dxa"/>
-            </w:tcMar>
-            <w:vAlign w:val="center"/>
-          </w:tcPr>
-          <w:p>
-            <w:pPr>
-              <w:spacing w:after="0"/>
-            </w:pPr>
-            <w:r>
-              <w:rPr>
-                <w:sz w:val="17"/>
-              </w:rPr>
-              <w:t>Walk through ID-JAG and the scoped resource token.</w:t>
-            </w:r>
-          </w:p>
-        </w:tc>
-      </w:tr>
-      <w:tr>
-        <w:trPr>
-          <w:cantSplit/>
-        </w:trPr>
-        <w:tc>
-          <w:tcPr>
-            <w:tcW w:type="dxa" w:w="3456"/>
-            <w:tcMar>
-              <w:top w:w="100" w:type="dxa"/>
-              <w:start w:w="120" w:type="dxa"/>
-              <w:bottom w:w="100" w:type="dxa"/>
-              <w:end w:w="120" w:type="dxa"/>
-            </w:tcMar>
-            <w:vAlign w:val="center"/>
-          </w:tcPr>
-          <w:p>
-            <w:pPr>
-              <w:spacing w:after="0"/>
-            </w:pPr>
-            <w:r>
-              <w:rPr>
-                <w:sz w:val="17"/>
-              </w:rPr>
-              <w:t>9</w:t>
-            </w:r>
-          </w:p>
-        </w:tc>
-        <w:tc>
-          <w:tcPr>
-            <w:tcW w:type="dxa" w:w="3456"/>
-            <w:tcMar>
-              <w:top w:w="100" w:type="dxa"/>
-              <w:start w:w="120" w:type="dxa"/>
-              <w:bottom w:w="100" w:type="dxa"/>
-              <w:end w:w="120" w:type="dxa"/>
-            </w:tcMar>
-            <w:vAlign w:val="center"/>
-          </w:tcPr>
-          <w:p>
-            <w:pPr>
-              <w:spacing w:after="0"/>
-            </w:pPr>
-            <w:r>
-              <w:rPr>
-                <w:sz w:val="17"/>
-              </w:rPr>
-              <w:t xml:space="preserve">Optional: open </w:t>
-            </w:r>
-            <w:r>
-              <w:rPr>
-                <w:b/>
-                <w:sz w:val="17"/>
-              </w:rPr>
-              <w:t>FGA</w:t>
-            </w:r>
-            <w:r>
-              <w:rPr>
-                <w:sz w:val="17"/>
-              </w:rPr>
-              <w:t xml:space="preserve">, select </w:t>
-            </w:r>
-            <w:r>
-              <w:rPr>
-                <w:b/>
-                <w:sz w:val="17"/>
-              </w:rPr>
-              <w:t>Simulate FGA</w:t>
-            </w:r>
-            <w:r>
-              <w:rPr>
-                <w:sz w:val="17"/>
-              </w:rPr>
-              <w:t>, and repeat the 601+ prompt.</w:t>
-            </w:r>
-          </w:p>
-        </w:tc>
-        <w:tc>
-          <w:tcPr>
-            <w:tcW w:type="dxa" w:w="3456"/>
-            <w:tcMar>
-              <w:top w:w="100" w:type="dxa"/>
-              <w:start w:w="120" w:type="dxa"/>
-              <w:bottom w:w="100" w:type="dxa"/>
-              <w:end w:w="120" w:type="dxa"/>
-            </w:tcMar>
-            <w:vAlign w:val="center"/>
-          </w:tcPr>
-          <w:p>
-            <w:pPr>
-              <w:spacing w:after="0"/>
-            </w:pPr>
-            <w:r>
-              <w:rPr>
-                <w:sz w:val="17"/>
-              </w:rPr>
-              <w:t>FGA routes Mike's request to VP approval in OIG.</w:t>
-            </w:r>
-          </w:p>
-        </w:tc>
-      </w:tr>
-      <w:tr>
-        <w:trPr>
-          <w:cantSplit/>
-        </w:trPr>
-        <w:tc>
-          <w:tcPr>
-            <w:tcW w:type="dxa" w:w="3456"/>
-            <w:shd w:fill="F6F8FC"/>
-            <w:tcMar>
-              <w:top w:w="100" w:type="dxa"/>
-              <w:start w:w="120" w:type="dxa"/>
-              <w:bottom w:w="100" w:type="dxa"/>
-              <w:end w:w="120" w:type="dxa"/>
-            </w:tcMar>
-            <w:vAlign w:val="center"/>
-          </w:tcPr>
-          <w:p>
-            <w:pPr>
-              <w:spacing w:after="0"/>
-            </w:pPr>
-            <w:r>
-              <w:rPr>
-                <w:sz w:val="17"/>
-              </w:rPr>
-              <w:t>10</w:t>
-            </w:r>
-          </w:p>
-        </w:tc>
-        <w:tc>
-          <w:tcPr>
-            <w:tcW w:type="dxa" w:w="3456"/>
-            <w:shd w:fill="F6F8FC"/>
-            <w:tcMar>
-              <w:top w:w="100" w:type="dxa"/>
-              <w:start w:w="120" w:type="dxa"/>
-              <w:bottom w:w="100" w:type="dxa"/>
-              <w:end w:w="120" w:type="dxa"/>
-            </w:tcMar>
-            <w:vAlign w:val="center"/>
-          </w:tcPr>
-          <w:p>
-            <w:pPr>
-              <w:spacing w:after="0"/>
-            </w:pPr>
-            <w:r>
-              <w:rPr>
-                <w:sz w:val="17"/>
-              </w:rPr>
-              <w:t>Joe approves in Okta Access Requests.</w:t>
-            </w:r>
-          </w:p>
-        </w:tc>
-        <w:tc>
-          <w:tcPr>
-            <w:tcW w:type="dxa" w:w="3456"/>
-            <w:shd w:fill="F6F8FC"/>
-            <w:tcMar>
-              <w:top w:w="100" w:type="dxa"/>
-              <w:start w:w="120" w:type="dxa"/>
-              <w:bottom w:w="100" w:type="dxa"/>
-              <w:end w:w="120" w:type="dxa"/>
-            </w:tcMar>
-            <w:vAlign w:val="center"/>
-          </w:tcPr>
-          <w:p>
-            <w:pPr>
-              <w:spacing w:after="0"/>
-            </w:pPr>
-            <w:r>
-              <w:rPr>
-                <w:sz w:val="17"/>
-              </w:rPr>
-              <w:t>The backend verifies Joe's live VP role and executes once.</w:t>
+              <w:t>Three people, one clear authorization boundary</w:t>
             </w:r>
           </w:p>
         </w:tc>
@@ -1605,481 +356,51 @@
     <w:tbl>
       <w:tblPr>
         <w:tblW w:type="auto" w:w="0"/>
-        <w:tblLayout w:type="autofit"/>
+        <w:tblLayout w:type="fixed"/>
         <w:tblLook w:firstColumn="1" w:firstRow="1" w:lastColumn="0" w:lastRow="0" w:noHBand="0" w:noVBand="1" w:val="04A0"/>
       </w:tblPr>
       <w:tblGrid>
-        <w:gridCol w:w="10368"/>
+        <w:gridCol w:w="1699"/>
+        <w:gridCol w:w="8871"/>
       </w:tblGrid>
       <w:tr>
         <w:tc>
           <w:tcPr>
-            <w:tcW w:type="dxa" w:w="10368"/>
-            <w:shd w:fill="FFF2E8"/>
+            <w:tcW w:type="dxa" w:w="1699"/>
+            <w:shd w:fill="E65F1B"/>
             <w:tcMar>
-              <w:top w:w="140" w:type="dxa"/>
-              <w:start w:w="170" w:type="dxa"/>
-              <w:bottom w:w="140" w:type="dxa"/>
-              <w:end w:w="170" w:type="dxa"/>
+              <w:top w:w="100" w:type="dxa"/>
+              <w:start w:w="90" w:type="dxa"/>
+              <w:bottom w:w="100" w:type="dxa"/>
+              <w:end w:w="90" w:type="dxa"/>
             </w:tcMar>
-            <w:tcBorders>
-              <w:start w:val="single" w:sz="22" w:color="E65F1B"/>
-            </w:tcBorders>
+            <w:vAlign w:val="center"/>
           </w:tcPr>
           <w:p>
             <w:pPr>
               <w:spacing w:after="0"/>
+              <w:jc w:val="center"/>
             </w:pPr>
             <w:r>
-              <w:t>Inventory counts may change between demo runs. Focus on whether the action is read, executed, denied, or routed for approval—not on matching the screenshot's exact count.</w:t>
-            </w:r>
-          </w:p>
-        </w:tc>
-      </w:tr>
-    </w:tbl>
-    <w:p>
-      <w:pPr>
-        <w:pStyle w:val="Heading2"/>
-      </w:pPr>
-      <w:r>
-        <w:t>1. Sign in</w:t>
-      </w:r>
-    </w:p>
-    <w:p>
-      <w:pPr>
-        <w:pStyle w:val="ListNumber"/>
-        <w:spacing w:after="40"/>
-      </w:pPr>
-      <w:r>
-        <w:t>Open the demo URL.</w:t>
-      </w:r>
-    </w:p>
-    <w:p>
-      <w:pPr>
-        <w:pStyle w:val="ListNumber"/>
-        <w:spacing w:after="40"/>
-      </w:pPr>
-      <w:r>
-        <w:t xml:space="preserve">Select </w:t>
-      </w:r>
-      <w:r>
-        <w:rPr>
-          <w:b/>
-        </w:rPr>
-        <w:t>Sign in with Okta</w:t>
-      </w:r>
-      <w:r>
-        <w:t>.</w:t>
-      </w:r>
-    </w:p>
-    <w:p>
-      <w:pPr>
-        <w:pStyle w:val="ListNumber"/>
-        <w:spacing w:after="40"/>
-      </w:pPr>
-      <w:r>
-        <w:t>Enter the selected persona's email and the team-provided demo password.</w:t>
-      </w:r>
-    </w:p>
-    <w:p>
-      <w:pPr>
-        <w:pStyle w:val="ListNumber"/>
-        <w:spacing w:after="40"/>
-      </w:pPr>
-      <w:r>
-        <w:t xml:space="preserve">Start with the </w:t>
-      </w:r>
-      <w:r>
-        <w:rPr>
-          <w:b/>
-        </w:rPr>
-        <w:t>Light</w:t>
-      </w:r>
-      <w:r>
-        <w:t xml:space="preserve"> theme for the clearest screen recording.</w:t>
-      </w:r>
-    </w:p>
-    <w:p>
-      <w:pPr>
-        <w:keepNext/>
-        <w:jc w:val="center"/>
-      </w:pPr>
-      <w:r>
-        <w:drawing>
-          <wp:inline xmlns:a="http://schemas.openxmlformats.org/drawingml/2006/main" xmlns:pic="http://schemas.openxmlformats.org/drawingml/2006/picture">
-            <wp:extent cx="6583680" cy="4114800"/>
-            <wp:docPr id="1" name="Picture 1"/>
-            <wp:cNvGraphicFramePr>
-              <a:graphicFrameLocks noChangeAspect="1"/>
-            </wp:cNvGraphicFramePr>
-            <a:graphic>
-              <a:graphicData uri="http://schemas.openxmlformats.org/drawingml/2006/picture">
-                <pic:pic>
-                  <pic:nvPicPr>
-                    <pic:cNvPr id="0" name="01-sign-in.png"/>
-                    <pic:cNvPicPr/>
-                  </pic:nvPicPr>
-                  <pic:blipFill>
-                    <a:blip r:embed="rId12"/>
-                    <a:stretch>
-                      <a:fillRect/>
-                    </a:stretch>
-                  </pic:blipFill>
-                  <pic:spPr>
-                    <a:xfrm>
-                      <a:off x="0" y="0"/>
-                      <a:ext cx="6583680" cy="4114800"/>
-                    </a:xfrm>
-                    <a:prstGeom prst="rect"/>
-                  </pic:spPr>
-                </pic:pic>
-              </a:graphicData>
-            </a:graphic>
-          </wp:inline>
-        </w:drawing>
-      </w:r>
-    </w:p>
-    <w:p>
-      <w:pPr>
-        <w:pStyle w:val="Caption"/>
-        <w:spacing w:after="160"/>
-        <w:jc w:val="center"/>
-      </w:pPr>
-      <w:r>
-        <w:t>ProGear sign-in</w:t>
-      </w:r>
-    </w:p>
-    <w:p>
-      <w:pPr>
-        <w:ind w:left="216" w:right="216"/>
-      </w:pPr>
-      <w:r>
-        <w:rPr>
-          <w:b/>
-        </w:rPr>
-        <w:t>Say:</w:t>
-      </w:r>
-      <w:r>
-        <w:t xml:space="preserve"> “This is a custom AI agent secured by Okta. The employee signs in, while the ProGear agent also has its own governed Workload Principal identity.”</w:t>
-      </w:r>
-    </w:p>
-    <w:p>
-      <w:r>
-        <w:br w:type="page"/>
-      </w:r>
-    </w:p>
-    <w:p>
-      <w:pPr>
-        <w:pStyle w:val="Heading2"/>
-      </w:pPr>
-      <w:r>
-        <w:t>2. Sarah reads inventory</w:t>
-      </w:r>
-    </w:p>
-    <w:p>
-      <w:pPr>
-        <w:pStyle w:val="ListNumber"/>
-        <w:spacing w:after="40"/>
-      </w:pPr>
-      <w:r>
-        <w:t xml:space="preserve">Sign in as </w:t>
-      </w:r>
-      <w:r>
-        <w:rPr>
-          <w:b/>
-        </w:rPr>
-        <w:t>sarah.sales@atko.email</w:t>
-      </w:r>
-      <w:r>
-        <w:t>.</w:t>
-      </w:r>
-    </w:p>
-    <w:p>
-      <w:pPr>
-        <w:pStyle w:val="ListNumber"/>
-        <w:spacing w:after="40"/>
-      </w:pPr>
-      <w:r>
-        <w:t>Confirm the header shows Sarah.</w:t>
-      </w:r>
-    </w:p>
-    <w:p>
-      <w:pPr>
-        <w:pStyle w:val="ListNumber"/>
-        <w:spacing w:after="40"/>
-      </w:pPr>
-      <w:r>
-        <w:t xml:space="preserve">Select </w:t>
-      </w:r>
-      <w:r>
-        <w:rPr>
-          <w:b/>
-        </w:rPr>
-        <w:t>How many basketballs are in stock?</w:t>
-      </w:r>
-    </w:p>
-    <w:p>
-      <w:pPr>
-        <w:ind w:left="216" w:right="216"/>
-      </w:pPr>
-      <w:r>
-        <w:rPr>
-          <w:b/>
-        </w:rPr>
-        <w:t>Expected:</w:t>
-      </w:r>
-      <w:r>
-        <w:t xml:space="preserve"> Inventory data is returned.</w:t>
-      </w:r>
-    </w:p>
-    <w:p>
-      <w:pPr>
-        <w:keepNext/>
-        <w:jc w:val="center"/>
-      </w:pPr>
-      <w:r>
-        <w:drawing>
-          <wp:inline xmlns:a="http://schemas.openxmlformats.org/drawingml/2006/main" xmlns:pic="http://schemas.openxmlformats.org/drawingml/2006/picture">
-            <wp:extent cx="6583680" cy="4129763"/>
-            <wp:docPr id="2" name="Picture 2"/>
-            <wp:cNvGraphicFramePr>
-              <a:graphicFrameLocks noChangeAspect="1"/>
-            </wp:cNvGraphicFramePr>
-            <a:graphic>
-              <a:graphicData uri="http://schemas.openxmlformats.org/drawingml/2006/picture">
-                <pic:pic>
-                  <pic:nvPicPr>
-                    <pic:cNvPr id="0" name="03-sarah-read.png"/>
-                    <pic:cNvPicPr/>
-                  </pic:nvPicPr>
-                  <pic:blipFill>
-                    <a:blip r:embed="rId13"/>
-                    <a:stretch>
-                      <a:fillRect/>
-                    </a:stretch>
-                  </pic:blipFill>
-                  <pic:spPr>
-                    <a:xfrm>
-                      <a:off x="0" y="0"/>
-                      <a:ext cx="6583680" cy="4129763"/>
-                    </a:xfrm>
-                    <a:prstGeom prst="rect"/>
-                  </pic:spPr>
-                </pic:pic>
-              </a:graphicData>
-            </a:graphic>
-          </wp:inline>
-        </w:drawing>
-      </w:r>
-    </w:p>
-    <w:p>
-      <w:pPr>
-        <w:pStyle w:val="Caption"/>
-        <w:spacing w:after="160"/>
-        <w:jc w:val="center"/>
-      </w:pPr>
-      <w:r>
-        <w:t>Sarah inventory read</w:t>
-      </w:r>
-    </w:p>
-    <w:p>
-      <w:pPr>
-        <w:ind w:left="216" w:right="216"/>
-      </w:pPr>
-      <w:r>
-        <w:rPr>
-          <w:b/>
-        </w:rPr>
-        <w:t>Say:</w:t>
-      </w:r>
-      <w:r>
-        <w:t xml:space="preserve"> “Sarah is Sales. She can use the agent to read inventory.”</w:t>
-      </w:r>
-    </w:p>
-    <w:p>
-      <w:r>
-        <w:br w:type="page"/>
-      </w:r>
-    </w:p>
-    <w:p>
-      <w:pPr>
-        <w:pStyle w:val="Heading2"/>
-      </w:pPr>
-      <w:r>
-        <w:t>3. Sarah tries to write</w:t>
-      </w:r>
-    </w:p>
-    <w:p>
-      <w:pPr>
-        <w:pStyle w:val="ListNumber"/>
-        <w:spacing w:after="40"/>
-      </w:pPr>
-      <w:r>
-        <w:t xml:space="preserve">Select </w:t>
-      </w:r>
-      <w:r>
-        <w:rPr>
-          <w:b/>
-        </w:rPr>
-        <w:t>Go to Home</w:t>
-      </w:r>
-      <w:r>
-        <w:t xml:space="preserve"> to clear the conversation.</w:t>
-      </w:r>
-    </w:p>
-    <w:p>
-      <w:pPr>
-        <w:pStyle w:val="ListNumber"/>
-        <w:spacing w:after="40"/>
-      </w:pPr>
-      <w:r>
-        <w:t xml:space="preserve">Select </w:t>
-      </w:r>
-      <w:r>
-        <w:rPr>
-          <w:b/>
-        </w:rPr>
-        <w:t>Can you add 50 basketballs to the inventory?</w:t>
-      </w:r>
-    </w:p>
-    <w:p>
-      <w:pPr>
-        <w:ind w:left="216" w:right="216"/>
-      </w:pPr>
-      <w:r>
-        <w:rPr>
-          <w:b/>
-        </w:rPr>
-        <w:t>Expected:</w:t>
-      </w:r>
-      <w:r>
-        <w:t xml:space="preserve"> Inventory does not change. Sarah is told to contact her manager.</w:t>
-      </w:r>
-    </w:p>
-    <w:p>
-      <w:pPr>
-        <w:keepNext/>
-        <w:jc w:val="center"/>
-      </w:pPr>
-      <w:r>
-        <w:drawing>
-          <wp:inline xmlns:a="http://schemas.openxmlformats.org/drawingml/2006/main" xmlns:pic="http://schemas.openxmlformats.org/drawingml/2006/picture">
-            <wp:extent cx="6583680" cy="2693324"/>
-            <wp:docPr id="3" name="Picture 3"/>
-            <wp:cNvGraphicFramePr>
-              <a:graphicFrameLocks noChangeAspect="1"/>
-            </wp:cNvGraphicFramePr>
-            <a:graphic>
-              <a:graphicData uri="http://schemas.openxmlformats.org/drawingml/2006/picture">
-                <pic:pic>
-                  <pic:nvPicPr>
-                    <pic:cNvPr id="0" name="04-sarah-write-denied.png"/>
-                    <pic:cNvPicPr/>
-                  </pic:nvPicPr>
-                  <pic:blipFill>
-                    <a:blip r:embed="rId14"/>
-                    <a:stretch>
-                      <a:fillRect/>
-                    </a:stretch>
-                  </pic:blipFill>
-                  <pic:spPr>
-                    <a:xfrm>
-                      <a:off x="0" y="0"/>
-                      <a:ext cx="6583680" cy="2693324"/>
-                    </a:xfrm>
-                    <a:prstGeom prst="rect"/>
-                  </pic:spPr>
-                </pic:pic>
-              </a:graphicData>
-            </a:graphic>
-          </wp:inline>
-        </w:drawing>
-      </w:r>
-    </w:p>
-    <w:p>
-      <w:pPr>
-        <w:pStyle w:val="Caption"/>
-        <w:spacing w:after="160"/>
-        <w:jc w:val="center"/>
-      </w:pPr>
-      <w:r>
-        <w:t>Sarah inventory write denied</w:t>
-      </w:r>
-    </w:p>
-    <w:tbl>
-      <w:tblPr>
-        <w:tblStyle w:val="TableGrid"/>
-        <w:tblW w:type="auto" w:w="0"/>
-        <w:tblLayout w:type="autofit"/>
-        <w:tblLook w:firstColumn="1" w:firstRow="1" w:lastColumn="0" w:lastRow="0" w:noHBand="0" w:noVBand="1" w:val="04A0"/>
-      </w:tblPr>
-      <w:tblGrid>
-        <w:gridCol w:w="5184"/>
-        <w:gridCol w:w="5184"/>
-      </w:tblGrid>
-      <w:tr>
-        <w:trPr>
-          <w:tblHeader w:val="true"/>
-        </w:trPr>
-        <w:tc>
-          <w:tcPr>
-            <w:tcW w:type="dxa" w:w="5184"/>
-            <w:shd w:fill="4A2C1A"/>
-            <w:tcMar>
-              <w:top w:w="100" w:type="dxa"/>
-              <w:start w:w="120" w:type="dxa"/>
-              <w:bottom w:w="100" w:type="dxa"/>
-              <w:end w:w="120" w:type="dxa"/>
-            </w:tcMar>
-            <w:vAlign w:val="center"/>
-          </w:tcPr>
-          <w:p>
-            <w:r>
               <w:rPr>
+                <w:rFonts w:ascii="Arial" w:hAnsi="Arial"/>
                 <w:b/>
                 <w:color w:val="FFFFFF"/>
-                <w:sz w:val="18"/>
+                <w:sz w:val="17"/>
               </w:rPr>
-              <w:t>What happened</w:t>
+              <w:t>THE STORY</w:t>
             </w:r>
           </w:p>
         </w:tc>
         <w:tc>
           <w:tcPr>
-            <w:tcW w:type="dxa" w:w="5184"/>
-            <w:shd w:fill="4A2C1A"/>
+            <w:tcW w:type="dxa" w:w="8871"/>
+            <w:shd w:fill="FFF3EA"/>
             <w:tcMar>
               <w:top w:w="100" w:type="dxa"/>
-              <w:start w:w="120" w:type="dxa"/>
+              <w:start w:w="130" w:type="dxa"/>
               <w:bottom w:w="100" w:type="dxa"/>
-              <w:end w:w="120" w:type="dxa"/>
-            </w:tcMar>
-            <w:vAlign w:val="center"/>
-          </w:tcPr>
-          <w:p>
-            <w:r>
-              <w:rPr>
-                <w:b/>
-                <w:color w:val="FFFFFF"/>
-                <w:sz w:val="18"/>
-              </w:rPr>
-              <w:t>Why</w:t>
-            </w:r>
-          </w:p>
-        </w:tc>
-      </w:tr>
-      <w:tr>
-        <w:trPr>
-          <w:cantSplit/>
-        </w:trPr>
-        <w:tc>
-          <w:tcPr>
-            <w:tcW w:type="dxa" w:w="5184"/>
-            <w:tcMar>
-              <w:top w:w="100" w:type="dxa"/>
-              <w:start w:w="120" w:type="dxa"/>
-              <w:bottom w:w="100" w:type="dxa"/>
-              <w:end w:w="120" w:type="dxa"/>
+              <w:end w:w="130" w:type="dxa"/>
             </w:tcMar>
             <w:vAlign w:val="center"/>
           </w:tcPr>
@@ -2089,189 +410,12 @@
             </w:pPr>
             <w:r>
               <w:rPr>
-                <w:sz w:val="17"/>
+                <w:rFonts w:ascii="Arial" w:hAnsi="Arial"/>
+                <w:b w:val="0"/>
+                <w:color w:val="172033"/>
+                <w:sz w:val="18"/>
               </w:rPr>
-              <w:t>Sarah authenticated successfully.</w:t>
-            </w:r>
-          </w:p>
-        </w:tc>
-        <w:tc>
-          <w:tcPr>
-            <w:tcW w:type="dxa" w:w="5184"/>
-            <w:tcMar>
-              <w:top w:w="100" w:type="dxa"/>
-              <w:start w:w="120" w:type="dxa"/>
-              <w:bottom w:w="100" w:type="dxa"/>
-              <w:end w:w="120" w:type="dxa"/>
-            </w:tcMar>
-            <w:vAlign w:val="center"/>
-          </w:tcPr>
-          <w:p>
-            <w:pPr>
-              <w:spacing w:after="0"/>
-            </w:pPr>
-            <w:r>
-              <w:rPr>
-                <w:sz w:val="17"/>
-              </w:rPr>
-              <w:t>Authentication proves who Sarah is; it does not grant every action.</w:t>
-            </w:r>
-          </w:p>
-        </w:tc>
-      </w:tr>
-      <w:tr>
-        <w:trPr>
-          <w:cantSplit/>
-        </w:trPr>
-        <w:tc>
-          <w:tcPr>
-            <w:tcW w:type="dxa" w:w="5184"/>
-            <w:shd w:fill="F6F8FC"/>
-            <w:tcMar>
-              <w:top w:w="100" w:type="dxa"/>
-              <w:start w:w="120" w:type="dxa"/>
-              <w:bottom w:w="100" w:type="dxa"/>
-              <w:end w:w="120" w:type="dxa"/>
-            </w:tcMar>
-            <w:vAlign w:val="center"/>
-          </w:tcPr>
-          <w:p>
-            <w:pPr>
-              <w:spacing w:after="0"/>
-            </w:pPr>
-            <w:r>
-              <w:rPr>
-                <w:sz w:val="17"/>
-              </w:rPr>
-              <w:t>Her live Okta role is Sales, level 0.</w:t>
-            </w:r>
-          </w:p>
-        </w:tc>
-        <w:tc>
-          <w:tcPr>
-            <w:tcW w:type="dxa" w:w="5184"/>
-            <w:shd w:fill="F6F8FC"/>
-            <w:tcMar>
-              <w:top w:w="100" w:type="dxa"/>
-              <w:start w:w="120" w:type="dxa"/>
-              <w:bottom w:w="100" w:type="dxa"/>
-              <w:end w:w="120" w:type="dxa"/>
-            </w:tcMar>
-            <w:vAlign w:val="center"/>
-          </w:tcPr>
-          <w:p>
-            <w:pPr>
-              <w:spacing w:after="0"/>
-            </w:pPr>
-            <w:r>
-              <w:rPr>
-                <w:sz w:val="17"/>
-              </w:rPr>
-              <w:t>Sales is read-only for Inventory.</w:t>
-            </w:r>
-          </w:p>
-        </w:tc>
-      </w:tr>
-      <w:tr>
-        <w:trPr>
-          <w:cantSplit/>
-        </w:trPr>
-        <w:tc>
-          <w:tcPr>
-            <w:tcW w:type="dxa" w:w="5184"/>
-            <w:tcMar>
-              <w:top w:w="100" w:type="dxa"/>
-              <w:start w:w="120" w:type="dxa"/>
-              <w:bottom w:w="100" w:type="dxa"/>
-              <w:end w:w="120" w:type="dxa"/>
-            </w:tcMar>
-            <w:vAlign w:val="center"/>
-          </w:tcPr>
-          <w:p>
-            <w:pPr>
-              <w:spacing w:after="0"/>
-            </w:pPr>
-            <w:r>
-              <w:rPr>
-                <w:sz w:val="17"/>
-              </w:rPr>
-              <w:t>The write stops before delegated token exchange.</w:t>
-            </w:r>
-          </w:p>
-        </w:tc>
-        <w:tc>
-          <w:tcPr>
-            <w:tcW w:type="dxa" w:w="5184"/>
-            <w:tcMar>
-              <w:top w:w="100" w:type="dxa"/>
-              <w:start w:w="120" w:type="dxa"/>
-              <w:bottom w:w="100" w:type="dxa"/>
-              <w:end w:w="120" w:type="dxa"/>
-            </w:tcMar>
-            <w:vAlign w:val="center"/>
-          </w:tcPr>
-          <w:p>
-            <w:pPr>
-              <w:spacing w:after="0"/>
-            </w:pPr>
-            <w:r>
-              <w:rPr>
-                <w:sz w:val="17"/>
-              </w:rPr>
-              <w:t>A known-ineligible write should not receive an ID-JAG or reach Inventory.</w:t>
-            </w:r>
-          </w:p>
-        </w:tc>
-      </w:tr>
-      <w:tr>
-        <w:trPr>
-          <w:cantSplit/>
-        </w:trPr>
-        <w:tc>
-          <w:tcPr>
-            <w:tcW w:type="dxa" w:w="5184"/>
-            <w:shd w:fill="F6F8FC"/>
-            <w:tcMar>
-              <w:top w:w="100" w:type="dxa"/>
-              <w:start w:w="120" w:type="dxa"/>
-              <w:bottom w:w="100" w:type="dxa"/>
-              <w:end w:w="120" w:type="dxa"/>
-            </w:tcMar>
-            <w:vAlign w:val="center"/>
-          </w:tcPr>
-          <w:p>
-            <w:pPr>
-              <w:spacing w:after="0"/>
-            </w:pPr>
-            <w:r>
-              <w:rPr>
-                <w:sz w:val="17"/>
-              </w:rPr>
-              <w:t>No approval request is created.</w:t>
-            </w:r>
-          </w:p>
-        </w:tc>
-        <w:tc>
-          <w:tcPr>
-            <w:tcW w:type="dxa" w:w="5184"/>
-            <w:shd w:fill="F6F8FC"/>
-            <w:tcMar>
-              <w:top w:w="100" w:type="dxa"/>
-              <w:start w:w="120" w:type="dxa"/>
-              <w:bottom w:w="100" w:type="dxa"/>
-              <w:end w:w="120" w:type="dxa"/>
-            </w:tcMar>
-            <w:vAlign w:val="center"/>
-          </w:tcPr>
-          <w:p>
-            <w:pPr>
-              <w:spacing w:after="0"/>
-            </w:pPr>
-            <w:r>
-              <w:rPr>
-                <w:sz w:val="17"/>
-              </w:rPr>
-              <w:t>Sarah asks her Manager to perform the change; Sales cannot manufacture an escalation.</w:t>
+              <w:t>Sarah can read but never write. Mike can add 1–600 units. A 601+ request requires Joe, the VP.</w:t>
             </w:r>
           </w:p>
         </w:tc>
@@ -2284,379 +428,29 @@
     </w:p>
     <w:p>
       <w:pPr>
-        <w:ind w:left="216" w:right="216"/>
+        <w:spacing w:before="40" w:after="40"/>
       </w:pPr>
       <w:r>
         <w:rPr>
+          <w:rFonts w:ascii="Arial" w:hAnsi="Arial"/>
           <w:b/>
+          <w:color w:val="6437E8"/>
+          <w:sz w:val="16"/>
         </w:rPr>
-        <w:t>Say:</w:t>
-      </w:r>
-      <w:r>
-        <w:t xml:space="preserve"> “The agent understands the request, but it cannot turn Sarah's identity into write authority.”</w:t>
-      </w:r>
-    </w:p>
-    <w:p>
-      <w:r>
-        <w:br w:type="page"/>
-      </w:r>
-    </w:p>
-    <w:p>
-      <w:pPr>
-        <w:pStyle w:val="Heading2"/>
-      </w:pPr>
-      <w:r>
-        <w:t>4. Mike performs a normal write</w:t>
-      </w:r>
-    </w:p>
-    <w:p>
-      <w:pPr>
-        <w:pStyle w:val="ListNumber"/>
-        <w:spacing w:after="40"/>
-      </w:pPr>
-      <w:r>
-        <w:t>Sign out as Sarah.</w:t>
-      </w:r>
-    </w:p>
-    <w:p>
-      <w:pPr>
-        <w:pStyle w:val="ListNumber"/>
-        <w:spacing w:after="40"/>
-      </w:pPr>
-      <w:r>
-        <w:t xml:space="preserve">Sign in as </w:t>
-      </w:r>
-      <w:r>
-        <w:rPr>
-          <w:b/>
-        </w:rPr>
-        <w:t>mike.manager@atko.email</w:t>
-      </w:r>
-      <w:r>
-        <w:t>.</w:t>
-      </w:r>
-    </w:p>
-    <w:p>
-      <w:pPr>
-        <w:pStyle w:val="ListNumber"/>
-        <w:spacing w:after="40"/>
-      </w:pPr>
-      <w:r>
-        <w:t xml:space="preserve">Select </w:t>
-      </w:r>
-      <w:r>
-        <w:rPr>
-          <w:b/>
-        </w:rPr>
-        <w:t>Can you add 50 basketballs to the inventory?</w:t>
-      </w:r>
-    </w:p>
-    <w:p>
-      <w:pPr>
-        <w:ind w:left="216" w:right="216"/>
-      </w:pPr>
-      <w:r>
-        <w:rPr>
-          <w:b/>
-        </w:rPr>
-        <w:t>Expected:</w:t>
-      </w:r>
-      <w:r>
-        <w:t xml:space="preserve"> The write executes. The response shows the previous count, amount added, and new total.</w:t>
-      </w:r>
-    </w:p>
-    <w:p>
-      <w:pPr>
-        <w:keepNext/>
-        <w:jc w:val="center"/>
-      </w:pPr>
-      <w:r>
-        <w:drawing>
-          <wp:inline xmlns:a="http://schemas.openxmlformats.org/drawingml/2006/main" xmlns:pic="http://schemas.openxmlformats.org/drawingml/2006/picture">
-            <wp:extent cx="6583680" cy="2992582"/>
-            <wp:docPr id="4" name="Picture 4"/>
-            <wp:cNvGraphicFramePr>
-              <a:graphicFrameLocks noChangeAspect="1"/>
-            </wp:cNvGraphicFramePr>
-            <a:graphic>
-              <a:graphicData uri="http://schemas.openxmlformats.org/drawingml/2006/picture">
-                <pic:pic>
-                  <pic:nvPicPr>
-                    <pic:cNvPr id="0" name="06-mike-write-allowed.png"/>
-                    <pic:cNvPicPr/>
-                  </pic:nvPicPr>
-                  <pic:blipFill>
-                    <a:blip r:embed="rId15"/>
-                    <a:stretch>
-                      <a:fillRect/>
-                    </a:stretch>
-                  </pic:blipFill>
-                  <pic:spPr>
-                    <a:xfrm>
-                      <a:off x="0" y="0"/>
-                      <a:ext cx="6583680" cy="2992582"/>
-                    </a:xfrm>
-                    <a:prstGeom prst="rect"/>
-                  </pic:spPr>
-                </pic:pic>
-              </a:graphicData>
-            </a:graphic>
-          </wp:inline>
-        </w:drawing>
-      </w:r>
-    </w:p>
-    <w:p>
-      <w:pPr>
-        <w:pStyle w:val="Caption"/>
-        <w:spacing w:after="160"/>
-        <w:jc w:val="center"/>
-      </w:pPr>
-      <w:r>
-        <w:t>Mike inventory write allowed</w:t>
-      </w:r>
-    </w:p>
-    <w:p>
-      <w:pPr>
-        <w:ind w:left="216" w:right="216"/>
-      </w:pPr>
-      <w:r>
-        <w:rPr>
-          <w:b/>
-        </w:rPr>
-        <w:t>Say:</w:t>
-      </w:r>
-      <w:r>
-        <w:t xml:space="preserve"> “Mike is a Manager, level 1. He may make normal inventory changes from 1 through 600 units.”</w:t>
-      </w:r>
-    </w:p>
-    <w:p>
-      <w:r>
-        <w:br w:type="page"/>
-      </w:r>
-    </w:p>
-    <w:p>
-      <w:pPr>
-        <w:pStyle w:val="Heading2"/>
-      </w:pPr>
-      <w:r>
-        <w:t>5. Mike tries 601 units in simple mode</w:t>
-      </w:r>
-    </w:p>
-    <w:p>
-      <w:pPr>
-        <w:pStyle w:val="ListNumber"/>
-        <w:spacing w:after="40"/>
-      </w:pPr>
-      <w:r>
-        <w:t xml:space="preserve">Select </w:t>
-      </w:r>
-      <w:r>
-        <w:rPr>
-          <w:b/>
-        </w:rPr>
-        <w:t>Go to Home</w:t>
-      </w:r>
-      <w:r>
-        <w:t>.</w:t>
-      </w:r>
-    </w:p>
-    <w:p>
-      <w:pPr>
-        <w:pStyle w:val="ListNumber"/>
-        <w:spacing w:after="40"/>
-      </w:pPr>
-      <w:r>
-        <w:t xml:space="preserve">Type: </w:t>
-      </w:r>
-      <w:r>
-        <w:rPr>
-          <w:b/>
-        </w:rPr>
-        <w:t>Can you add 601 basketballs to the inventory?</w:t>
-      </w:r>
-    </w:p>
-    <w:p>
-      <w:pPr>
-        <w:pStyle w:val="ListNumber"/>
-        <w:spacing w:after="40"/>
-      </w:pPr>
-      <w:r>
-        <w:t>Send the prompt.</w:t>
-      </w:r>
-    </w:p>
-    <w:p>
-      <w:pPr>
-        <w:ind w:left="216" w:right="216"/>
-      </w:pPr>
-      <w:r>
-        <w:rPr>
-          <w:b/>
-        </w:rPr>
-        <w:t>Expected:</w:t>
-      </w:r>
-      <w:r>
-        <w:t xml:space="preserve"> Inventory does not change. Mike is told that VP permission is required.</w:t>
-      </w:r>
-    </w:p>
-    <w:p>
-      <w:pPr>
-        <w:keepNext/>
-        <w:jc w:val="center"/>
-      </w:pPr>
-      <w:r>
-        <w:drawing>
-          <wp:inline xmlns:a="http://schemas.openxmlformats.org/drawingml/2006/main" xmlns:pic="http://schemas.openxmlformats.org/drawingml/2006/picture">
-            <wp:extent cx="6583680" cy="2693324"/>
-            <wp:docPr id="5" name="Picture 5"/>
-            <wp:cNvGraphicFramePr>
-              <a:graphicFrameLocks noChangeAspect="1"/>
-            </wp:cNvGraphicFramePr>
-            <a:graphic>
-              <a:graphicData uri="http://schemas.openxmlformats.org/drawingml/2006/picture">
-                <pic:pic>
-                  <pic:nvPicPr>
-                    <pic:cNvPr id="0" name="07-mike-601-simple-denied.png"/>
-                    <pic:cNvPicPr/>
-                  </pic:nvPicPr>
-                  <pic:blipFill>
-                    <a:blip r:embed="rId16"/>
-                    <a:stretch>
-                      <a:fillRect/>
-                    </a:stretch>
-                  </pic:blipFill>
-                  <pic:spPr>
-                    <a:xfrm>
-                      <a:off x="0" y="0"/>
-                      <a:ext cx="6583680" cy="2693324"/>
-                    </a:xfrm>
-                    <a:prstGeom prst="rect"/>
-                  </pic:spPr>
-                </pic:pic>
-              </a:graphicData>
-            </a:graphic>
-          </wp:inline>
-        </w:drawing>
-      </w:r>
-    </w:p>
-    <w:p>
-      <w:pPr>
-        <w:pStyle w:val="Caption"/>
-        <w:spacing w:after="160"/>
-        <w:jc w:val="center"/>
-      </w:pPr>
-      <w:r>
-        <w:t>Mike 601-unit write denied in simple mode</w:t>
-      </w:r>
-    </w:p>
-    <w:p>
-      <w:pPr>
-        <w:ind w:left="216" w:right="216"/>
-      </w:pPr>
-      <w:r>
-        <w:rPr>
-          <w:b/>
-        </w:rPr>
-        <w:t>Why Mike cannot execute it:</w:t>
-      </w:r>
-      <w:r>
-        <w:t xml:space="preserve"> Mike's Manager role covers 1–600 units. A 601+ change requires level 2, the VP tier. Simple mode denies the request and creates no approval workflow. The optional FGA demo turns this same boundary into a Manager-to-VP approval route.</w:t>
-      </w:r>
-    </w:p>
-    <w:p>
-      <w:pPr>
-        <w:sectPr>
-          <w:headerReference w:type="default" r:id="rId9"/>
-          <w:footerReference w:type="default" r:id="rId10"/>
-          <w:pgSz w:w="12240" w:h="15840"/>
-          <w:pgMar w:top="792" w:right="936" w:bottom="792" w:left="936" w:header="720" w:footer="720" w:gutter="0"/>
-          <w:cols w:space="720"/>
-          <w:titlePg/>
-          <w:docGrid w:linePitch="360"/>
-        </w:sectPr>
-      </w:pPr>
-    </w:p>
-    <w:p>
-      <w:pPr>
-        <w:pStyle w:val="Heading2"/>
-      </w:pPr>
-      <w:r>
-        <w:t>6. Walk through the architecture</w:t>
-      </w:r>
-    </w:p>
-    <w:p>
-      <w:r>
-        <w:t xml:space="preserve">Open </w:t>
-      </w:r>
-      <w:r>
-        <w:rPr>
-          <w:b/>
-        </w:rPr>
-        <w:t>Architecture</w:t>
-      </w:r>
-      <w:r>
-        <w:t>. Keep FGA off for the first walkthrough.</w:t>
-      </w:r>
-    </w:p>
-    <w:p>
-      <w:pPr>
-        <w:keepNext/>
-        <w:jc w:val="center"/>
-      </w:pPr>
-      <w:r>
-        <w:drawing>
-          <wp:inline xmlns:a="http://schemas.openxmlformats.org/drawingml/2006/main" xmlns:pic="http://schemas.openxmlformats.org/drawingml/2006/picture">
-            <wp:extent cx="8869680" cy="5526493"/>
-            <wp:docPr id="6" name="Picture 6"/>
-            <wp:cNvGraphicFramePr>
-              <a:graphicFrameLocks noChangeAspect="1"/>
-            </wp:cNvGraphicFramePr>
-            <a:graphic>
-              <a:graphicData uri="http://schemas.openxmlformats.org/drawingml/2006/picture">
-                <pic:pic>
-                  <pic:nvPicPr>
-                    <pic:cNvPr id="0" name="08-architecture.png"/>
-                    <pic:cNvPicPr/>
-                  </pic:nvPicPr>
-                  <pic:blipFill>
-                    <a:blip r:embed="rId17"/>
-                    <a:stretch>
-                      <a:fillRect/>
-                    </a:stretch>
-                  </pic:blipFill>
-                  <pic:spPr>
-                    <a:xfrm>
-                      <a:off x="0" y="0"/>
-                      <a:ext cx="8869680" cy="5526493"/>
-                    </a:xfrm>
-                    <a:prstGeom prst="rect"/>
-                  </pic:spPr>
-                </pic:pic>
-              </a:graphicData>
-            </a:graphic>
-          </wp:inline>
-        </w:drawing>
-      </w:r>
-    </w:p>
-    <w:p>
-      <w:pPr>
-        <w:pStyle w:val="Caption"/>
-        <w:spacing w:after="160"/>
-        <w:jc w:val="center"/>
-      </w:pPr>
-      <w:r>
-        <w:t>ProGear system architecture</w:t>
+        <w:t>PERSONAS</w:t>
       </w:r>
     </w:p>
     <w:tbl>
       <w:tblPr>
         <w:tblStyle w:val="TableGrid"/>
         <w:tblW w:type="auto" w:w="0"/>
-        <w:tblLayout w:type="autofit"/>
+        <w:tblLayout w:type="fixed"/>
         <w:tblLook w:firstColumn="1" w:firstRow="1" w:lastColumn="0" w:lastRow="0" w:noHBand="0" w:noVBand="1" w:val="04A0"/>
       </w:tblPr>
       <w:tblGrid>
-        <w:gridCol w:w="6984"/>
-        <w:gridCol w:w="6984"/>
+        <w:gridCol w:w="1872"/>
+        <w:gridCol w:w="2880"/>
+        <w:gridCol w:w="5400"/>
       </w:tblGrid>
       <w:tr>
         <w:trPr>
@@ -2664,47 +458,82 @@
         </w:trPr>
         <w:tc>
           <w:tcPr>
-            <w:tcW w:type="dxa" w:w="6984"/>
+            <w:tcW w:type="dxa" w:w="1872"/>
             <w:shd w:fill="4A2C1A"/>
             <w:tcMar>
-              <w:top w:w="100" w:type="dxa"/>
+              <w:top w:w="90" w:type="dxa"/>
               <w:start w:w="120" w:type="dxa"/>
-              <w:bottom w:w="100" w:type="dxa"/>
+              <w:bottom w:w="90" w:type="dxa"/>
               <w:end w:w="120" w:type="dxa"/>
             </w:tcMar>
             <w:vAlign w:val="center"/>
           </w:tcPr>
           <w:p>
+            <w:pPr>
+              <w:spacing w:after="0"/>
+            </w:pPr>
             <w:r>
               <w:rPr>
+                <w:rFonts w:ascii="Arial" w:hAnsi="Arial"/>
                 <w:b/>
                 <w:color w:val="FFFFFF"/>
-                <w:sz w:val="18"/>
+                <w:sz w:val="17"/>
               </w:rPr>
-              <w:t>Diagram item</w:t>
+              <w:t>PERSONA</w:t>
             </w:r>
           </w:p>
         </w:tc>
         <w:tc>
           <w:tcPr>
-            <w:tcW w:type="dxa" w:w="6984"/>
+            <w:tcW w:type="dxa" w:w="2880"/>
             <w:shd w:fill="4A2C1A"/>
             <w:tcMar>
-              <w:top w:w="100" w:type="dxa"/>
+              <w:top w:w="90" w:type="dxa"/>
               <w:start w:w="120" w:type="dxa"/>
-              <w:bottom w:w="100" w:type="dxa"/>
+              <w:bottom w:w="90" w:type="dxa"/>
               <w:end w:w="120" w:type="dxa"/>
             </w:tcMar>
             <w:vAlign w:val="center"/>
           </w:tcPr>
           <w:p>
+            <w:pPr>
+              <w:spacing w:after="0"/>
+            </w:pPr>
             <w:r>
               <w:rPr>
+                <w:rFonts w:ascii="Arial" w:hAnsi="Arial"/>
                 <w:b/>
                 <w:color w:val="FFFFFF"/>
-                <w:sz w:val="18"/>
+                <w:sz w:val="17"/>
               </w:rPr>
-              <w:t>Simple talk track</w:t>
+              <w:t>OKTA PROFILE</w:t>
+            </w:r>
+          </w:p>
+        </w:tc>
+        <w:tc>
+          <w:tcPr>
+            <w:tcW w:type="dxa" w:w="5400"/>
+            <w:shd w:fill="4A2C1A"/>
+            <w:tcMar>
+              <w:top w:w="90" w:type="dxa"/>
+              <w:start w:w="120" w:type="dxa"/>
+              <w:bottom w:w="90" w:type="dxa"/>
+              <w:end w:w="120" w:type="dxa"/>
+            </w:tcMar>
+            <w:vAlign w:val="center"/>
+          </w:tcPr>
+          <w:p>
+            <w:pPr>
+              <w:spacing w:after="0"/>
+            </w:pPr>
+            <w:r>
+              <w:rPr>
+                <w:rFonts w:ascii="Arial" w:hAnsi="Arial"/>
+                <w:b/>
+                <w:color w:val="FFFFFF"/>
+                <w:sz w:val="17"/>
+              </w:rPr>
+              <w:t>DEMO OUTCOME</w:t>
             </w:r>
           </w:p>
         </w:tc>
@@ -2715,11 +544,12 @@
         </w:trPr>
         <w:tc>
           <w:tcPr>
-            <w:tcW w:type="dxa" w:w="6984"/>
+            <w:tcW w:type="dxa" w:w="1872"/>
+            <w:shd w:fill="FFFFFF"/>
             <w:tcMar>
-              <w:top w:w="100" w:type="dxa"/>
+              <w:top w:w="80" w:type="dxa"/>
               <w:start w:w="120" w:type="dxa"/>
-              <w:bottom w:w="100" w:type="dxa"/>
+              <w:bottom w:w="80" w:type="dxa"/>
               <w:end w:w="120" w:type="dxa"/>
             </w:tcMar>
             <w:vAlign w:val="center"/>
@@ -2730,19 +560,23 @@
             </w:pPr>
             <w:r>
               <w:rPr>
+                <w:rFonts w:ascii="Arial" w:hAnsi="Arial"/>
+                <w:b w:val="0"/>
+                <w:color w:val="172033"/>
                 <w:sz w:val="17"/>
               </w:rPr>
-              <w:t>Employee</w:t>
+              <w:t>Sarah Sales</w:t>
             </w:r>
           </w:p>
         </w:tc>
         <w:tc>
           <w:tcPr>
-            <w:tcW w:type="dxa" w:w="6984"/>
+            <w:tcW w:type="dxa" w:w="2880"/>
+            <w:shd w:fill="FFFFFF"/>
             <w:tcMar>
-              <w:top w:w="100" w:type="dxa"/>
+              <w:top w:w="80" w:type="dxa"/>
               <w:start w:w="120" w:type="dxa"/>
-              <w:bottom w:w="100" w:type="dxa"/>
+              <w:bottom w:w="80" w:type="dxa"/>
               <w:end w:w="120" w:type="dxa"/>
             </w:tcMar>
             <w:vAlign w:val="center"/>
@@ -2753,9 +587,39 @@
             </w:pPr>
             <w:r>
               <w:rPr>
+                <w:rFonts w:ascii="Arial" w:hAnsi="Arial"/>
+                <w:b w:val="0"/>
+                <w:color w:val="172033"/>
                 <w:sz w:val="17"/>
               </w:rPr>
-              <w:t>The signed-in person remains the subject of the request.</w:t>
+              <w:t>Clearance 0 • Manager False</w:t>
+            </w:r>
+          </w:p>
+        </w:tc>
+        <w:tc>
+          <w:tcPr>
+            <w:tcW w:type="dxa" w:w="5400"/>
+            <w:shd w:fill="FFFFFF"/>
+            <w:tcMar>
+              <w:top w:w="80" w:type="dxa"/>
+              <w:start w:w="120" w:type="dxa"/>
+              <w:bottom w:w="80" w:type="dxa"/>
+              <w:end w:w="120" w:type="dxa"/>
+            </w:tcMar>
+            <w:vAlign w:val="center"/>
+          </w:tcPr>
+          <w:p>
+            <w:pPr>
+              <w:spacing w:after="0"/>
+            </w:pPr>
+            <w:r>
+              <w:rPr>
+                <w:rFonts w:ascii="Arial" w:hAnsi="Arial"/>
+                <w:b w:val="0"/>
+                <w:color w:val="172033"/>
+                <w:sz w:val="17"/>
+              </w:rPr>
+              <w:t>Reads Inventory. Every write is denied with manager guidance.</w:t>
             </w:r>
           </w:p>
         </w:tc>
@@ -2766,12 +630,12 @@
         </w:trPr>
         <w:tc>
           <w:tcPr>
-            <w:tcW w:type="dxa" w:w="6984"/>
-            <w:shd w:fill="F6F8FC"/>
+            <w:tcW w:type="dxa" w:w="1872"/>
+            <w:shd w:fill="F7F8FB"/>
             <w:tcMar>
-              <w:top w:w="100" w:type="dxa"/>
+              <w:top w:w="80" w:type="dxa"/>
               <w:start w:w="120" w:type="dxa"/>
-              <w:bottom w:w="100" w:type="dxa"/>
+              <w:bottom w:w="80" w:type="dxa"/>
               <w:end w:w="120" w:type="dxa"/>
             </w:tcMar>
             <w:vAlign w:val="center"/>
@@ -2782,20 +646,23 @@
             </w:pPr>
             <w:r>
               <w:rPr>
+                <w:rFonts w:ascii="Arial" w:hAnsi="Arial"/>
+                <w:b w:val="0"/>
+                <w:color w:val="172033"/>
                 <w:sz w:val="17"/>
               </w:rPr>
-              <w:t>ProGear Agent</w:t>
+              <w:t>Mike Manager</w:t>
             </w:r>
           </w:p>
         </w:tc>
         <w:tc>
           <w:tcPr>
-            <w:tcW w:type="dxa" w:w="6984"/>
-            <w:shd w:fill="F6F8FC"/>
+            <w:tcW w:type="dxa" w:w="2880"/>
+            <w:shd w:fill="F7F8FB"/>
             <w:tcMar>
-              <w:top w:w="100" w:type="dxa"/>
+              <w:top w:w="80" w:type="dxa"/>
               <w:start w:w="120" w:type="dxa"/>
-              <w:bottom w:w="100" w:type="dxa"/>
+              <w:bottom w:w="80" w:type="dxa"/>
               <w:end w:w="120" w:type="dxa"/>
             </w:tcMar>
             <w:vAlign w:val="center"/>
@@ -2806,9 +673,39 @@
             </w:pPr>
             <w:r>
               <w:rPr>
+                <w:rFonts w:ascii="Arial" w:hAnsi="Arial"/>
+                <w:b w:val="0"/>
+                <w:color w:val="172033"/>
                 <w:sz w:val="17"/>
               </w:rPr>
-              <w:t>A first-class Workload Principal with its own identity, key, owners, and lifecycle.</w:t>
+              <w:t>Clearance 1 • Manager True</w:t>
+            </w:r>
+          </w:p>
+        </w:tc>
+        <w:tc>
+          <w:tcPr>
+            <w:tcW w:type="dxa" w:w="5400"/>
+            <w:shd w:fill="F7F8FB"/>
+            <w:tcMar>
+              <w:top w:w="80" w:type="dxa"/>
+              <w:start w:w="120" w:type="dxa"/>
+              <w:bottom w:w="80" w:type="dxa"/>
+              <w:end w:w="120" w:type="dxa"/>
+            </w:tcMar>
+            <w:vAlign w:val="center"/>
+          </w:tcPr>
+          <w:p>
+            <w:pPr>
+              <w:spacing w:after="0"/>
+            </w:pPr>
+            <w:r>
+              <w:rPr>
+                <w:rFonts w:ascii="Arial" w:hAnsi="Arial"/>
+                <w:b w:val="0"/>
+                <w:color w:val="172033"/>
+                <w:sz w:val="17"/>
+              </w:rPr>
+              <w:t>Writes 1–600 units. A 601+ request requires a VP.</w:t>
             </w:r>
           </w:p>
         </w:tc>
@@ -2819,11 +716,12 @@
         </w:trPr>
         <w:tc>
           <w:tcPr>
-            <w:tcW w:type="dxa" w:w="6984"/>
+            <w:tcW w:type="dxa" w:w="1872"/>
+            <w:shd w:fill="FFFFFF"/>
             <w:tcMar>
-              <w:top w:w="100" w:type="dxa"/>
+              <w:top w:w="80" w:type="dxa"/>
               <w:start w:w="120" w:type="dxa"/>
-              <w:bottom w:w="100" w:type="dxa"/>
+              <w:bottom w:w="80" w:type="dxa"/>
               <w:end w:w="120" w:type="dxa"/>
             </w:tcMar>
             <w:vAlign w:val="center"/>
@@ -2834,19 +732,23 @@
             </w:pPr>
             <w:r>
               <w:rPr>
+                <w:rFonts w:ascii="Arial" w:hAnsi="Arial"/>
+                <w:b w:val="0"/>
+                <w:color w:val="172033"/>
                 <w:sz w:val="17"/>
               </w:rPr>
-              <w:t>Okta</w:t>
+              <w:t>Joe VP</w:t>
             </w:r>
           </w:p>
         </w:tc>
         <w:tc>
           <w:tcPr>
-            <w:tcW w:type="dxa" w:w="6984"/>
+            <w:tcW w:type="dxa" w:w="2880"/>
+            <w:shd w:fill="FFFFFF"/>
             <w:tcMar>
-              <w:top w:w="100" w:type="dxa"/>
+              <w:top w:w="80" w:type="dxa"/>
               <w:start w:w="120" w:type="dxa"/>
-              <w:bottom w:w="100" w:type="dxa"/>
+              <w:bottom w:w="80" w:type="dxa"/>
               <w:end w:w="120" w:type="dxa"/>
             </w:tcMar>
             <w:vAlign w:val="center"/>
@@ -2857,25 +759,23 @@
             </w:pPr>
             <w:r>
               <w:rPr>
+                <w:rFonts w:ascii="Arial" w:hAnsi="Arial"/>
+                <w:b w:val="0"/>
+                <w:color w:val="172033"/>
                 <w:sz w:val="17"/>
               </w:rPr>
-              <w:t>Authenticates the employee, checks live delegation context, and recognizes the agent.</w:t>
+              <w:t>Clearance 2 • Manager True</w:t>
             </w:r>
           </w:p>
         </w:tc>
-      </w:tr>
-      <w:tr>
-        <w:trPr>
-          <w:cantSplit/>
-        </w:trPr>
         <w:tc>
           <w:tcPr>
-            <w:tcW w:type="dxa" w:w="6984"/>
-            <w:shd w:fill="F6F8FC"/>
+            <w:tcW w:type="dxa" w:w="5400"/>
+            <w:shd w:fill="FFFFFF"/>
             <w:tcMar>
-              <w:top w:w="100" w:type="dxa"/>
+              <w:top w:w="80" w:type="dxa"/>
               <w:start w:w="120" w:type="dxa"/>
-              <w:bottom w:w="100" w:type="dxa"/>
+              <w:bottom w:w="80" w:type="dxa"/>
               <w:end w:w="120" w:type="dxa"/>
             </w:tcMar>
             <w:vAlign w:val="center"/>
@@ -2886,188 +786,12 @@
             </w:pPr>
             <w:r>
               <w:rPr>
+                <w:rFonts w:ascii="Arial" w:hAnsi="Arial"/>
+                <w:b w:val="0"/>
+                <w:color w:val="172033"/>
                 <w:sz w:val="17"/>
               </w:rPr>
-              <w:t>Resource AS</w:t>
-            </w:r>
-          </w:p>
-        </w:tc>
-        <w:tc>
-          <w:tcPr>
-            <w:tcW w:type="dxa" w:w="6984"/>
-            <w:shd w:fill="F6F8FC"/>
-            <w:tcMar>
-              <w:top w:w="100" w:type="dxa"/>
-              <w:start w:w="120" w:type="dxa"/>
-              <w:bottom w:w="100" w:type="dxa"/>
-              <w:end w:w="120" w:type="dxa"/>
-            </w:tcMar>
-            <w:vAlign w:val="center"/>
-          </w:tcPr>
-          <w:p>
-            <w:pPr>
-              <w:spacing w:after="0"/>
-            </w:pPr>
-            <w:r>
-              <w:rPr>
-                <w:sz w:val="17"/>
-              </w:rPr>
-              <w:t>Issues a token scoped to the requested business resource and action.</w:t>
-            </w:r>
-          </w:p>
-        </w:tc>
-      </w:tr>
-      <w:tr>
-        <w:trPr>
-          <w:cantSplit/>
-        </w:trPr>
-        <w:tc>
-          <w:tcPr>
-            <w:tcW w:type="dxa" w:w="6984"/>
-            <w:tcMar>
-              <w:top w:w="100" w:type="dxa"/>
-              <w:start w:w="120" w:type="dxa"/>
-              <w:bottom w:w="100" w:type="dxa"/>
-              <w:end w:w="120" w:type="dxa"/>
-            </w:tcMar>
-            <w:vAlign w:val="center"/>
-          </w:tcPr>
-          <w:p>
-            <w:pPr>
-              <w:spacing w:after="0"/>
-            </w:pPr>
-            <w:r>
-              <w:rPr>
-                <w:sz w:val="17"/>
-              </w:rPr>
-              <w:t>Business resources</w:t>
-            </w:r>
-          </w:p>
-        </w:tc>
-        <w:tc>
-          <w:tcPr>
-            <w:tcW w:type="dxa" w:w="6984"/>
-            <w:tcMar>
-              <w:top w:w="100" w:type="dxa"/>
-              <w:start w:w="120" w:type="dxa"/>
-              <w:bottom w:w="100" w:type="dxa"/>
-              <w:end w:w="120" w:type="dxa"/>
-            </w:tcMar>
-            <w:vAlign w:val="center"/>
-          </w:tcPr>
-          <w:p>
-            <w:pPr>
-              <w:spacing w:after="0"/>
-            </w:pPr>
-            <w:r>
-              <w:rPr>
-                <w:sz w:val="17"/>
-              </w:rPr>
-              <w:t>Inventory, Customer, Pricing, and Sales enforce their own boundaries.</w:t>
-            </w:r>
-          </w:p>
-        </w:tc>
-      </w:tr>
-      <w:tr>
-        <w:trPr>
-          <w:cantSplit/>
-        </w:trPr>
-        <w:tc>
-          <w:tcPr>
-            <w:tcW w:type="dxa" w:w="6984"/>
-            <w:shd w:fill="F6F8FC"/>
-            <w:tcMar>
-              <w:top w:w="100" w:type="dxa"/>
-              <w:start w:w="120" w:type="dxa"/>
-              <w:bottom w:w="100" w:type="dxa"/>
-              <w:end w:w="120" w:type="dxa"/>
-            </w:tcMar>
-            <w:vAlign w:val="center"/>
-          </w:tcPr>
-          <w:p>
-            <w:pPr>
-              <w:spacing w:after="0"/>
-            </w:pPr>
-            <w:r>
-              <w:rPr>
-                <w:sz w:val="17"/>
-              </w:rPr>
-              <w:t>Audit trail</w:t>
-            </w:r>
-          </w:p>
-        </w:tc>
-        <w:tc>
-          <w:tcPr>
-            <w:tcW w:type="dxa" w:w="6984"/>
-            <w:shd w:fill="F6F8FC"/>
-            <w:tcMar>
-              <w:top w:w="100" w:type="dxa"/>
-              <w:start w:w="120" w:type="dxa"/>
-              <w:bottom w:w="100" w:type="dxa"/>
-              <w:end w:w="120" w:type="dxa"/>
-            </w:tcMar>
-            <w:vAlign w:val="center"/>
-          </w:tcPr>
-          <w:p>
-            <w:pPr>
-              <w:spacing w:after="0"/>
-            </w:pPr>
-            <w:r>
-              <w:rPr>
-                <w:sz w:val="17"/>
-              </w:rPr>
-              <w:t>The chain keeps the employee, agent, resource, scope, and decision attributable.</w:t>
-            </w:r>
-          </w:p>
-        </w:tc>
-      </w:tr>
-      <w:tr>
-        <w:trPr>
-          <w:cantSplit/>
-        </w:trPr>
-        <w:tc>
-          <w:tcPr>
-            <w:tcW w:type="dxa" w:w="6984"/>
-            <w:tcMar>
-              <w:top w:w="100" w:type="dxa"/>
-              <w:start w:w="120" w:type="dxa"/>
-              <w:bottom w:w="100" w:type="dxa"/>
-              <w:end w:w="120" w:type="dxa"/>
-            </w:tcMar>
-            <w:vAlign w:val="center"/>
-          </w:tcPr>
-          <w:p>
-            <w:pPr>
-              <w:spacing w:after="0"/>
-            </w:pPr>
-            <w:r>
-              <w:rPr>
-                <w:sz w:val="17"/>
-              </w:rPr>
-              <w:t>Kill switch</w:t>
-            </w:r>
-          </w:p>
-        </w:tc>
-        <w:tc>
-          <w:tcPr>
-            <w:tcW w:type="dxa" w:w="6984"/>
-            <w:tcMar>
-              <w:top w:w="100" w:type="dxa"/>
-              <w:start w:w="120" w:type="dxa"/>
-              <w:bottom w:w="100" w:type="dxa"/>
-              <w:end w:w="120" w:type="dxa"/>
-            </w:tcMar>
-            <w:vAlign w:val="center"/>
-          </w:tcPr>
-          <w:p>
-            <w:pPr>
-              <w:spacing w:after="0"/>
-            </w:pPr>
-            <w:r>
-              <w:rPr>
-                <w:sz w:val="17"/>
-              </w:rPr>
-              <w:t>Deactivating the agent identity prevents new token exchanges.</w:t>
+              <w:t>Approves Mike's 601+ request and may write directly.</w:t>
             </w:r>
           </w:p>
         </w:tc>
@@ -3080,158 +804,84 @@
     </w:p>
     <w:p>
       <w:pPr>
-        <w:ind w:left="216" w:right="216"/>
+        <w:spacing w:before="40" w:after="40"/>
       </w:pPr>
       <w:r>
         <w:rPr>
+          <w:rFonts w:ascii="Arial" w:hAnsi="Arial"/>
           <w:b/>
+          <w:color w:val="E65F1B"/>
+          <w:sz w:val="16"/>
         </w:rPr>
-        <w:t>Say:</w:t>
-      </w:r>
-      <w:r>
-        <w:t xml:space="preserve"> “The agent never disappears inside the employee's identity. Okta can govern and deactivate it independently while preserving who asked it to act.”</w:t>
-      </w:r>
-    </w:p>
-    <w:p>
-      <w:r>
-        <w:br w:type="page"/>
-      </w:r>
-    </w:p>
-    <w:p>
-      <w:pPr>
-        <w:pStyle w:val="Heading2"/>
-      </w:pPr>
-      <w:r>
-        <w:t>7. Walk through the sequence</w:t>
-      </w:r>
-    </w:p>
-    <w:p>
-      <w:r>
-        <w:t xml:space="preserve">Scroll to </w:t>
-      </w:r>
-      <w:r>
-        <w:rPr>
-          <w:b/>
-        </w:rPr>
-        <w:t>Request sequence</w:t>
-      </w:r>
-      <w:r>
-        <w:t>.</w:t>
-      </w:r>
-    </w:p>
-    <w:p>
-      <w:pPr>
-        <w:keepNext/>
-        <w:jc w:val="center"/>
-      </w:pPr>
-      <w:r>
-        <w:drawing>
-          <wp:inline xmlns:a="http://schemas.openxmlformats.org/drawingml/2006/main" xmlns:pic="http://schemas.openxmlformats.org/drawingml/2006/picture">
-            <wp:extent cx="8869680" cy="4296251"/>
-            <wp:docPr id="7" name="Picture 7"/>
-            <wp:cNvGraphicFramePr>
-              <a:graphicFrameLocks noChangeAspect="1"/>
-            </wp:cNvGraphicFramePr>
-            <a:graphic>
-              <a:graphicData uri="http://schemas.openxmlformats.org/drawingml/2006/picture">
-                <pic:pic>
-                  <pic:nvPicPr>
-                    <pic:cNvPr id="0" name="09-sequence.png"/>
-                    <pic:cNvPicPr/>
-                  </pic:nvPicPr>
-                  <pic:blipFill>
-                    <a:blip r:embed="rId18"/>
-                    <a:stretch>
-                      <a:fillRect/>
-                    </a:stretch>
-                  </pic:blipFill>
-                  <pic:spPr>
-                    <a:xfrm>
-                      <a:off x="0" y="0"/>
-                      <a:ext cx="8869680" cy="4296251"/>
-                    </a:xfrm>
-                    <a:prstGeom prst="rect"/>
-                  </pic:spPr>
-                </pic:pic>
-              </a:graphicData>
-            </a:graphic>
-          </wp:inline>
-        </w:drawing>
-      </w:r>
-    </w:p>
-    <w:p>
-      <w:pPr>
-        <w:pStyle w:val="Caption"/>
-        <w:spacing w:after="160"/>
-        <w:jc w:val="center"/>
-      </w:pPr>
-      <w:r>
-        <w:t>ProGear request sequence</w:t>
-      </w:r>
-    </w:p>
-    <w:p>
-      <w:r>
-        <w:br w:type="page"/>
+        <w:t>CORE DEMO — ABOUT FIVE MINUTES</w:t>
       </w:r>
     </w:p>
     <w:tbl>
       <w:tblPr>
-        <w:tblStyle w:val="TableGrid"/>
         <w:tblW w:type="auto" w:w="0"/>
-        <w:tblLayout w:type="autofit"/>
+        <w:tblLayout w:type="fixed"/>
         <w:tblLook w:firstColumn="1" w:firstRow="1" w:lastColumn="0" w:lastRow="0" w:noHBand="0" w:noVBand="1" w:val="04A0"/>
       </w:tblPr>
       <w:tblGrid>
-        <w:gridCol w:w="6984"/>
-        <w:gridCol w:w="6984"/>
+        <w:gridCol w:w="605"/>
+        <w:gridCol w:w="9965"/>
       </w:tblGrid>
       <w:tr>
         <w:trPr>
-          <w:tblHeader w:val="true"/>
+          <w:cantSplit/>
         </w:trPr>
         <w:tc>
           <w:tcPr>
-            <w:tcW w:type="dxa" w:w="6984"/>
-            <w:shd w:fill="4A2C1A"/>
+            <w:tcW w:type="dxa" w:w="605"/>
+            <w:shd w:fill="E65F1B"/>
             <w:tcMar>
-              <w:top w:w="100" w:type="dxa"/>
-              <w:start w:w="120" w:type="dxa"/>
-              <w:bottom w:w="100" w:type="dxa"/>
-              <w:end w:w="120" w:type="dxa"/>
+              <w:top w:w="55" w:type="dxa"/>
+              <w:start w:w="35" w:type="dxa"/>
+              <w:bottom w:w="55" w:type="dxa"/>
+              <w:end w:w="35" w:type="dxa"/>
             </w:tcMar>
             <w:vAlign w:val="center"/>
           </w:tcPr>
           <w:p>
+            <w:pPr>
+              <w:spacing w:after="0"/>
+              <w:jc w:val="center"/>
+            </w:pPr>
             <w:r>
               <w:rPr>
+                <w:rFonts w:ascii="Arial" w:hAnsi="Arial"/>
                 <w:b/>
                 <w:color w:val="FFFFFF"/>
-                <w:sz w:val="18"/>
+                <w:sz w:val="17"/>
               </w:rPr>
-              <w:t>Step</w:t>
+              <w:t>1</w:t>
             </w:r>
           </w:p>
         </w:tc>
         <w:tc>
           <w:tcPr>
-            <w:tcW w:type="dxa" w:w="6984"/>
-            <w:shd w:fill="4A2C1A"/>
+            <w:tcW w:type="dxa" w:w="9965"/>
+            <w:shd w:fill="FFF3EA"/>
             <w:tcMar>
-              <w:top w:w="100" w:type="dxa"/>
-              <w:start w:w="120" w:type="dxa"/>
-              <w:bottom w:w="100" w:type="dxa"/>
-              <w:end w:w="120" w:type="dxa"/>
+              <w:top w:w="55" w:type="dxa"/>
+              <w:start w:w="100" w:type="dxa"/>
+              <w:bottom w:w="55" w:type="dxa"/>
+              <w:end w:w="100" w:type="dxa"/>
             </w:tcMar>
             <w:vAlign w:val="center"/>
           </w:tcPr>
           <w:p>
+            <w:pPr>
+              <w:spacing w:after="0"/>
+            </w:pPr>
             <w:r>
               <w:rPr>
-                <w:b/>
-                <w:color w:val="FFFFFF"/>
-                <w:sz w:val="18"/>
+                <w:rFonts w:ascii="Arial" w:hAnsi="Arial"/>
+                <w:b w:val="0"/>
+                <w:color w:val="172033"/>
+                <w:sz w:val="17"/>
               </w:rPr>
-              <w:t>What happens</w:t>
+              <w:t>Sign in as Sarah and run the inventory read prompt.</w:t>
             </w:r>
           </w:p>
         </w:tc>
@@ -3242,12 +892,41 @@
         </w:trPr>
         <w:tc>
           <w:tcPr>
-            <w:tcW w:type="dxa" w:w="6984"/>
+            <w:tcW w:type="dxa" w:w="605"/>
+            <w:shd w:fill="4A2C1A"/>
             <w:tcMar>
-              <w:top w:w="100" w:type="dxa"/>
-              <w:start w:w="120" w:type="dxa"/>
-              <w:bottom w:w="100" w:type="dxa"/>
-              <w:end w:w="120" w:type="dxa"/>
+              <w:top w:w="55" w:type="dxa"/>
+              <w:start w:w="35" w:type="dxa"/>
+              <w:bottom w:w="55" w:type="dxa"/>
+              <w:end w:w="35" w:type="dxa"/>
+            </w:tcMar>
+            <w:vAlign w:val="center"/>
+          </w:tcPr>
+          <w:p>
+            <w:pPr>
+              <w:spacing w:after="0"/>
+              <w:jc w:val="center"/>
+            </w:pPr>
+            <w:r>
+              <w:rPr>
+                <w:rFonts w:ascii="Arial" w:hAnsi="Arial"/>
+                <w:b/>
+                <w:color w:val="FFFFFF"/>
+                <w:sz w:val="17"/>
+              </w:rPr>
+              <w:t>2</w:t>
+            </w:r>
+          </w:p>
+        </w:tc>
+        <w:tc>
+          <w:tcPr>
+            <w:tcW w:type="dxa" w:w="9965"/>
+            <w:shd w:fill="F7F8FB"/>
+            <w:tcMar>
+              <w:top w:w="55" w:type="dxa"/>
+              <w:start w:w="100" w:type="dxa"/>
+              <w:bottom w:w="55" w:type="dxa"/>
+              <w:end w:w="100" w:type="dxa"/>
             </w:tcMar>
             <w:vAlign w:val="center"/>
           </w:tcPr>
@@ -3257,32 +936,12 @@
             </w:pPr>
             <w:r>
               <w:rPr>
+                <w:rFonts w:ascii="Arial" w:hAnsi="Arial"/>
+                <w:b w:val="0"/>
+                <w:color w:val="172033"/>
                 <w:sz w:val="17"/>
               </w:rPr>
-              <w:t>1</w:t>
-            </w:r>
-          </w:p>
-        </w:tc>
-        <w:tc>
-          <w:tcPr>
-            <w:tcW w:type="dxa" w:w="6984"/>
-            <w:tcMar>
-              <w:top w:w="100" w:type="dxa"/>
-              <w:start w:w="120" w:type="dxa"/>
-              <w:bottom w:w="100" w:type="dxa"/>
-              <w:end w:w="120" w:type="dxa"/>
-            </w:tcMar>
-            <w:vAlign w:val="center"/>
-          </w:tcPr>
-          <w:p>
-            <w:pPr>
-              <w:spacing w:after="0"/>
-            </w:pPr>
-            <w:r>
-              <w:rPr>
-                <w:sz w:val="17"/>
-              </w:rPr>
-              <w:t>The employee asks the ProGear agent to use Inventory.</w:t>
+              <w:t>Ask Sarah to add 50 basketballs; show the clear Sales denial.</w:t>
             </w:r>
           </w:p>
         </w:tc>
@@ -3293,13 +952,41 @@
         </w:trPr>
         <w:tc>
           <w:tcPr>
-            <w:tcW w:type="dxa" w:w="6984"/>
-            <w:shd w:fill="F6F8FC"/>
+            <w:tcW w:type="dxa" w:w="605"/>
+            <w:shd w:fill="4A2C1A"/>
             <w:tcMar>
-              <w:top w:w="100" w:type="dxa"/>
-              <w:start w:w="120" w:type="dxa"/>
-              <w:bottom w:w="100" w:type="dxa"/>
-              <w:end w:w="120" w:type="dxa"/>
+              <w:top w:w="55" w:type="dxa"/>
+              <w:start w:w="35" w:type="dxa"/>
+              <w:bottom w:w="55" w:type="dxa"/>
+              <w:end w:w="35" w:type="dxa"/>
+            </w:tcMar>
+            <w:vAlign w:val="center"/>
+          </w:tcPr>
+          <w:p>
+            <w:pPr>
+              <w:spacing w:after="0"/>
+              <w:jc w:val="center"/>
+            </w:pPr>
+            <w:r>
+              <w:rPr>
+                <w:rFonts w:ascii="Arial" w:hAnsi="Arial"/>
+                <w:b/>
+                <w:color w:val="FFFFFF"/>
+                <w:sz w:val="17"/>
+              </w:rPr>
+              <w:t>3</w:t>
+            </w:r>
+          </w:p>
+        </w:tc>
+        <w:tc>
+          <w:tcPr>
+            <w:tcW w:type="dxa" w:w="9965"/>
+            <w:shd w:fill="F7F8FB"/>
+            <w:tcMar>
+              <w:top w:w="55" w:type="dxa"/>
+              <w:start w:w="100" w:type="dxa"/>
+              <w:bottom w:w="55" w:type="dxa"/>
+              <w:end w:w="100" w:type="dxa"/>
             </w:tcMar>
             <w:vAlign w:val="center"/>
           </w:tcPr>
@@ -3309,33 +996,12 @@
             </w:pPr>
             <w:r>
               <w:rPr>
+                <w:rFonts w:ascii="Arial" w:hAnsi="Arial"/>
+                <w:b w:val="0"/>
+                <w:color w:val="172033"/>
                 <w:sz w:val="17"/>
               </w:rPr>
-              <w:t>2</w:t>
-            </w:r>
-          </w:p>
-        </w:tc>
-        <w:tc>
-          <w:tcPr>
-            <w:tcW w:type="dxa" w:w="6984"/>
-            <w:shd w:fill="F6F8FC"/>
-            <w:tcMar>
-              <w:top w:w="100" w:type="dxa"/>
-              <w:start w:w="120" w:type="dxa"/>
-              <w:bottom w:w="100" w:type="dxa"/>
-              <w:end w:w="120" w:type="dxa"/>
-            </w:tcMar>
-            <w:vAlign w:val="center"/>
-          </w:tcPr>
-          <w:p>
-            <w:pPr>
-              <w:spacing w:after="0"/>
-            </w:pPr>
-            <w:r>
-              <w:rPr>
-                <w:sz w:val="17"/>
-              </w:rPr>
-              <w:t>The agent presents its workload identity plus the employee context.</w:t>
+              <w:t>Sign out and sign in as Mike; FGA starts off again.</w:t>
             </w:r>
           </w:p>
         </w:tc>
@@ -3346,12 +1012,41 @@
         </w:trPr>
         <w:tc>
           <w:tcPr>
-            <w:tcW w:type="dxa" w:w="6984"/>
+            <w:tcW w:type="dxa" w:w="605"/>
+            <w:shd w:fill="4A2C1A"/>
             <w:tcMar>
-              <w:top w:w="100" w:type="dxa"/>
-              <w:start w:w="120" w:type="dxa"/>
-              <w:bottom w:w="100" w:type="dxa"/>
-              <w:end w:w="120" w:type="dxa"/>
+              <w:top w:w="55" w:type="dxa"/>
+              <w:start w:w="35" w:type="dxa"/>
+              <w:bottom w:w="55" w:type="dxa"/>
+              <w:end w:w="35" w:type="dxa"/>
+            </w:tcMar>
+            <w:vAlign w:val="center"/>
+          </w:tcPr>
+          <w:p>
+            <w:pPr>
+              <w:spacing w:after="0"/>
+              <w:jc w:val="center"/>
+            </w:pPr>
+            <w:r>
+              <w:rPr>
+                <w:rFonts w:ascii="Arial" w:hAnsi="Arial"/>
+                <w:b/>
+                <w:color w:val="FFFFFF"/>
+                <w:sz w:val="17"/>
+              </w:rPr>
+              <w:t>4</w:t>
+            </w:r>
+          </w:p>
+        </w:tc>
+        <w:tc>
+          <w:tcPr>
+            <w:tcW w:type="dxa" w:w="9965"/>
+            <w:shd w:fill="F7F8FB"/>
+            <w:tcMar>
+              <w:top w:w="55" w:type="dxa"/>
+              <w:start w:w="100" w:type="dxa"/>
+              <w:bottom w:w="55" w:type="dxa"/>
+              <w:end w:w="100" w:type="dxa"/>
             </w:tcMar>
             <w:vAlign w:val="center"/>
           </w:tcPr>
@@ -3361,32 +1056,12 @@
             </w:pPr>
             <w:r>
               <w:rPr>
+                <w:rFonts w:ascii="Arial" w:hAnsi="Arial"/>
+                <w:b w:val="0"/>
+                <w:color w:val="172033"/>
                 <w:sz w:val="17"/>
               </w:rPr>
-              <w:t>3</w:t>
-            </w:r>
-          </w:p>
-        </w:tc>
-        <w:tc>
-          <w:tcPr>
-            <w:tcW w:type="dxa" w:w="6984"/>
-            <w:tcMar>
-              <w:top w:w="100" w:type="dxa"/>
-              <w:start w:w="120" w:type="dxa"/>
-              <w:bottom w:w="100" w:type="dxa"/>
-              <w:end w:w="120" w:type="dxa"/>
-            </w:tcMar>
-            <w:vAlign w:val="center"/>
-          </w:tcPr>
-          <w:p>
-            <w:pPr>
-              <w:spacing w:after="0"/>
-            </w:pPr>
-            <w:r>
-              <w:rPr>
-                <w:sz w:val="17"/>
-              </w:rPr>
-              <w:t>Okta issues an Identity Assertion Grant (ID-JAG) for that user-agent-resource request.</w:t>
+              <w:t>Ask Mike to add 50 basketballs; show the successful write.</w:t>
             </w:r>
           </w:p>
         </w:tc>
@@ -3397,13 +1072,41 @@
         </w:trPr>
         <w:tc>
           <w:tcPr>
-            <w:tcW w:type="dxa" w:w="6984"/>
-            <w:shd w:fill="F6F8FC"/>
+            <w:tcW w:type="dxa" w:w="605"/>
+            <w:shd w:fill="4A2C1A"/>
             <w:tcMar>
-              <w:top w:w="100" w:type="dxa"/>
-              <w:start w:w="120" w:type="dxa"/>
-              <w:bottom w:w="100" w:type="dxa"/>
-              <w:end w:w="120" w:type="dxa"/>
+              <w:top w:w="55" w:type="dxa"/>
+              <w:start w:w="35" w:type="dxa"/>
+              <w:bottom w:w="55" w:type="dxa"/>
+              <w:end w:w="35" w:type="dxa"/>
+            </w:tcMar>
+            <w:vAlign w:val="center"/>
+          </w:tcPr>
+          <w:p>
+            <w:pPr>
+              <w:spacing w:after="0"/>
+              <w:jc w:val="center"/>
+            </w:pPr>
+            <w:r>
+              <w:rPr>
+                <w:rFonts w:ascii="Arial" w:hAnsi="Arial"/>
+                <w:b/>
+                <w:color w:val="FFFFFF"/>
+                <w:sz w:val="17"/>
+              </w:rPr>
+              <w:t>5</w:t>
+            </w:r>
+          </w:p>
+        </w:tc>
+        <w:tc>
+          <w:tcPr>
+            <w:tcW w:type="dxa" w:w="9965"/>
+            <w:shd w:fill="F7F8FB"/>
+            <w:tcMar>
+              <w:top w:w="55" w:type="dxa"/>
+              <w:start w:w="100" w:type="dxa"/>
+              <w:bottom w:w="55" w:type="dxa"/>
+              <w:end w:w="100" w:type="dxa"/>
             </w:tcMar>
             <w:vAlign w:val="center"/>
           </w:tcPr>
@@ -3413,33 +1116,12 @@
             </w:pPr>
             <w:r>
               <w:rPr>
+                <w:rFonts w:ascii="Arial" w:hAnsi="Arial"/>
+                <w:b w:val="0"/>
+                <w:color w:val="172033"/>
                 <w:sz w:val="17"/>
               </w:rPr>
-              <w:t>4</w:t>
-            </w:r>
-          </w:p>
-        </w:tc>
-        <w:tc>
-          <w:tcPr>
-            <w:tcW w:type="dxa" w:w="6984"/>
-            <w:shd w:fill="F6F8FC"/>
-            <w:tcMar>
-              <w:top w:w="100" w:type="dxa"/>
-              <w:start w:w="120" w:type="dxa"/>
-              <w:bottom w:w="100" w:type="dxa"/>
-              <w:end w:w="120" w:type="dxa"/>
-            </w:tcMar>
-            <w:vAlign w:val="center"/>
-          </w:tcPr>
-          <w:p>
-            <w:pPr>
-              <w:spacing w:after="0"/>
-            </w:pPr>
-            <w:r>
-              <w:rPr>
-                <w:sz w:val="17"/>
-              </w:rPr>
-              <w:t>The agent exchanges the ID-JAG at the Resource Authorization Server with the needed scope.</w:t>
+              <w:t>Ask Mike to add 601 basketballs; show the VP boundary.</w:t>
             </w:r>
           </w:p>
         </w:tc>
@@ -3450,12 +1132,41 @@
         </w:trPr>
         <w:tc>
           <w:tcPr>
-            <w:tcW w:type="dxa" w:w="6984"/>
+            <w:tcW w:type="dxa" w:w="605"/>
+            <w:shd w:fill="4A2C1A"/>
             <w:tcMar>
-              <w:top w:w="100" w:type="dxa"/>
-              <w:start w:w="120" w:type="dxa"/>
-              <w:bottom w:w="100" w:type="dxa"/>
-              <w:end w:w="120" w:type="dxa"/>
+              <w:top w:w="55" w:type="dxa"/>
+              <w:start w:w="35" w:type="dxa"/>
+              <w:bottom w:w="55" w:type="dxa"/>
+              <w:end w:w="35" w:type="dxa"/>
+            </w:tcMar>
+            <w:vAlign w:val="center"/>
+          </w:tcPr>
+          <w:p>
+            <w:pPr>
+              <w:spacing w:after="0"/>
+              <w:jc w:val="center"/>
+            </w:pPr>
+            <w:r>
+              <w:rPr>
+                <w:rFonts w:ascii="Arial" w:hAnsi="Arial"/>
+                <w:b/>
+                <w:color w:val="FFFFFF"/>
+                <w:sz w:val="17"/>
+              </w:rPr>
+              <w:t>6</w:t>
+            </w:r>
+          </w:p>
+        </w:tc>
+        <w:tc>
+          <w:tcPr>
+            <w:tcW w:type="dxa" w:w="9965"/>
+            <w:shd w:fill="F7F8FB"/>
+            <w:tcMar>
+              <w:top w:w="55" w:type="dxa"/>
+              <w:start w:w="100" w:type="dxa"/>
+              <w:bottom w:w="55" w:type="dxa"/>
+              <w:end w:w="100" w:type="dxa"/>
             </w:tcMar>
             <w:vAlign w:val="center"/>
           </w:tcPr>
@@ -3465,32 +1176,12 @@
             </w:pPr>
             <w:r>
               <w:rPr>
+                <w:rFonts w:ascii="Arial" w:hAnsi="Arial"/>
+                <w:b w:val="0"/>
+                <w:color w:val="172033"/>
                 <w:sz w:val="17"/>
               </w:rPr>
-              <w:t>5</w:t>
-            </w:r>
-          </w:p>
-        </w:tc>
-        <w:tc>
-          <w:tcPr>
-            <w:tcW w:type="dxa" w:w="6984"/>
-            <w:tcMar>
-              <w:top w:w="100" w:type="dxa"/>
-              <w:start w:w="120" w:type="dxa"/>
-              <w:bottom w:w="100" w:type="dxa"/>
-              <w:end w:w="120" w:type="dxa"/>
-            </w:tcMar>
-            <w:vAlign w:val="center"/>
-          </w:tcPr>
-          <w:p>
-            <w:pPr>
-              <w:spacing w:after="0"/>
-            </w:pPr>
-            <w:r>
-              <w:rPr>
-                <w:sz w:val="17"/>
-              </w:rPr>
-              <w:t>The Resource AS returns a scoped access token.</w:t>
+              <w:t>Open Architecture, then Request sequence, and walk left to right.</w:t>
             </w:r>
           </w:p>
         </w:tc>
@@ -3501,13 +1192,41 @@
         </w:trPr>
         <w:tc>
           <w:tcPr>
-            <w:tcW w:type="dxa" w:w="6984"/>
-            <w:shd w:fill="F6F8FC"/>
+            <w:tcW w:type="dxa" w:w="605"/>
+            <w:shd w:fill="4A2C1A"/>
             <w:tcMar>
-              <w:top w:w="100" w:type="dxa"/>
-              <w:start w:w="120" w:type="dxa"/>
-              <w:bottom w:w="100" w:type="dxa"/>
-              <w:end w:w="120" w:type="dxa"/>
+              <w:top w:w="55" w:type="dxa"/>
+              <w:start w:w="35" w:type="dxa"/>
+              <w:bottom w:w="55" w:type="dxa"/>
+              <w:end w:w="35" w:type="dxa"/>
+            </w:tcMar>
+            <w:vAlign w:val="center"/>
+          </w:tcPr>
+          <w:p>
+            <w:pPr>
+              <w:spacing w:after="0"/>
+              <w:jc w:val="center"/>
+            </w:pPr>
+            <w:r>
+              <w:rPr>
+                <w:rFonts w:ascii="Arial" w:hAnsi="Arial"/>
+                <w:b/>
+                <w:color w:val="FFFFFF"/>
+                <w:sz w:val="17"/>
+              </w:rPr>
+              <w:t>7</w:t>
+            </w:r>
+          </w:p>
+        </w:tc>
+        <w:tc>
+          <w:tcPr>
+            <w:tcW w:type="dxa" w:w="9965"/>
+            <w:shd w:fill="F7F8FB"/>
+            <w:tcMar>
+              <w:top w:w="55" w:type="dxa"/>
+              <w:start w:w="100" w:type="dxa"/>
+              <w:bottom w:w="55" w:type="dxa"/>
+              <w:end w:w="100" w:type="dxa"/>
             </w:tcMar>
             <w:vAlign w:val="center"/>
           </w:tcPr>
@@ -3517,84 +1236,12 @@
             </w:pPr>
             <w:r>
               <w:rPr>
+                <w:rFonts w:ascii="Arial" w:hAnsi="Arial"/>
+                <w:b w:val="0"/>
+                <w:color w:val="172033"/>
                 <w:sz w:val="17"/>
               </w:rPr>
-              <w:t>6</w:t>
-            </w:r>
-          </w:p>
-        </w:tc>
-        <w:tc>
-          <w:tcPr>
-            <w:tcW w:type="dxa" w:w="6984"/>
-            <w:shd w:fill="F6F8FC"/>
-            <w:tcMar>
-              <w:top w:w="100" w:type="dxa"/>
-              <w:start w:w="120" w:type="dxa"/>
-              <w:bottom w:w="100" w:type="dxa"/>
-              <w:end w:w="120" w:type="dxa"/>
-            </w:tcMar>
-            <w:vAlign w:val="center"/>
-          </w:tcPr>
-          <w:p>
-            <w:pPr>
-              <w:spacing w:after="0"/>
-            </w:pPr>
-            <w:r>
-              <w:rPr>
-                <w:sz w:val="17"/>
-              </w:rPr>
-              <w:t>The agent calls Inventory with that token.</w:t>
-            </w:r>
-          </w:p>
-        </w:tc>
-      </w:tr>
-      <w:tr>
-        <w:trPr>
-          <w:cantSplit/>
-        </w:trPr>
-        <w:tc>
-          <w:tcPr>
-            <w:tcW w:type="dxa" w:w="6984"/>
-            <w:tcMar>
-              <w:top w:w="100" w:type="dxa"/>
-              <w:start w:w="120" w:type="dxa"/>
-              <w:bottom w:w="100" w:type="dxa"/>
-              <w:end w:w="120" w:type="dxa"/>
-            </w:tcMar>
-            <w:vAlign w:val="center"/>
-          </w:tcPr>
-          <w:p>
-            <w:pPr>
-              <w:spacing w:after="0"/>
-            </w:pPr>
-            <w:r>
-              <w:rPr>
-                <w:sz w:val="17"/>
-              </w:rPr>
-              <w:t>7</w:t>
-            </w:r>
-          </w:p>
-        </w:tc>
-        <w:tc>
-          <w:tcPr>
-            <w:tcW w:type="dxa" w:w="6984"/>
-            <w:tcMar>
-              <w:top w:w="100" w:type="dxa"/>
-              <w:start w:w="120" w:type="dxa"/>
-              <w:bottom w:w="100" w:type="dxa"/>
-              <w:end w:w="120" w:type="dxa"/>
-            </w:tcMar>
-            <w:vAlign w:val="center"/>
-          </w:tcPr>
-          <w:p>
-            <w:pPr>
-              <w:spacing w:after="0"/>
-            </w:pPr>
-            <w:r>
-              <w:rPr>
-                <w:sz w:val="17"/>
-              </w:rPr>
-              <w:t>Inventory returns the result and the exchange/decision is auditable.</w:t>
+              <w:t>Optional: enable FGA and route Mike's 601+ request to Joe for approval.</w:t>
             </w:r>
           </w:p>
         </w:tc>
@@ -3605,360 +1252,54 @@
         <w:spacing w:after="0"/>
       </w:pPr>
     </w:p>
-    <w:p>
-      <w:pPr>
-        <w:ind w:left="216" w:right="216"/>
-      </w:pPr>
-      <w:r>
-        <w:rPr>
-          <w:b/>
-        </w:rPr>
-        <w:t>Call out:</w:t>
-      </w:r>
-      <w:r>
-        <w:t xml:space="preserve"> This screenshot shows the successful path. If </w:t>
-      </w:r>
-      <w:r>
-        <w:rPr>
-          <w:rFonts w:ascii="Aptos Mono" w:hAnsi="Aptos Mono"/>
-          <w:color w:val="6437E8"/>
-          <w:sz w:val="18"/>
-        </w:rPr>
-        <w:t>On vacation=True</w:t>
-      </w:r>
-      <w:r>
-        <w:t>, or a simple-mode role check already knows the requested write is ineligible, the flow stops before ID-JAG.</w:t>
-      </w:r>
-    </w:p>
-    <w:p>
-      <w:pPr>
-        <w:sectPr>
-          <w:pgSz w:w="15840" w:h="12240" w:orient="landscape"/>
-          <w:pgMar w:top="792" w:right="936" w:bottom="792" w:left="936" w:header="720" w:footer="720" w:gutter="0"/>
-          <w:cols w:space="720"/>
-          <w:titlePg/>
-          <w:docGrid w:linePitch="360"/>
-        </w:sectPr>
-      </w:pPr>
-    </w:p>
-    <w:p>
-      <w:pPr>
-        <w:pStyle w:val="Heading1"/>
-      </w:pPr>
-      <w:r>
-        <w:t>Optional advanced demo: FGA and VP approval</w:t>
-      </w:r>
-    </w:p>
-    <w:p>
-      <w:r>
-        <w:rPr>
-          <w:b/>
-        </w:rPr>
-        <w:t>Video walkthrough:</w:t>
-      </w:r>
-      <w:r>
-        <w:t xml:space="preserve"> _Paste the Google Drive URL here_</w:t>
-      </w:r>
-    </w:p>
-    <w:p>
-      <w:pPr>
-        <w:pStyle w:val="Heading2"/>
-      </w:pPr>
-      <w:r>
-        <w:t>8. Enable FGA simulation</w:t>
-      </w:r>
-    </w:p>
-    <w:p>
-      <w:pPr>
-        <w:pStyle w:val="ListNumber"/>
-        <w:spacing w:after="40"/>
-      </w:pPr>
-      <w:r>
-        <w:t xml:space="preserve">While signed in as Mike, open </w:t>
-      </w:r>
-      <w:r>
-        <w:rPr>
-          <w:b/>
-        </w:rPr>
-        <w:t>FGA</w:t>
-      </w:r>
-      <w:r>
-        <w:t>.</w:t>
-      </w:r>
-    </w:p>
-    <w:p>
-      <w:pPr>
-        <w:pStyle w:val="ListNumber"/>
-        <w:spacing w:after="40"/>
-      </w:pPr>
-      <w:r>
-        <w:t xml:space="preserve">Select </w:t>
-      </w:r>
-      <w:r>
-        <w:rPr>
-          <w:b/>
-        </w:rPr>
-        <w:t>Simulate FGA</w:t>
-      </w:r>
-      <w:r>
-        <w:t>.</w:t>
-      </w:r>
-    </w:p>
-    <w:p>
-      <w:pPr>
-        <w:pStyle w:val="ListNumber"/>
-        <w:spacing w:after="40"/>
-      </w:pPr>
-      <w:r>
-        <w:t>Confirm:</w:t>
-      </w:r>
-    </w:p>
-    <w:p>
-      <w:pPr>
-        <w:pStyle w:val="ListBullet"/>
-        <w:spacing w:after="40"/>
-      </w:pPr>
-      <w:r>
-        <w:t xml:space="preserve">Current role: </w:t>
-      </w:r>
-      <w:r>
-        <w:rPr>
-          <w:b/>
-        </w:rPr>
-        <w:t>1 — Manager</w:t>
-      </w:r>
-    </w:p>
-    <w:p>
-      <w:pPr>
-        <w:pStyle w:val="ListBullet"/>
-        <w:spacing w:after="40"/>
-      </w:pPr>
-      <w:r>
-        <w:t xml:space="preserve">Manager: </w:t>
-      </w:r>
-      <w:r>
-        <w:rPr>
-          <w:b/>
-        </w:rPr>
-        <w:t>True</w:t>
-      </w:r>
-    </w:p>
-    <w:p>
-      <w:pPr>
-        <w:pStyle w:val="ListBullet"/>
-        <w:spacing w:after="40"/>
-      </w:pPr>
-      <w:r>
-        <w:t xml:space="preserve">On vacation: </w:t>
-      </w:r>
-      <w:r>
-        <w:rPr>
-          <w:b/>
-        </w:rPr>
-        <w:t>False</w:t>
-      </w:r>
-    </w:p>
-    <w:p>
-      <w:pPr>
-        <w:keepNext/>
-        <w:jc w:val="center"/>
-      </w:pPr>
-      <w:r>
-        <w:drawing>
-          <wp:inline xmlns:a="http://schemas.openxmlformats.org/drawingml/2006/main" xmlns:pic="http://schemas.openxmlformats.org/drawingml/2006/picture">
-            <wp:extent cx="6583680" cy="5230368"/>
-            <wp:docPr id="8" name="Picture 8"/>
-            <wp:cNvGraphicFramePr>
-              <a:graphicFrameLocks noChangeAspect="1"/>
-            </wp:cNvGraphicFramePr>
-            <a:graphic>
-              <a:graphicData uri="http://schemas.openxmlformats.org/drawingml/2006/picture">
-                <pic:pic>
-                  <pic:nvPicPr>
-                    <pic:cNvPr id="0" name="10-fga-controls.png"/>
-                    <pic:cNvPicPr/>
-                  </pic:nvPicPr>
-                  <pic:blipFill>
-                    <a:blip r:embed="rId19"/>
-                    <a:stretch>
-                      <a:fillRect/>
-                    </a:stretch>
-                  </pic:blipFill>
-                  <pic:spPr>
-                    <a:xfrm>
-                      <a:off x="0" y="0"/>
-                      <a:ext cx="6583680" cy="5230368"/>
-                    </a:xfrm>
-                    <a:prstGeom prst="rect"/>
-                  </pic:spPr>
-                </pic:pic>
-              </a:graphicData>
-            </a:graphic>
-          </wp:inline>
-        </w:drawing>
-      </w:r>
-    </w:p>
-    <w:p>
-      <w:pPr>
-        <w:pStyle w:val="Caption"/>
-        <w:spacing w:after="160"/>
-        <w:jc w:val="center"/>
-      </w:pPr>
-      <w:r>
-        <w:t>FGA controls for Mike</w:t>
-      </w:r>
-    </w:p>
-    <w:p>
-      <w:pPr>
-        <w:ind w:left="216" w:right="216"/>
-      </w:pPr>
-      <w:r>
-        <w:rPr>
-          <w:b/>
-        </w:rPr>
-        <w:t>Important:</w:t>
-      </w:r>
-      <w:r>
-        <w:t xml:space="preserve"> Signing out turns off FGA simulation. It does not change Mike's Okta role or vacation attribute.</w:t>
-      </w:r>
-    </w:p>
-    <w:p>
-      <w:r>
-        <w:br w:type="page"/>
-      </w:r>
-    </w:p>
-    <w:p>
-      <w:pPr>
-        <w:pStyle w:val="Heading2"/>
-      </w:pPr>
-      <w:r>
-        <w:t>9. Explain the FGA policy</w:t>
-      </w:r>
-    </w:p>
-    <w:p>
-      <w:pPr>
-        <w:keepNext/>
-        <w:jc w:val="center"/>
-      </w:pPr>
-      <w:r>
-        <w:drawing>
-          <wp:inline xmlns:a="http://schemas.openxmlformats.org/drawingml/2006/main" xmlns:pic="http://schemas.openxmlformats.org/drawingml/2006/picture">
-            <wp:extent cx="6583680" cy="5998464"/>
-            <wp:docPr id="9" name="Picture 9"/>
-            <wp:cNvGraphicFramePr>
-              <a:graphicFrameLocks noChangeAspect="1"/>
-            </wp:cNvGraphicFramePr>
-            <a:graphic>
-              <a:graphicData uri="http://schemas.openxmlformats.org/drawingml/2006/picture">
-                <pic:pic>
-                  <pic:nvPicPr>
-                    <pic:cNvPr id="0" name="11-fga-policy.png"/>
-                    <pic:cNvPicPr/>
-                  </pic:nvPicPr>
-                  <pic:blipFill>
-                    <a:blip r:embed="rId20"/>
-                    <a:stretch>
-                      <a:fillRect/>
-                    </a:stretch>
-                  </pic:blipFill>
-                  <pic:spPr>
-                    <a:xfrm>
-                      <a:off x="0" y="0"/>
-                      <a:ext cx="6583680" cy="5998464"/>
-                    </a:xfrm>
-                    <a:prstGeom prst="rect"/>
-                  </pic:spPr>
-                </pic:pic>
-              </a:graphicData>
-            </a:graphic>
-          </wp:inline>
-        </w:drawing>
-      </w:r>
-    </w:p>
-    <w:p>
-      <w:pPr>
-        <w:pStyle w:val="Caption"/>
-        <w:spacing w:after="160"/>
-        <w:jc w:val="center"/>
-      </w:pPr>
-      <w:r>
-        <w:t>FGA decision architecture and role table</w:t>
-      </w:r>
-    </w:p>
     <w:tbl>
       <w:tblPr>
-        <w:tblStyle w:val="TableGrid"/>
         <w:tblW w:type="auto" w:w="0"/>
-        <w:tblLayout w:type="autofit"/>
+        <w:tblLayout w:type="fixed"/>
         <w:tblLook w:firstColumn="1" w:firstRow="1" w:lastColumn="0" w:lastRow="0" w:noHBand="0" w:noVBand="1" w:val="04A0"/>
       </w:tblPr>
       <w:tblGrid>
-        <w:gridCol w:w="5184"/>
-        <w:gridCol w:w="5184"/>
+        <w:gridCol w:w="1699"/>
+        <w:gridCol w:w="8871"/>
       </w:tblGrid>
       <w:tr>
-        <w:trPr>
-          <w:tblHeader w:val="true"/>
-        </w:trPr>
         <w:tc>
           <w:tcPr>
-            <w:tcW w:type="dxa" w:w="5184"/>
-            <w:shd w:fill="4A2C1A"/>
+            <w:tcW w:type="dxa" w:w="1699"/>
+            <w:shd w:fill="6437E8"/>
             <w:tcMar>
               <w:top w:w="100" w:type="dxa"/>
-              <w:start w:w="120" w:type="dxa"/>
+              <w:start w:w="90" w:type="dxa"/>
               <w:bottom w:w="100" w:type="dxa"/>
-              <w:end w:w="120" w:type="dxa"/>
+              <w:end w:w="90" w:type="dxa"/>
             </w:tcMar>
             <w:vAlign w:val="center"/>
           </w:tcPr>
           <w:p>
+            <w:pPr>
+              <w:spacing w:after="0"/>
+              <w:jc w:val="center"/>
+            </w:pPr>
             <w:r>
               <w:rPr>
+                <w:rFonts w:ascii="Arial" w:hAnsi="Arial"/>
                 <w:b/>
                 <w:color w:val="FFFFFF"/>
-                <w:sz w:val="18"/>
+                <w:sz w:val="17"/>
               </w:rPr>
-              <w:t>Check</w:t>
+              <w:t>DELEGATION</w:t>
             </w:r>
           </w:p>
         </w:tc>
         <w:tc>
           <w:tcPr>
-            <w:tcW w:type="dxa" w:w="5184"/>
-            <w:shd w:fill="4A2C1A"/>
+            <w:tcW w:type="dxa" w:w="8871"/>
+            <w:shd w:fill="F3EFFF"/>
             <w:tcMar>
               <w:top w:w="100" w:type="dxa"/>
-              <w:start w:w="120" w:type="dxa"/>
+              <w:start w:w="130" w:type="dxa"/>
               <w:bottom w:w="100" w:type="dxa"/>
-              <w:end w:w="120" w:type="dxa"/>
-            </w:tcMar>
-            <w:vAlign w:val="center"/>
-          </w:tcPr>
-          <w:p>
-            <w:r>
-              <w:rPr>
-                <w:b/>
-                <w:color w:val="FFFFFF"/>
-                <w:sz w:val="18"/>
-              </w:rPr>
-              <w:t>Meaning</w:t>
-            </w:r>
-          </w:p>
-        </w:tc>
-      </w:tr>
-      <w:tr>
-        <w:trPr>
-          <w:cantSplit/>
-        </w:trPr>
-        <w:tc>
-          <w:tcPr>
-            <w:tcW w:type="dxa" w:w="5184"/>
-            <w:tcMar>
-              <w:top w:w="100" w:type="dxa"/>
-              <w:start w:w="120" w:type="dxa"/>
-              <w:bottom w:w="100" w:type="dxa"/>
-              <w:end w:w="120" w:type="dxa"/>
+              <w:end w:w="130" w:type="dxa"/>
             </w:tcMar>
             <w:vAlign w:val="center"/>
           </w:tcPr>
@@ -3968,643 +1309,12 @@
             </w:pPr>
             <w:r>
               <w:rPr>
-                <w:sz w:val="17"/>
-              </w:rPr>
-              <w:t>Okta profile</w:t>
-            </w:r>
-          </w:p>
-        </w:tc>
-        <w:tc>
-          <w:tcPr>
-            <w:tcW w:type="dxa" w:w="5184"/>
-            <w:tcMar>
-              <w:top w:w="100" w:type="dxa"/>
-              <w:start w:w="120" w:type="dxa"/>
-              <w:bottom w:w="100" w:type="dxa"/>
-              <w:end w:w="120" w:type="dxa"/>
-            </w:tcMar>
-            <w:vAlign w:val="center"/>
-          </w:tcPr>
-          <w:p>
-            <w:pPr>
-              <w:spacing w:after="0"/>
-            </w:pPr>
-            <w:r>
-              <w:rPr>
-                <w:sz w:val="17"/>
-              </w:rPr>
-              <w:t>Supplies the live role, synchronized Manager value, and vacation status.</w:t>
-            </w:r>
-          </w:p>
-        </w:tc>
-      </w:tr>
-      <w:tr>
-        <w:trPr>
-          <w:cantSplit/>
-        </w:trPr>
-        <w:tc>
-          <w:tcPr>
-            <w:tcW w:type="dxa" w:w="5184"/>
-            <w:shd w:fill="F6F8FC"/>
-            <w:tcMar>
-              <w:top w:w="100" w:type="dxa"/>
-              <w:start w:w="120" w:type="dxa"/>
-              <w:bottom w:w="100" w:type="dxa"/>
-              <w:end w:w="120" w:type="dxa"/>
-            </w:tcMar>
-            <w:vAlign w:val="center"/>
-          </w:tcPr>
-          <w:p>
-            <w:pPr>
-              <w:spacing w:after="0"/>
-            </w:pPr>
-            <w:r>
-              <w:rPr>
-                <w:sz w:val="17"/>
-              </w:rPr>
-              <w:t>Delegation gate</w:t>
-            </w:r>
-          </w:p>
-        </w:tc>
-        <w:tc>
-          <w:tcPr>
-            <w:tcW w:type="dxa" w:w="5184"/>
-            <w:shd w:fill="F6F8FC"/>
-            <w:tcMar>
-              <w:top w:w="100" w:type="dxa"/>
-              <w:start w:w="120" w:type="dxa"/>
-              <w:bottom w:w="100" w:type="dxa"/>
-              <w:end w:w="120" w:type="dxa"/>
-            </w:tcMar>
-            <w:vAlign w:val="center"/>
-          </w:tcPr>
-          <w:p>
-            <w:pPr>
-              <w:spacing w:after="0"/>
-            </w:pPr>
-            <w:r>
-              <w:rPr>
-                <w:sz w:val="17"/>
-              </w:rPr>
-              <w:t>Vacation True stops the agent before ID-JAG.</w:t>
-            </w:r>
-          </w:p>
-        </w:tc>
-      </w:tr>
-      <w:tr>
-        <w:trPr>
-          <w:cantSplit/>
-        </w:trPr>
-        <w:tc>
-          <w:tcPr>
-            <w:tcW w:type="dxa" w:w="5184"/>
-            <w:tcMar>
-              <w:top w:w="100" w:type="dxa"/>
-              <w:start w:w="120" w:type="dxa"/>
-              <w:bottom w:w="100" w:type="dxa"/>
-              <w:end w:w="120" w:type="dxa"/>
-            </w:tcMar>
-            <w:vAlign w:val="center"/>
-          </w:tcPr>
-          <w:p>
-            <w:pPr>
-              <w:spacing w:after="0"/>
-            </w:pPr>
-            <w:r>
-              <w:rPr>
-                <w:sz w:val="17"/>
-              </w:rPr>
-              <w:t>FGA</w:t>
-            </w:r>
-          </w:p>
-        </w:tc>
-        <w:tc>
-          <w:tcPr>
-            <w:tcW w:type="dxa" w:w="5184"/>
-            <w:tcMar>
-              <w:top w:w="100" w:type="dxa"/>
-              <w:start w:w="120" w:type="dxa"/>
-              <w:bottom w:w="100" w:type="dxa"/>
-              <w:end w:w="120" w:type="dxa"/>
-            </w:tcMar>
-            <w:vAlign w:val="center"/>
-          </w:tcPr>
-          <w:p>
-            <w:pPr>
-              <w:spacing w:after="0"/>
-            </w:pPr>
-            <w:r>
-              <w:rPr>
-                <w:sz w:val="17"/>
-              </w:rPr>
-              <w:t>Combines role, action, and quantity for this Inventory request.</w:t>
-            </w:r>
-          </w:p>
-        </w:tc>
-      </w:tr>
-      <w:tr>
-        <w:trPr>
-          <w:cantSplit/>
-        </w:trPr>
-        <w:tc>
-          <w:tcPr>
-            <w:tcW w:type="dxa" w:w="5184"/>
-            <w:shd w:fill="F6F8FC"/>
-            <w:tcMar>
-              <w:top w:w="100" w:type="dxa"/>
-              <w:start w:w="120" w:type="dxa"/>
-              <w:bottom w:w="100" w:type="dxa"/>
-              <w:end w:w="120" w:type="dxa"/>
-            </w:tcMar>
-            <w:vAlign w:val="center"/>
-          </w:tcPr>
-          <w:p>
-            <w:pPr>
-              <w:spacing w:after="0"/>
-            </w:pPr>
-            <w:r>
-              <w:rPr>
-                <w:sz w:val="17"/>
-              </w:rPr>
-              <w:t>OIG</w:t>
-            </w:r>
-          </w:p>
-        </w:tc>
-        <w:tc>
-          <w:tcPr>
-            <w:tcW w:type="dxa" w:w="5184"/>
-            <w:shd w:fill="F6F8FC"/>
-            <w:tcMar>
-              <w:top w:w="100" w:type="dxa"/>
-              <w:start w:w="120" w:type="dxa"/>
-              <w:bottom w:w="100" w:type="dxa"/>
-              <w:end w:w="120" w:type="dxa"/>
-            </w:tcMar>
-            <w:vAlign w:val="center"/>
-          </w:tcPr>
-          <w:p>
-            <w:pPr>
-              <w:spacing w:after="0"/>
-            </w:pPr>
-            <w:r>
-              <w:rPr>
-                <w:sz w:val="17"/>
-              </w:rPr>
-              <w:t>Records the VP decision when a Manager requests 601+ units.</w:t>
-            </w:r>
-          </w:p>
-        </w:tc>
-      </w:tr>
-    </w:tbl>
-    <w:p>
-      <w:pPr>
-        <w:spacing w:after="0"/>
-      </w:pPr>
-    </w:p>
-    <w:p>
-      <w:r>
-        <w:t>The guided prompts change to Read, 1–600, and 601+.</w:t>
-      </w:r>
-    </w:p>
-    <w:p>
-      <w:pPr>
-        <w:keepNext/>
-        <w:jc w:val="center"/>
-      </w:pPr>
-      <w:r>
-        <w:drawing>
-          <wp:inline xmlns:a="http://schemas.openxmlformats.org/drawingml/2006/main" xmlns:pic="http://schemas.openxmlformats.org/drawingml/2006/picture">
-            <wp:extent cx="6583680" cy="3172137"/>
-            <wp:docPr id="10" name="Picture 10"/>
-            <wp:cNvGraphicFramePr>
-              <a:graphicFrameLocks noChangeAspect="1"/>
-            </wp:cNvGraphicFramePr>
-            <a:graphic>
-              <a:graphicData uri="http://schemas.openxmlformats.org/drawingml/2006/picture">
-                <pic:pic>
-                  <pic:nvPicPr>
-                    <pic:cNvPr id="0" name="12-fga-prompts.png"/>
-                    <pic:cNvPicPr/>
-                  </pic:nvPicPr>
-                  <pic:blipFill>
-                    <a:blip r:embed="rId21"/>
-                    <a:stretch>
-                      <a:fillRect/>
-                    </a:stretch>
-                  </pic:blipFill>
-                  <pic:spPr>
-                    <a:xfrm>
-                      <a:off x="0" y="0"/>
-                      <a:ext cx="6583680" cy="3172137"/>
-                    </a:xfrm>
-                    <a:prstGeom prst="rect"/>
-                  </pic:spPr>
-                </pic:pic>
-              </a:graphicData>
-            </a:graphic>
-          </wp:inline>
-        </w:drawing>
-      </w:r>
-    </w:p>
-    <w:p>
-      <w:pPr>
-        <w:pStyle w:val="Caption"/>
-        <w:spacing w:after="160"/>
-        <w:jc w:val="center"/>
-      </w:pPr>
-      <w:r>
-        <w:t>Guided FGA prompts</w:t>
-      </w:r>
-    </w:p>
-    <w:p>
-      <w:r>
-        <w:br w:type="page"/>
-      </w:r>
-    </w:p>
-    <w:p>
-      <w:pPr>
-        <w:pStyle w:val="Heading2"/>
-      </w:pPr>
-      <w:r>
-        <w:t>10. Demonstrate Manager-to-VP approval</w:t>
-      </w:r>
-    </w:p>
-    <w:p>
-      <w:pPr>
-        <w:pStyle w:val="ListNumber"/>
-        <w:spacing w:after="40"/>
-      </w:pPr>
-      <w:r>
-        <w:t xml:space="preserve">As Mike with FGA enabled, select </w:t>
-      </w:r>
-      <w:r>
-        <w:rPr>
-          <w:b/>
-        </w:rPr>
-        <w:t>Add 601 basketballs to inventory</w:t>
-      </w:r>
-      <w:r>
-        <w:t>.</w:t>
-      </w:r>
-    </w:p>
-    <w:p>
-      <w:pPr>
-        <w:pStyle w:val="ListNumber"/>
-        <w:spacing w:after="40"/>
-      </w:pPr>
-      <w:r>
-        <w:t xml:space="preserve">Confirm the response says Inventory was not changed and an Okta request was created for </w:t>
-      </w:r>
-      <w:r>
-        <w:rPr>
-          <w:rFonts w:ascii="Aptos Mono" w:hAnsi="Aptos Mono"/>
-          <w:color w:val="6437E8"/>
-          <w:sz w:val="18"/>
-        </w:rPr>
-        <w:t>ProGear-VPs</w:t>
-      </w:r>
-      <w:r>
-        <w:t>.</w:t>
-      </w:r>
-    </w:p>
-    <w:p>
-      <w:pPr>
-        <w:pStyle w:val="ListNumber"/>
-        <w:spacing w:after="40"/>
-      </w:pPr>
-      <w:r>
-        <w:t>Copy the request ID for the team.</w:t>
-      </w:r>
-    </w:p>
-    <w:p>
-      <w:pPr>
-        <w:pStyle w:val="ListNumber"/>
-        <w:spacing w:after="40"/>
-      </w:pPr>
-      <w:r>
-        <w:t xml:space="preserve">Sign in to the Okta End-User Dashboard as </w:t>
-      </w:r>
-      <w:r>
-        <w:rPr>
-          <w:b/>
-        </w:rPr>
-        <w:t>joe.vp@atko.email</w:t>
-      </w:r>
-      <w:r>
-        <w:t>.</w:t>
-      </w:r>
-    </w:p>
-    <w:p>
-      <w:pPr>
-        <w:pStyle w:val="ListNumber"/>
-        <w:spacing w:after="40"/>
-      </w:pPr>
-      <w:r>
-        <w:t xml:space="preserve">Open </w:t>
-      </w:r>
-      <w:r>
-        <w:rPr>
-          <w:b/>
-        </w:rPr>
-        <w:t>Okta Access Requests → Inbox → Open</w:t>
-      </w:r>
-      <w:r>
-        <w:t>.</w:t>
-      </w:r>
-    </w:p>
-    <w:p>
-      <w:pPr>
-        <w:pStyle w:val="ListNumber"/>
-        <w:spacing w:after="40"/>
-      </w:pPr>
-      <w:r>
-        <w:t xml:space="preserve">Open Mike's request and select </w:t>
-      </w:r>
-      <w:r>
-        <w:rPr>
-          <w:b/>
-        </w:rPr>
-        <w:t>Approve</w:t>
-      </w:r>
-      <w:r>
-        <w:t>.</w:t>
-      </w:r>
-    </w:p>
-    <w:p>
-      <w:pPr>
-        <w:pStyle w:val="ListNumber"/>
-        <w:spacing w:after="40"/>
-      </w:pPr>
-      <w:r>
-        <w:t>Return to ProGear. The approval card polls for the decision; the backend verifies Joe is still level 2, obtains a fresh scoped executor token, and executes the write once.</w:t>
-      </w:r>
-    </w:p>
-    <w:tbl>
-      <w:tblPr>
-        <w:tblStyle w:val="TableGrid"/>
-        <w:tblW w:type="auto" w:w="0"/>
-        <w:tblLayout w:type="autofit"/>
-        <w:tblLook w:firstColumn="1" w:firstRow="1" w:lastColumn="0" w:lastRow="0" w:noHBand="0" w:noVBand="1" w:val="04A0"/>
-      </w:tblPr>
-      <w:tblGrid>
-        <w:gridCol w:w="5184"/>
-        <w:gridCol w:w="5184"/>
-      </w:tblGrid>
-      <w:tr>
-        <w:trPr>
-          <w:tblHeader w:val="true"/>
-        </w:trPr>
-        <w:tc>
-          <w:tcPr>
-            <w:tcW w:type="dxa" w:w="5184"/>
-            <w:shd w:fill="4A2C1A"/>
-            <w:tcMar>
-              <w:top w:w="100" w:type="dxa"/>
-              <w:start w:w="120" w:type="dxa"/>
-              <w:bottom w:w="100" w:type="dxa"/>
-              <w:end w:w="120" w:type="dxa"/>
-            </w:tcMar>
-            <w:vAlign w:val="center"/>
-          </w:tcPr>
-          <w:p>
-            <w:r>
-              <w:rPr>
-                <w:b/>
-                <w:color w:val="FFFFFF"/>
+                <w:rFonts w:ascii="Arial" w:hAnsi="Arial"/>
+                <w:b w:val="0"/>
+                <w:color w:val="172033"/>
                 <w:sz w:val="18"/>
               </w:rPr>
-              <w:t>FGA result</w:t>
-            </w:r>
-          </w:p>
-        </w:tc>
-        <w:tc>
-          <w:tcPr>
-            <w:tcW w:type="dxa" w:w="5184"/>
-            <w:shd w:fill="4A2C1A"/>
-            <w:tcMar>
-              <w:top w:w="100" w:type="dxa"/>
-              <w:start w:w="120" w:type="dxa"/>
-              <w:bottom w:w="100" w:type="dxa"/>
-              <w:end w:w="120" w:type="dxa"/>
-            </w:tcMar>
-            <w:vAlign w:val="center"/>
-          </w:tcPr>
-          <w:p>
-            <w:r>
-              <w:rPr>
-                <w:b/>
-                <w:color w:val="FFFFFF"/>
-                <w:sz w:val="18"/>
-              </w:rPr>
-              <w:t>Meaning</w:t>
-            </w:r>
-          </w:p>
-        </w:tc>
-      </w:tr>
-      <w:tr>
-        <w:trPr>
-          <w:cantSplit/>
-        </w:trPr>
-        <w:tc>
-          <w:tcPr>
-            <w:tcW w:type="dxa" w:w="5184"/>
-            <w:tcMar>
-              <w:top w:w="100" w:type="dxa"/>
-              <w:start w:w="120" w:type="dxa"/>
-              <w:bottom w:w="100" w:type="dxa"/>
-              <w:end w:w="120" w:type="dxa"/>
-            </w:tcMar>
-            <w:vAlign w:val="center"/>
-          </w:tcPr>
-          <w:p>
-            <w:pPr>
-              <w:spacing w:after="0"/>
-            </w:pPr>
-            <w:r>
-              <w:rPr>
-                <w:sz w:val="17"/>
-              </w:rPr>
-              <w:t>Mike, 1–600</w:t>
-            </w:r>
-          </w:p>
-        </w:tc>
-        <w:tc>
-          <w:tcPr>
-            <w:tcW w:type="dxa" w:w="5184"/>
-            <w:tcMar>
-              <w:top w:w="100" w:type="dxa"/>
-              <w:start w:w="120" w:type="dxa"/>
-              <w:bottom w:w="100" w:type="dxa"/>
-              <w:end w:w="120" w:type="dxa"/>
-            </w:tcMar>
-            <w:vAlign w:val="center"/>
-          </w:tcPr>
-          <w:p>
-            <w:pPr>
-              <w:spacing w:after="0"/>
-            </w:pPr>
-            <w:r>
-              <w:rPr>
-                <w:sz w:val="17"/>
-              </w:rPr>
-              <w:t>Execute directly.</w:t>
-            </w:r>
-          </w:p>
-        </w:tc>
-      </w:tr>
-      <w:tr>
-        <w:trPr>
-          <w:cantSplit/>
-        </w:trPr>
-        <w:tc>
-          <w:tcPr>
-            <w:tcW w:type="dxa" w:w="5184"/>
-            <w:shd w:fill="F6F8FC"/>
-            <w:tcMar>
-              <w:top w:w="100" w:type="dxa"/>
-              <w:start w:w="120" w:type="dxa"/>
-              <w:bottom w:w="100" w:type="dxa"/>
-              <w:end w:w="120" w:type="dxa"/>
-            </w:tcMar>
-            <w:vAlign w:val="center"/>
-          </w:tcPr>
-          <w:p>
-            <w:pPr>
-              <w:spacing w:after="0"/>
-            </w:pPr>
-            <w:r>
-              <w:rPr>
-                <w:sz w:val="17"/>
-              </w:rPr>
-              <w:t>Mike, 601+</w:t>
-            </w:r>
-          </w:p>
-        </w:tc>
-        <w:tc>
-          <w:tcPr>
-            <w:tcW w:type="dxa" w:w="5184"/>
-            <w:shd w:fill="F6F8FC"/>
-            <w:tcMar>
-              <w:top w:w="100" w:type="dxa"/>
-              <w:start w:w="120" w:type="dxa"/>
-              <w:bottom w:w="100" w:type="dxa"/>
-              <w:end w:w="120" w:type="dxa"/>
-            </w:tcMar>
-            <w:vAlign w:val="center"/>
-          </w:tcPr>
-          <w:p>
-            <w:pPr>
-              <w:spacing w:after="0"/>
-            </w:pPr>
-            <w:r>
-              <w:rPr>
-                <w:sz w:val="17"/>
-              </w:rPr>
-              <w:t>Create a VP approval request; do not change Inventory while pending.</w:t>
-            </w:r>
-          </w:p>
-        </w:tc>
-      </w:tr>
-      <w:tr>
-        <w:trPr>
-          <w:cantSplit/>
-        </w:trPr>
-        <w:tc>
-          <w:tcPr>
-            <w:tcW w:type="dxa" w:w="5184"/>
-            <w:tcMar>
-              <w:top w:w="100" w:type="dxa"/>
-              <w:start w:w="120" w:type="dxa"/>
-              <w:bottom w:w="100" w:type="dxa"/>
-              <w:end w:w="120" w:type="dxa"/>
-            </w:tcMar>
-            <w:vAlign w:val="center"/>
-          </w:tcPr>
-          <w:p>
-            <w:pPr>
-              <w:spacing w:after="0"/>
-            </w:pPr>
-            <w:r>
-              <w:rPr>
-                <w:sz w:val="17"/>
-              </w:rPr>
-              <w:t>Joe, any quantity</w:t>
-            </w:r>
-          </w:p>
-        </w:tc>
-        <w:tc>
-          <w:tcPr>
-            <w:tcW w:type="dxa" w:w="5184"/>
-            <w:tcMar>
-              <w:top w:w="100" w:type="dxa"/>
-              <w:start w:w="120" w:type="dxa"/>
-              <w:bottom w:w="100" w:type="dxa"/>
-              <w:end w:w="120" w:type="dxa"/>
-            </w:tcMar>
-            <w:vAlign w:val="center"/>
-          </w:tcPr>
-          <w:p>
-            <w:pPr>
-              <w:spacing w:after="0"/>
-            </w:pPr>
-            <w:r>
-              <w:rPr>
-                <w:sz w:val="17"/>
-              </w:rPr>
-              <w:t>Execute directly because Joe is level 2.</w:t>
-            </w:r>
-          </w:p>
-        </w:tc>
-      </w:tr>
-      <w:tr>
-        <w:trPr>
-          <w:cantSplit/>
-        </w:trPr>
-        <w:tc>
-          <w:tcPr>
-            <w:tcW w:type="dxa" w:w="5184"/>
-            <w:shd w:fill="F6F8FC"/>
-            <w:tcMar>
-              <w:top w:w="100" w:type="dxa"/>
-              <w:start w:w="120" w:type="dxa"/>
-              <w:bottom w:w="100" w:type="dxa"/>
-              <w:end w:w="120" w:type="dxa"/>
-            </w:tcMar>
-            <w:vAlign w:val="center"/>
-          </w:tcPr>
-          <w:p>
-            <w:pPr>
-              <w:spacing w:after="0"/>
-            </w:pPr>
-            <w:r>
-              <w:rPr>
-                <w:sz w:val="17"/>
-              </w:rPr>
-              <w:t>Sarah, any write</w:t>
-            </w:r>
-          </w:p>
-        </w:tc>
-        <w:tc>
-          <w:tcPr>
-            <w:tcW w:type="dxa" w:w="5184"/>
-            <w:shd w:fill="F6F8FC"/>
-            <w:tcMar>
-              <w:top w:w="100" w:type="dxa"/>
-              <w:start w:w="120" w:type="dxa"/>
-              <w:bottom w:w="100" w:type="dxa"/>
-              <w:end w:w="120" w:type="dxa"/>
-            </w:tcMar>
-            <w:vAlign w:val="center"/>
-          </w:tcPr>
-          <w:p>
-            <w:pPr>
-              <w:spacing w:after="0"/>
-            </w:pPr>
-            <w:r>
-              <w:rPr>
-                <w:sz w:val="17"/>
-              </w:rPr>
-              <w:t>Deny and contact a Manager; never create an approval request.</w:t>
+              <w:t>On vacation is separate from role. When True, the agent stops before ID-JAG and cannot act for that employee.</w:t>
             </w:r>
           </w:p>
         </w:tc>
@@ -4620,281 +1330,2987 @@
         <w:br w:type="page"/>
       </w:r>
     </w:p>
+    <w:tbl>
+      <w:tblPr>
+        <w:tblW w:type="auto" w:w="0"/>
+        <w:tblLayout w:type="fixed"/>
+        <w:tblLook w:firstColumn="1" w:firstRow="1" w:lastColumn="0" w:lastRow="0" w:noHBand="0" w:noVBand="1" w:val="04A0"/>
+      </w:tblPr>
+      <w:tblGrid>
+        <w:gridCol w:w="835"/>
+        <w:gridCol w:w="9735"/>
+      </w:tblGrid>
+      <w:tr>
+        <w:tc>
+          <w:tcPr>
+            <w:tcW w:type="dxa" w:w="835"/>
+            <w:shd w:fill="E65F1B"/>
+            <w:tcMar>
+              <w:top w:w="80" w:type="dxa"/>
+              <w:start w:w="60" w:type="dxa"/>
+              <w:bottom w:w="80" w:type="dxa"/>
+              <w:end w:w="60" w:type="dxa"/>
+            </w:tcMar>
+            <w:vAlign w:val="center"/>
+          </w:tcPr>
+          <w:p>
+            <w:pPr>
+              <w:spacing w:after="0"/>
+              <w:jc w:val="center"/>
+            </w:pPr>
+            <w:r>
+              <w:rPr>
+                <w:rFonts w:ascii="Arial" w:hAnsi="Arial"/>
+                <w:b/>
+                <w:color w:val="FFFFFF"/>
+                <w:sz w:val="28"/>
+              </w:rPr>
+              <w:t>02</w:t>
+            </w:r>
+          </w:p>
+        </w:tc>
+        <w:tc>
+          <w:tcPr>
+            <w:tcW w:type="dxa" w:w="9735"/>
+            <w:shd w:fill="FFFFFF"/>
+            <w:tcMar>
+              <w:top w:w="20" w:type="dxa"/>
+              <w:start w:w="130" w:type="dxa"/>
+              <w:bottom w:w="20" w:type="dxa"/>
+              <w:end w:w="40" w:type="dxa"/>
+            </w:tcMar>
+          </w:tcPr>
+          <w:p>
+            <w:pPr>
+              <w:spacing w:after="20"/>
+            </w:pPr>
+            <w:r>
+              <w:rPr>
+                <w:rFonts w:ascii="Arial" w:hAnsi="Arial"/>
+                <w:b/>
+                <w:color w:val="4A2C1A"/>
+                <w:sz w:val="36"/>
+              </w:rPr>
+              <w:t>Sarah: read succeeds, write stops</w:t>
+            </w:r>
+          </w:p>
+          <w:p>
+            <w:pPr>
+              <w:spacing w:after="0"/>
+            </w:pPr>
+            <w:r>
+              <w:rPr>
+                <w:rFonts w:ascii="Arial" w:hAnsi="Arial"/>
+                <w:color w:val="536078"/>
+                <w:sz w:val="17"/>
+              </w:rPr>
+              <w:t>Authentication identifies Sarah; her Okta role limits the action</w:t>
+            </w:r>
+          </w:p>
+        </w:tc>
+      </w:tr>
+    </w:tbl>
     <w:p>
       <w:pPr>
-        <w:pStyle w:val="Heading2"/>
+        <w:spacing w:after="0"/>
+      </w:pPr>
+    </w:p>
+    <w:p>
+      <w:pPr>
+        <w:spacing w:before="40" w:after="40"/>
       </w:pPr>
       <w:r>
-        <w:t>11. Optional vacation demonstration</w:t>
+        <w:rPr>
+          <w:rFonts w:ascii="Arial" w:hAnsi="Arial"/>
+          <w:b/>
+          <w:color w:val="147A4B"/>
+          <w:sz w:val="16"/>
+        </w:rPr>
+        <w:t>FIRST, DEMONSTRATE THE READ</w:t>
       </w:r>
     </w:p>
     <w:p>
       <w:pPr>
-        <w:pStyle w:val="ListNumber"/>
-        <w:spacing w:after="40"/>
+        <w:spacing w:after="20"/>
+        <w:jc w:val="center"/>
       </w:pPr>
       <w:r>
-        <w:t xml:space="preserve">Return to </w:t>
-      </w:r>
-      <w:r>
-        <w:rPr>
-          <w:b/>
-        </w:rPr>
-        <w:t>FGA</w:t>
-      </w:r>
-      <w:r>
-        <w:t xml:space="preserve"> as Mike.</w:t>
+        <w:drawing>
+          <wp:inline xmlns:a="http://schemas.openxmlformats.org/drawingml/2006/main" xmlns:pic="http://schemas.openxmlformats.org/drawingml/2006/picture">
+            <wp:extent cx="6053328" cy="3797088"/>
+            <wp:docPr id="2" name="Picture 2"/>
+            <wp:cNvGraphicFramePr>
+              <a:graphicFrameLocks noChangeAspect="1"/>
+            </wp:cNvGraphicFramePr>
+            <a:graphic>
+              <a:graphicData uri="http://schemas.openxmlformats.org/drawingml/2006/picture">
+                <pic:pic>
+                  <pic:nvPicPr>
+                    <pic:cNvPr id="0" name="03-sarah-read.png"/>
+                    <pic:cNvPicPr/>
+                  </pic:nvPicPr>
+                  <pic:blipFill>
+                    <a:blip r:embed="rId14"/>
+                    <a:stretch>
+                      <a:fillRect/>
+                    </a:stretch>
+                  </pic:blipFill>
+                  <pic:spPr>
+                    <a:xfrm>
+                      <a:off x="0" y="0"/>
+                      <a:ext cx="6053328" cy="3797088"/>
+                    </a:xfrm>
+                    <a:prstGeom prst="rect"/>
+                  </pic:spPr>
+                </pic:pic>
+              </a:graphicData>
+            </a:graphic>
+          </wp:inline>
+        </w:drawing>
       </w:r>
     </w:p>
     <w:p>
       <w:pPr>
-        <w:pStyle w:val="ListNumber"/>
-        <w:spacing w:after="40"/>
+        <w:pStyle w:val="Caption"/>
+        <w:spacing w:after="80"/>
+        <w:jc w:val="center"/>
       </w:pPr>
       <w:r>
-        <w:t xml:space="preserve">Set </w:t>
-      </w:r>
-      <w:r>
-        <w:rPr>
-          <w:b/>
-        </w:rPr>
-        <w:t>On vacation</w:t>
-      </w:r>
-      <w:r>
-        <w:t xml:space="preserve"> to </w:t>
-      </w:r>
-      <w:r>
-        <w:rPr>
-          <w:b/>
-        </w:rPr>
-        <w:t>True</w:t>
-      </w:r>
-      <w:r>
-        <w:t>.</w:t>
+        <w:t>Sarah asks for the basketball inventory. The read succeeds.</w:t>
       </w:r>
     </w:p>
     <w:p>
       <w:pPr>
-        <w:pStyle w:val="ListNumber"/>
-        <w:spacing w:after="40"/>
+        <w:spacing w:before="40" w:after="40"/>
       </w:pPr>
       <w:r>
-        <w:t>Return to Chat and issue the read prompt.</w:t>
+        <w:rPr>
+          <w:rFonts w:ascii="Arial" w:hAnsi="Arial"/>
+          <w:b/>
+          <w:color w:val="B93A2B"/>
+          <w:sz w:val="16"/>
+        </w:rPr>
+        <w:t>THEN, DEMONSTRATE THE WRITE</w:t>
       </w:r>
     </w:p>
     <w:p>
       <w:pPr>
-        <w:pStyle w:val="ListNumber"/>
-        <w:spacing w:after="40"/>
+        <w:spacing w:after="20"/>
+        <w:jc w:val="center"/>
       </w:pPr>
       <w:r>
-        <w:t>Confirm the agent refuses to act and says no delegated token was requested.</w:t>
+        <w:drawing>
+          <wp:inline xmlns:a="http://schemas.openxmlformats.org/drawingml/2006/main" xmlns:pic="http://schemas.openxmlformats.org/drawingml/2006/picture">
+            <wp:extent cx="6053328" cy="2476361"/>
+            <wp:docPr id="3" name="Picture 3"/>
+            <wp:cNvGraphicFramePr>
+              <a:graphicFrameLocks noChangeAspect="1"/>
+            </wp:cNvGraphicFramePr>
+            <a:graphic>
+              <a:graphicData uri="http://schemas.openxmlformats.org/drawingml/2006/picture">
+                <pic:pic>
+                  <pic:nvPicPr>
+                    <pic:cNvPr id="0" name="04-sarah-write-denied.png"/>
+                    <pic:cNvPicPr/>
+                  </pic:nvPicPr>
+                  <pic:blipFill>
+                    <a:blip r:embed="rId15"/>
+                    <a:stretch>
+                      <a:fillRect/>
+                    </a:stretch>
+                  </pic:blipFill>
+                  <pic:spPr>
+                    <a:xfrm>
+                      <a:off x="0" y="0"/>
+                      <a:ext cx="6053328" cy="2476361"/>
+                    </a:xfrm>
+                    <a:prstGeom prst="rect"/>
+                  </pic:spPr>
+                </pic:pic>
+              </a:graphicData>
+            </a:graphic>
+          </wp:inline>
+        </w:drawing>
       </w:r>
     </w:p>
     <w:p>
       <w:pPr>
-        <w:pStyle w:val="ListNumber"/>
-        <w:spacing w:after="40"/>
+        <w:pStyle w:val="Caption"/>
+        <w:spacing w:after="80"/>
+        <w:jc w:val="center"/>
       </w:pPr>
       <w:r>
-        <w:t xml:space="preserve">Open </w:t>
-      </w:r>
-      <w:r>
-        <w:rPr>
-          <w:b/>
-        </w:rPr>
-        <w:t>Token Flow</w:t>
-      </w:r>
-      <w:r>
-        <w:t xml:space="preserve"> and show that the flow stopped after the employee ID token—there is no ID-JAG or scoped resource token.</w:t>
-      </w:r>
-    </w:p>
-    <w:p>
-      <w:pPr>
-        <w:pStyle w:val="ListNumber"/>
-        <w:spacing w:after="40"/>
-      </w:pPr>
-      <w:r>
-        <w:t xml:space="preserve">Return to FGA and set </w:t>
-      </w:r>
-      <w:r>
-        <w:rPr>
-          <w:b/>
-        </w:rPr>
-        <w:t>On vacation</w:t>
-      </w:r>
-      <w:r>
-        <w:t xml:space="preserve"> to </w:t>
-      </w:r>
-      <w:r>
-        <w:rPr>
-          <w:b/>
-        </w:rPr>
-        <w:t>False</w:t>
-      </w:r>
-      <w:r>
-        <w:t xml:space="preserve">, or select </w:t>
-      </w:r>
-      <w:r>
-        <w:rPr>
-          <w:b/>
-        </w:rPr>
-        <w:t>Reset my demo attributes</w:t>
-      </w:r>
-      <w:r>
-        <w:t>.</w:t>
-      </w:r>
-    </w:p>
-    <w:p>
-      <w:pPr>
-        <w:ind w:left="216" w:right="216"/>
-      </w:pPr>
-      <w:r>
-        <w:rPr>
-          <w:b/>
-        </w:rPr>
-        <w:t>Say:</w:t>
-      </w:r>
-      <w:r>
-        <w:t xml:space="preserve"> “Vacation does not change Mike's role. It suspends delegation. If an employee's credentials are misused while the employee is marked away, the agent cannot act on that employee's behalf.”</w:t>
+        <w:t>Sarah asks to add 50 units. Inventory does not change.</w:t>
       </w:r>
     </w:p>
     <w:tbl>
       <w:tblPr>
         <w:tblW w:type="auto" w:w="0"/>
-        <w:tblLayout w:type="autofit"/>
+        <w:tblLayout w:type="fixed"/>
         <w:tblLook w:firstColumn="1" w:firstRow="1" w:lastColumn="0" w:lastRow="0" w:noHBand="0" w:noVBand="1" w:val="04A0"/>
       </w:tblPr>
       <w:tblGrid>
-        <w:gridCol w:w="10368"/>
+        <w:gridCol w:w="1699"/>
+        <w:gridCol w:w="8871"/>
       </w:tblGrid>
       <w:tr>
         <w:tc>
           <w:tcPr>
-            <w:tcW w:type="dxa" w:w="10368"/>
-            <w:shd w:fill="FFF2E8"/>
+            <w:tcW w:type="dxa" w:w="1699"/>
+            <w:shd w:fill="B93A2B"/>
             <w:tcMar>
-              <w:top w:w="140" w:type="dxa"/>
-              <w:start w:w="170" w:type="dxa"/>
-              <w:bottom w:w="140" w:type="dxa"/>
-              <w:end w:w="170" w:type="dxa"/>
+              <w:top w:w="100" w:type="dxa"/>
+              <w:start w:w="90" w:type="dxa"/>
+              <w:bottom w:w="100" w:type="dxa"/>
+              <w:end w:w="90" w:type="dxa"/>
             </w:tcMar>
-            <w:tcBorders>
-              <w:start w:val="single" w:sz="22" w:color="E65F1B"/>
-            </w:tcBorders>
+            <w:vAlign w:val="center"/>
+          </w:tcPr>
+          <w:p>
+            <w:pPr>
+              <w:spacing w:after="0"/>
+              <w:jc w:val="center"/>
+            </w:pPr>
+            <w:r>
+              <w:rPr>
+                <w:rFonts w:ascii="Arial" w:hAnsi="Arial"/>
+                <w:b/>
+                <w:color w:val="FFFFFF"/>
+                <w:sz w:val="17"/>
+              </w:rPr>
+              <w:t>SAY THIS</w:t>
+            </w:r>
+          </w:p>
+        </w:tc>
+        <w:tc>
+          <w:tcPr>
+            <w:tcW w:type="dxa" w:w="8871"/>
+            <w:shd w:fill="FFF0EE"/>
+            <w:tcMar>
+              <w:top w:w="100" w:type="dxa"/>
+              <w:start w:w="130" w:type="dxa"/>
+              <w:bottom w:w="100" w:type="dxa"/>
+              <w:end w:w="130" w:type="dxa"/>
+            </w:tcMar>
+            <w:vAlign w:val="center"/>
           </w:tcPr>
           <w:p>
             <w:pPr>
               <w:spacing w:after="0"/>
             </w:pPr>
             <w:r>
-              <w:t>Always restore Vacation to False before ending the demo. Signing out clears FGA simulation, but deliberately does not modify Okta profile attributes.</w:t>
+              <w:rPr>
+                <w:rFonts w:ascii="Arial" w:hAnsi="Arial"/>
+                <w:b w:val="0"/>
+                <w:color w:val="172033"/>
+                <w:sz w:val="18"/>
+              </w:rPr>
+              <w:t>Sarah is Sales, Clearance 0. She can read Inventory, but the agent cannot turn her identity into write authority. She must contact her manager.</w:t>
             </w:r>
           </w:p>
         </w:tc>
       </w:tr>
     </w:tbl>
     <w:p>
+      <w:pPr>
+        <w:spacing w:after="0"/>
+      </w:pPr>
+    </w:p>
+    <w:p>
       <w:r>
         <w:br w:type="page"/>
       </w:r>
     </w:p>
+    <w:tbl>
+      <w:tblPr>
+        <w:tblW w:type="auto" w:w="0"/>
+        <w:tblLayout w:type="fixed"/>
+        <w:tblLook w:firstColumn="1" w:firstRow="1" w:lastColumn="0" w:lastRow="0" w:noHBand="0" w:noVBand="1" w:val="04A0"/>
+      </w:tblPr>
+      <w:tblGrid>
+        <w:gridCol w:w="835"/>
+        <w:gridCol w:w="9735"/>
+      </w:tblGrid>
+      <w:tr>
+        <w:tc>
+          <w:tcPr>
+            <w:tcW w:type="dxa" w:w="835"/>
+            <w:shd w:fill="E65F1B"/>
+            <w:tcMar>
+              <w:top w:w="80" w:type="dxa"/>
+              <w:start w:w="60" w:type="dxa"/>
+              <w:bottom w:w="80" w:type="dxa"/>
+              <w:end w:w="60" w:type="dxa"/>
+            </w:tcMar>
+            <w:vAlign w:val="center"/>
+          </w:tcPr>
+          <w:p>
+            <w:pPr>
+              <w:spacing w:after="0"/>
+              <w:jc w:val="center"/>
+            </w:pPr>
+            <w:r>
+              <w:rPr>
+                <w:rFonts w:ascii="Arial" w:hAnsi="Arial"/>
+                <w:b/>
+                <w:color w:val="FFFFFF"/>
+                <w:sz w:val="28"/>
+              </w:rPr>
+              <w:t>03</w:t>
+            </w:r>
+          </w:p>
+        </w:tc>
+        <w:tc>
+          <w:tcPr>
+            <w:tcW w:type="dxa" w:w="9735"/>
+            <w:shd w:fill="FFFFFF"/>
+            <w:tcMar>
+              <w:top w:w="20" w:type="dxa"/>
+              <w:start w:w="130" w:type="dxa"/>
+              <w:bottom w:w="20" w:type="dxa"/>
+              <w:end w:w="40" w:type="dxa"/>
+            </w:tcMar>
+          </w:tcPr>
+          <w:p>
+            <w:pPr>
+              <w:spacing w:after="20"/>
+            </w:pPr>
+            <w:r>
+              <w:rPr>
+                <w:rFonts w:ascii="Arial" w:hAnsi="Arial"/>
+                <w:b/>
+                <w:color w:val="4A2C1A"/>
+                <w:sz w:val="36"/>
+              </w:rPr>
+              <w:t>Mike: normal write succeeds, 601+ stops</w:t>
+            </w:r>
+          </w:p>
+          <w:p>
+            <w:pPr>
+              <w:spacing w:after="0"/>
+            </w:pPr>
+            <w:r>
+              <w:rPr>
+                <w:rFonts w:ascii="Arial" w:hAnsi="Arial"/>
+                <w:color w:val="536078"/>
+                <w:sz w:val="17"/>
+              </w:rPr>
+              <w:t>The quantity changes the required authorization tier</w:t>
+            </w:r>
+          </w:p>
+        </w:tc>
+      </w:tr>
+    </w:tbl>
     <w:p>
       <w:pPr>
-        <w:pStyle w:val="Heading2"/>
+        <w:spacing w:after="0"/>
+      </w:pPr>
+    </w:p>
+    <w:p>
+      <w:pPr>
+        <w:spacing w:before="40" w:after="40"/>
       </w:pPr>
       <w:r>
-        <w:t>End-of-demo reset checklist</w:t>
+        <w:rPr>
+          <w:rFonts w:ascii="Arial" w:hAnsi="Arial"/>
+          <w:b/>
+          <w:color w:val="147A4B"/>
+          <w:sz w:val="16"/>
+        </w:rPr>
+        <w:t>1–600 UNITS: EXECUTE</w:t>
       </w:r>
     </w:p>
     <w:p>
       <w:pPr>
-        <w:pStyle w:val="ListBullet"/>
-        <w:spacing w:after="40"/>
+        <w:spacing w:after="20"/>
+        <w:jc w:val="center"/>
       </w:pPr>
       <w:r>
-        <w:t xml:space="preserve">Set </w:t>
-      </w:r>
-      <w:r>
-        <w:rPr>
-          <w:b/>
-        </w:rPr>
-        <w:t>On vacation</w:t>
-      </w:r>
-      <w:r>
-        <w:t xml:space="preserve"> to </w:t>
-      </w:r>
-      <w:r>
-        <w:rPr>
-          <w:b/>
-        </w:rPr>
-        <w:t>False</w:t>
-      </w:r>
-      <w:r>
-        <w:t xml:space="preserve"> for the persona used.</w:t>
+        <w:drawing>
+          <wp:inline xmlns:a="http://schemas.openxmlformats.org/drawingml/2006/main" xmlns:pic="http://schemas.openxmlformats.org/drawingml/2006/picture">
+            <wp:extent cx="6053328" cy="2751513"/>
+            <wp:docPr id="4" name="Picture 4"/>
+            <wp:cNvGraphicFramePr>
+              <a:graphicFrameLocks noChangeAspect="1"/>
+            </wp:cNvGraphicFramePr>
+            <a:graphic>
+              <a:graphicData uri="http://schemas.openxmlformats.org/drawingml/2006/picture">
+                <pic:pic>
+                  <pic:nvPicPr>
+                    <pic:cNvPr id="0" name="06-mike-write-allowed.png"/>
+                    <pic:cNvPicPr/>
+                  </pic:nvPicPr>
+                  <pic:blipFill>
+                    <a:blip r:embed="rId16"/>
+                    <a:stretch>
+                      <a:fillRect/>
+                    </a:stretch>
+                  </pic:blipFill>
+                  <pic:spPr>
+                    <a:xfrm>
+                      <a:off x="0" y="0"/>
+                      <a:ext cx="6053328" cy="2751513"/>
+                    </a:xfrm>
+                    <a:prstGeom prst="rect"/>
+                  </pic:spPr>
+                </pic:pic>
+              </a:graphicData>
+            </a:graphic>
+          </wp:inline>
+        </w:drawing>
       </w:r>
     </w:p>
     <w:p>
       <w:pPr>
-        <w:pStyle w:val="ListBullet"/>
-        <w:spacing w:after="40"/>
+        <w:pStyle w:val="Caption"/>
+        <w:spacing w:after="80"/>
+        <w:jc w:val="center"/>
       </w:pPr>
       <w:r>
-        <w:t>Confirm Sarah is level 0, Mike is level 1, and Joe is level 2.</w:t>
+        <w:t>Mike adds 50 units. The response confirms the previous and new totals.</w:t>
       </w:r>
     </w:p>
     <w:p>
       <w:pPr>
-        <w:pStyle w:val="ListBullet"/>
-        <w:spacing w:after="40"/>
+        <w:spacing w:before="40" w:after="40"/>
       </w:pPr>
       <w:r>
-        <w:t>Confirm Manager is False for Sarah and True for Mike/Joe.</w:t>
+        <w:rPr>
+          <w:rFonts w:ascii="Arial" w:hAnsi="Arial"/>
+          <w:b/>
+          <w:color w:val="6437E8"/>
+          <w:sz w:val="16"/>
+        </w:rPr>
+        <w:t>601+ UNITS: VP REQUIRED</w:t>
       </w:r>
     </w:p>
     <w:p>
       <w:pPr>
-        <w:pStyle w:val="ListBullet"/>
-        <w:spacing w:after="40"/>
+        <w:spacing w:after="20"/>
+        <w:jc w:val="center"/>
       </w:pPr>
       <w:r>
-        <w:t>Resolve or deny any test OIG request that should not remain open.</w:t>
+        <w:drawing>
+          <wp:inline xmlns:a="http://schemas.openxmlformats.org/drawingml/2006/main" xmlns:pic="http://schemas.openxmlformats.org/drawingml/2006/picture">
+            <wp:extent cx="6053328" cy="2476361"/>
+            <wp:docPr id="5" name="Picture 5"/>
+            <wp:cNvGraphicFramePr>
+              <a:graphicFrameLocks noChangeAspect="1"/>
+            </wp:cNvGraphicFramePr>
+            <a:graphic>
+              <a:graphicData uri="http://schemas.openxmlformats.org/drawingml/2006/picture">
+                <pic:pic>
+                  <pic:nvPicPr>
+                    <pic:cNvPr id="0" name="07-mike-601-simple-denied.png"/>
+                    <pic:cNvPicPr/>
+                  </pic:nvPicPr>
+                  <pic:blipFill>
+                    <a:blip r:embed="rId17"/>
+                    <a:stretch>
+                      <a:fillRect/>
+                    </a:stretch>
+                  </pic:blipFill>
+                  <pic:spPr>
+                    <a:xfrm>
+                      <a:off x="0" y="0"/>
+                      <a:ext cx="6053328" cy="2476361"/>
+                    </a:xfrm>
+                    <a:prstGeom prst="rect"/>
+                  </pic:spPr>
+                </pic:pic>
+              </a:graphicData>
+            </a:graphic>
+          </wp:inline>
+        </w:drawing>
       </w:r>
     </w:p>
     <w:p>
       <w:pPr>
-        <w:pStyle w:val="ListBullet"/>
-        <w:spacing w:after="40"/>
+        <w:pStyle w:val="Caption"/>
+        <w:spacing w:after="80"/>
+        <w:jc w:val="center"/>
       </w:pPr>
       <w:r>
-        <w:t>Sign out. Confirm the next session starts with FGA simulation off.</w:t>
+        <w:t>In simple mode, Mike's 601-unit request is denied with clear VP guidance.</w:t>
+      </w:r>
+    </w:p>
+    <w:tbl>
+      <w:tblPr>
+        <w:tblW w:type="auto" w:w="0"/>
+        <w:tblLayout w:type="fixed"/>
+        <w:tblLook w:firstColumn="1" w:firstRow="1" w:lastColumn="0" w:lastRow="0" w:noHBand="0" w:noVBand="1" w:val="04A0"/>
+      </w:tblPr>
+      <w:tblGrid>
+        <w:gridCol w:w="1699"/>
+        <w:gridCol w:w="8871"/>
+      </w:tblGrid>
+      <w:tr>
+        <w:tc>
+          <w:tcPr>
+            <w:tcW w:type="dxa" w:w="1699"/>
+            <w:shd w:fill="6437E8"/>
+            <w:tcMar>
+              <w:top w:w="100" w:type="dxa"/>
+              <w:start w:w="90" w:type="dxa"/>
+              <w:bottom w:w="100" w:type="dxa"/>
+              <w:end w:w="90" w:type="dxa"/>
+            </w:tcMar>
+            <w:vAlign w:val="center"/>
+          </w:tcPr>
+          <w:p>
+            <w:pPr>
+              <w:spacing w:after="0"/>
+              <w:jc w:val="center"/>
+            </w:pPr>
+            <w:r>
+              <w:rPr>
+                <w:rFonts w:ascii="Arial" w:hAnsi="Arial"/>
+                <w:b/>
+                <w:color w:val="FFFFFF"/>
+                <w:sz w:val="17"/>
+              </w:rPr>
+              <w:t>SAY THIS</w:t>
+            </w:r>
+          </w:p>
+        </w:tc>
+        <w:tc>
+          <w:tcPr>
+            <w:tcW w:type="dxa" w:w="8871"/>
+            <w:shd w:fill="F3EFFF"/>
+            <w:tcMar>
+              <w:top w:w="100" w:type="dxa"/>
+              <w:start w:w="130" w:type="dxa"/>
+              <w:bottom w:w="100" w:type="dxa"/>
+              <w:end w:w="130" w:type="dxa"/>
+            </w:tcMar>
+            <w:vAlign w:val="center"/>
+          </w:tcPr>
+          <w:p>
+            <w:pPr>
+              <w:spacing w:after="0"/>
+            </w:pPr>
+            <w:r>
+              <w:rPr>
+                <w:rFonts w:ascii="Arial" w:hAnsi="Arial"/>
+                <w:b w:val="0"/>
+                <w:color w:val="172033"/>
+                <w:sz w:val="18"/>
+              </w:rPr>
+              <w:t>Mike is a Manager, Clearance 1. He can make routine changes up to 600 units. The optional FGA demo turns the 601+ boundary into a VP approval route.</w:t>
+            </w:r>
+          </w:p>
+        </w:tc>
+      </w:tr>
+    </w:tbl>
+    <w:p>
+      <w:pPr>
+        <w:spacing w:after="0"/>
+      </w:pPr>
+    </w:p>
+    <w:p>
+      <w:pPr>
+        <w:sectPr>
+          <w:headerReference w:type="default" r:id="rId9"/>
+          <w:footerReference w:type="default" r:id="rId10"/>
+          <w:pgSz w:w="12240" w:h="15840"/>
+          <w:pgMar w:top="749" w:right="835" w:bottom="749" w:left="835" w:header="317" w:footer="317" w:gutter="0"/>
+          <w:cols w:space="720"/>
+          <w:titlePg/>
+          <w:docGrid w:linePitch="360"/>
+        </w:sectPr>
+      </w:pPr>
+    </w:p>
+    <w:tbl>
+      <w:tblPr>
+        <w:tblW w:type="auto" w:w="0"/>
+        <w:tblLayout w:type="fixed"/>
+        <w:tblLook w:firstColumn="1" w:firstRow="1" w:lastColumn="0" w:lastRow="0" w:noHBand="0" w:noVBand="1" w:val="04A0"/>
+      </w:tblPr>
+      <w:tblGrid>
+        <w:gridCol w:w="835"/>
+        <w:gridCol w:w="13335"/>
+      </w:tblGrid>
+      <w:tr>
+        <w:tc>
+          <w:tcPr>
+            <w:tcW w:type="dxa" w:w="835"/>
+            <w:shd w:fill="E65F1B"/>
+            <w:tcMar>
+              <w:top w:w="80" w:type="dxa"/>
+              <w:start w:w="60" w:type="dxa"/>
+              <w:bottom w:w="80" w:type="dxa"/>
+              <w:end w:w="60" w:type="dxa"/>
+            </w:tcMar>
+            <w:vAlign w:val="center"/>
+          </w:tcPr>
+          <w:p>
+            <w:pPr>
+              <w:spacing w:after="0"/>
+              <w:jc w:val="center"/>
+            </w:pPr>
+            <w:r>
+              <w:rPr>
+                <w:rFonts w:ascii="Arial" w:hAnsi="Arial"/>
+                <w:b/>
+                <w:color w:val="FFFFFF"/>
+                <w:sz w:val="28"/>
+              </w:rPr>
+              <w:t>04</w:t>
+            </w:r>
+          </w:p>
+        </w:tc>
+        <w:tc>
+          <w:tcPr>
+            <w:tcW w:type="dxa" w:w="13335"/>
+            <w:shd w:fill="FFFFFF"/>
+            <w:tcMar>
+              <w:top w:w="20" w:type="dxa"/>
+              <w:start w:w="130" w:type="dxa"/>
+              <w:bottom w:w="20" w:type="dxa"/>
+              <w:end w:w="40" w:type="dxa"/>
+            </w:tcMar>
+          </w:tcPr>
+          <w:p>
+            <w:pPr>
+              <w:spacing w:after="20"/>
+            </w:pPr>
+            <w:r>
+              <w:rPr>
+                <w:rFonts w:ascii="Arial" w:hAnsi="Arial"/>
+                <w:b/>
+                <w:color w:val="4A2C1A"/>
+                <w:sz w:val="36"/>
+              </w:rPr>
+              <w:t>Architecture: preserve both identities</w:t>
+            </w:r>
+          </w:p>
+          <w:p>
+            <w:pPr>
+              <w:spacing w:after="0"/>
+            </w:pPr>
+            <w:r>
+              <w:rPr>
+                <w:rFonts w:ascii="Arial" w:hAnsi="Arial"/>
+                <w:color w:val="536078"/>
+                <w:sz w:val="17"/>
+              </w:rPr>
+              <w:t>The employee asks; the governed Workload Principal acts; each resource stays in control</w:t>
+            </w:r>
+          </w:p>
+        </w:tc>
+      </w:tr>
+    </w:tbl>
+    <w:p>
+      <w:pPr>
+        <w:spacing w:after="0"/>
+      </w:pPr>
+    </w:p>
+    <w:p>
+      <w:pPr>
+        <w:spacing w:after="20"/>
+        <w:jc w:val="center"/>
+      </w:pPr>
+      <w:r>
+        <w:drawing>
+          <wp:inline xmlns:a="http://schemas.openxmlformats.org/drawingml/2006/main" xmlns:pic="http://schemas.openxmlformats.org/drawingml/2006/picture">
+            <wp:extent cx="7635240" cy="4757342"/>
+            <wp:docPr id="6" name="Picture 6"/>
+            <wp:cNvGraphicFramePr>
+              <a:graphicFrameLocks noChangeAspect="1"/>
+            </wp:cNvGraphicFramePr>
+            <a:graphic>
+              <a:graphicData uri="http://schemas.openxmlformats.org/drawingml/2006/picture">
+                <pic:pic>
+                  <pic:nvPicPr>
+                    <pic:cNvPr id="0" name="08-architecture.png"/>
+                    <pic:cNvPicPr/>
+                  </pic:nvPicPr>
+                  <pic:blipFill>
+                    <a:blip r:embed="rId20"/>
+                    <a:stretch>
+                      <a:fillRect/>
+                    </a:stretch>
+                  </pic:blipFill>
+                  <pic:spPr>
+                    <a:xfrm>
+                      <a:off x="0" y="0"/>
+                      <a:ext cx="7635240" cy="4757342"/>
+                    </a:xfrm>
+                    <a:prstGeom prst="rect"/>
+                  </pic:spPr>
+                </pic:pic>
+              </a:graphicData>
+            </a:graphic>
+          </wp:inline>
+        </w:drawing>
       </w:r>
     </w:p>
     <w:p>
       <w:pPr>
-        <w:pStyle w:val="ListBullet"/>
-        <w:spacing w:after="40"/>
+        <w:pStyle w:val="Caption"/>
+        <w:spacing w:after="80"/>
+        <w:jc w:val="center"/>
       </w:pPr>
       <w:r>
-        <w:t>Never leave a demo password or raw token visible in a recording.</w:t>
+        <w:t>Architecture view: employee, ProGear Agent, Okta, Resource AS, protected resources, audit trail, and kill switch.</w:t>
+      </w:r>
+    </w:p>
+    <w:tbl>
+      <w:tblPr>
+        <w:tblW w:type="auto" w:w="0"/>
+        <w:tblLayout w:type="fixed"/>
+        <w:tblLook w:firstColumn="1" w:firstRow="1" w:lastColumn="0" w:lastRow="0" w:noHBand="0" w:noVBand="1" w:val="04A0"/>
+      </w:tblPr>
+      <w:tblGrid>
+        <w:gridCol w:w="1469"/>
+        <w:gridCol w:w="5616"/>
+        <w:gridCol w:w="1469"/>
+        <w:gridCol w:w="5616"/>
+      </w:tblGrid>
+      <w:tr>
+        <w:trPr>
+          <w:cantSplit/>
+        </w:trPr>
+        <w:tc>
+          <w:tcPr>
+            <w:tcW w:type="dxa" w:w="1469"/>
+            <w:shd w:fill="4A2C1A"/>
+            <w:vAlign w:val="center"/>
+            <w:tcMar>
+              <w:top w:w="70" w:type="dxa"/>
+              <w:start w:w="75" w:type="dxa"/>
+              <w:bottom w:w="70" w:type="dxa"/>
+              <w:end w:w="75" w:type="dxa"/>
+            </w:tcMar>
+          </w:tcPr>
+          <w:p>
+            <w:pPr>
+              <w:spacing w:after="0"/>
+              <w:jc w:val="center"/>
+            </w:pPr>
+            <w:r>
+              <w:rPr>
+                <w:rFonts w:ascii="Arial" w:hAnsi="Arial"/>
+                <w:b/>
+                <w:color w:val="FFFFFF"/>
+                <w:sz w:val="16"/>
+              </w:rPr>
+              <w:t>EMPLOYEE</w:t>
+            </w:r>
+          </w:p>
+        </w:tc>
+        <w:tc>
+          <w:tcPr>
+            <w:tcW w:type="dxa" w:w="5616"/>
+            <w:shd w:fill="F7F8FB"/>
+            <w:vAlign w:val="center"/>
+            <w:tcMar>
+              <w:top w:w="70" w:type="dxa"/>
+              <w:start w:w="75" w:type="dxa"/>
+              <w:bottom w:w="70" w:type="dxa"/>
+              <w:end w:w="75" w:type="dxa"/>
+            </w:tcMar>
+          </w:tcPr>
+          <w:p>
+            <w:pPr>
+              <w:spacing w:after="0"/>
+            </w:pPr>
+            <w:r>
+              <w:rPr>
+                <w:rFonts w:ascii="Arial" w:hAnsi="Arial"/>
+                <w:b w:val="0"/>
+                <w:color w:val="172033"/>
+                <w:sz w:val="16"/>
+              </w:rPr>
+              <w:t>The signed-in person remains the subject of the request.</w:t>
+            </w:r>
+          </w:p>
+        </w:tc>
+        <w:tc>
+          <w:tcPr>
+            <w:tcW w:type="dxa" w:w="1469"/>
+            <w:shd w:fill="4A2C1A"/>
+            <w:vAlign w:val="center"/>
+            <w:tcMar>
+              <w:top w:w="70" w:type="dxa"/>
+              <w:start w:w="75" w:type="dxa"/>
+              <w:bottom w:w="70" w:type="dxa"/>
+              <w:end w:w="75" w:type="dxa"/>
+            </w:tcMar>
+          </w:tcPr>
+          <w:p>
+            <w:pPr>
+              <w:spacing w:after="0"/>
+              <w:jc w:val="center"/>
+            </w:pPr>
+            <w:r>
+              <w:rPr>
+                <w:rFonts w:ascii="Arial" w:hAnsi="Arial"/>
+                <w:b/>
+                <w:color w:val="FFFFFF"/>
+                <w:sz w:val="16"/>
+              </w:rPr>
+              <w:t>AGENT</w:t>
+            </w:r>
+          </w:p>
+        </w:tc>
+        <w:tc>
+          <w:tcPr>
+            <w:tcW w:type="dxa" w:w="5616"/>
+            <w:shd w:fill="F7F8FB"/>
+            <w:vAlign w:val="center"/>
+            <w:tcMar>
+              <w:top w:w="70" w:type="dxa"/>
+              <w:start w:w="75" w:type="dxa"/>
+              <w:bottom w:w="70" w:type="dxa"/>
+              <w:end w:w="75" w:type="dxa"/>
+            </w:tcMar>
+          </w:tcPr>
+          <w:p>
+            <w:pPr>
+              <w:spacing w:after="0"/>
+            </w:pPr>
+            <w:r>
+              <w:rPr>
+                <w:rFonts w:ascii="Arial" w:hAnsi="Arial"/>
+                <w:b w:val="0"/>
+                <w:color w:val="172033"/>
+                <w:sz w:val="16"/>
+              </w:rPr>
+              <w:t>A first-class Workload Principal with an independent lifecycle.</w:t>
+            </w:r>
+          </w:p>
+        </w:tc>
+      </w:tr>
+      <w:tr>
+        <w:trPr>
+          <w:cantSplit/>
+        </w:trPr>
+        <w:tc>
+          <w:tcPr>
+            <w:tcW w:type="dxa" w:w="1469"/>
+            <w:shd w:fill="4A2C1A"/>
+            <w:vAlign w:val="center"/>
+            <w:tcMar>
+              <w:top w:w="70" w:type="dxa"/>
+              <w:start w:w="75" w:type="dxa"/>
+              <w:bottom w:w="70" w:type="dxa"/>
+              <w:end w:w="75" w:type="dxa"/>
+            </w:tcMar>
+          </w:tcPr>
+          <w:p>
+            <w:pPr>
+              <w:spacing w:after="0"/>
+              <w:jc w:val="center"/>
+            </w:pPr>
+            <w:r>
+              <w:rPr>
+                <w:rFonts w:ascii="Arial" w:hAnsi="Arial"/>
+                <w:b/>
+                <w:color w:val="FFFFFF"/>
+                <w:sz w:val="16"/>
+              </w:rPr>
+              <w:t>CONTROL</w:t>
+            </w:r>
+          </w:p>
+        </w:tc>
+        <w:tc>
+          <w:tcPr>
+            <w:tcW w:type="dxa" w:w="5616"/>
+            <w:shd w:fill="F7F8FB"/>
+            <w:vAlign w:val="center"/>
+            <w:tcMar>
+              <w:top w:w="70" w:type="dxa"/>
+              <w:start w:w="75" w:type="dxa"/>
+              <w:bottom w:w="70" w:type="dxa"/>
+              <w:end w:w="75" w:type="dxa"/>
+            </w:tcMar>
+          </w:tcPr>
+          <w:p>
+            <w:pPr>
+              <w:spacing w:after="0"/>
+            </w:pPr>
+            <w:r>
+              <w:rPr>
+                <w:rFonts w:ascii="Arial" w:hAnsi="Arial"/>
+                <w:b w:val="0"/>
+                <w:color w:val="172033"/>
+                <w:sz w:val="16"/>
+              </w:rPr>
+              <w:t>Okta preserves delegation; each resource receives scoped access.</w:t>
+            </w:r>
+          </w:p>
+        </w:tc>
+        <w:tc>
+          <w:tcPr>
+            <w:tcW w:type="dxa" w:w="1469"/>
+            <w:shd w:fill="4A2C1A"/>
+            <w:vAlign w:val="center"/>
+            <w:tcMar>
+              <w:top w:w="70" w:type="dxa"/>
+              <w:start w:w="75" w:type="dxa"/>
+              <w:bottom w:w="70" w:type="dxa"/>
+              <w:end w:w="75" w:type="dxa"/>
+            </w:tcMar>
+          </w:tcPr>
+          <w:p>
+            <w:pPr>
+              <w:spacing w:after="0"/>
+              <w:jc w:val="center"/>
+            </w:pPr>
+            <w:r>
+              <w:rPr>
+                <w:rFonts w:ascii="Arial" w:hAnsi="Arial"/>
+                <w:b/>
+                <w:color w:val="FFFFFF"/>
+                <w:sz w:val="16"/>
+              </w:rPr>
+              <w:t>AUDIT / KILL</w:t>
+            </w:r>
+          </w:p>
+        </w:tc>
+        <w:tc>
+          <w:tcPr>
+            <w:tcW w:type="dxa" w:w="5616"/>
+            <w:shd w:fill="F7F8FB"/>
+            <w:vAlign w:val="center"/>
+            <w:tcMar>
+              <w:top w:w="70" w:type="dxa"/>
+              <w:start w:w="75" w:type="dxa"/>
+              <w:bottom w:w="70" w:type="dxa"/>
+              <w:end w:w="75" w:type="dxa"/>
+            </w:tcMar>
+          </w:tcPr>
+          <w:p>
+            <w:pPr>
+              <w:spacing w:after="0"/>
+            </w:pPr>
+            <w:r>
+              <w:rPr>
+                <w:rFonts w:ascii="Arial" w:hAnsi="Arial"/>
+                <w:b w:val="0"/>
+                <w:color w:val="172033"/>
+                <w:sz w:val="16"/>
+              </w:rPr>
+              <w:t>Decisions stay attributable; deactivation stops new exchanges.</w:t>
+            </w:r>
+          </w:p>
+        </w:tc>
+      </w:tr>
+    </w:tbl>
+    <w:p>
+      <w:pPr>
+        <w:spacing w:after="0"/>
+      </w:pPr>
+    </w:p>
+    <w:p>
+      <w:r>
+        <w:br w:type="page"/>
+      </w:r>
+    </w:p>
+    <w:tbl>
+      <w:tblPr>
+        <w:tblW w:type="auto" w:w="0"/>
+        <w:tblLayout w:type="fixed"/>
+        <w:tblLook w:firstColumn="1" w:firstRow="1" w:lastColumn="0" w:lastRow="0" w:noHBand="0" w:noVBand="1" w:val="04A0"/>
+      </w:tblPr>
+      <w:tblGrid>
+        <w:gridCol w:w="835"/>
+        <w:gridCol w:w="13335"/>
+      </w:tblGrid>
+      <w:tr>
+        <w:tc>
+          <w:tcPr>
+            <w:tcW w:type="dxa" w:w="835"/>
+            <w:shd w:fill="E65F1B"/>
+            <w:tcMar>
+              <w:top w:w="80" w:type="dxa"/>
+              <w:start w:w="60" w:type="dxa"/>
+              <w:bottom w:w="80" w:type="dxa"/>
+              <w:end w:w="60" w:type="dxa"/>
+            </w:tcMar>
+            <w:vAlign w:val="center"/>
+          </w:tcPr>
+          <w:p>
+            <w:pPr>
+              <w:spacing w:after="0"/>
+              <w:jc w:val="center"/>
+            </w:pPr>
+            <w:r>
+              <w:rPr>
+                <w:rFonts w:ascii="Arial" w:hAnsi="Arial"/>
+                <w:b/>
+                <w:color w:val="FFFFFF"/>
+                <w:sz w:val="28"/>
+              </w:rPr>
+              <w:t>05</w:t>
+            </w:r>
+          </w:p>
+        </w:tc>
+        <w:tc>
+          <w:tcPr>
+            <w:tcW w:type="dxa" w:w="13335"/>
+            <w:shd w:fill="FFFFFF"/>
+            <w:tcMar>
+              <w:top w:w="20" w:type="dxa"/>
+              <w:start w:w="130" w:type="dxa"/>
+              <w:bottom w:w="20" w:type="dxa"/>
+              <w:end w:w="40" w:type="dxa"/>
+            </w:tcMar>
+          </w:tcPr>
+          <w:p>
+            <w:pPr>
+              <w:spacing w:after="20"/>
+            </w:pPr>
+            <w:r>
+              <w:rPr>
+                <w:rFonts w:ascii="Arial" w:hAnsi="Arial"/>
+                <w:b/>
+                <w:color w:val="4A2C1A"/>
+                <w:sz w:val="36"/>
+              </w:rPr>
+              <w:t>Request sequence: follow the delegated proof</w:t>
+            </w:r>
+          </w:p>
+          <w:p>
+            <w:pPr>
+              <w:spacing w:after="0"/>
+            </w:pPr>
+            <w:r>
+              <w:rPr>
+                <w:rFonts w:ascii="Arial" w:hAnsi="Arial"/>
+                <w:color w:val="536078"/>
+                <w:sz w:val="17"/>
+              </w:rPr>
+              <w:t>ID-JAG bridges employee context and agent identity without merging them</w:t>
+            </w:r>
+          </w:p>
+        </w:tc>
+      </w:tr>
+    </w:tbl>
+    <w:p>
+      <w:pPr>
+        <w:spacing w:after="0"/>
+      </w:pPr>
+    </w:p>
+    <w:p>
+      <w:pPr>
+        <w:spacing w:after="20"/>
+        <w:jc w:val="center"/>
+      </w:pPr>
+      <w:r>
+        <w:drawing>
+          <wp:inline xmlns:a="http://schemas.openxmlformats.org/drawingml/2006/main" xmlns:pic="http://schemas.openxmlformats.org/drawingml/2006/picture">
+            <wp:extent cx="8549640" cy="4141232"/>
+            <wp:docPr id="7" name="Picture 7"/>
+            <wp:cNvGraphicFramePr>
+              <a:graphicFrameLocks noChangeAspect="1"/>
+            </wp:cNvGraphicFramePr>
+            <a:graphic>
+              <a:graphicData uri="http://schemas.openxmlformats.org/drawingml/2006/picture">
+                <pic:pic>
+                  <pic:nvPicPr>
+                    <pic:cNvPr id="0" name="09-sequence.png"/>
+                    <pic:cNvPicPr/>
+                  </pic:nvPicPr>
+                  <pic:blipFill>
+                    <a:blip r:embed="rId21"/>
+                    <a:stretch>
+                      <a:fillRect/>
+                    </a:stretch>
+                  </pic:blipFill>
+                  <pic:spPr>
+                    <a:xfrm>
+                      <a:off x="0" y="0"/>
+                      <a:ext cx="8549640" cy="4141232"/>
+                    </a:xfrm>
+                    <a:prstGeom prst="rect"/>
+                  </pic:spPr>
+                </pic:pic>
+              </a:graphicData>
+            </a:graphic>
+          </wp:inline>
+        </w:drawing>
       </w:r>
     </w:p>
     <w:p>
       <w:pPr>
-        <w:pStyle w:val="Heading2"/>
+        <w:pStyle w:val="Caption"/>
+        <w:spacing w:after="80"/>
+        <w:jc w:val="center"/>
       </w:pPr>
       <w:r>
-        <w:t>Final message</w:t>
+        <w:t>Successful request sequence. Read the numbered messages from top to bottom.</w:t>
+      </w:r>
+    </w:p>
+    <w:tbl>
+      <w:tblPr>
+        <w:tblW w:type="auto" w:w="0"/>
+        <w:tblLayout w:type="fixed"/>
+        <w:tblLook w:firstColumn="1" w:firstRow="1" w:lastColumn="0" w:lastRow="0" w:noHBand="0" w:noVBand="1" w:val="04A0"/>
+      </w:tblPr>
+      <w:tblGrid>
+        <w:gridCol w:w="1469"/>
+        <w:gridCol w:w="5616"/>
+        <w:gridCol w:w="1469"/>
+        <w:gridCol w:w="5616"/>
+      </w:tblGrid>
+      <w:tr>
+        <w:trPr>
+          <w:cantSplit/>
+        </w:trPr>
+        <w:tc>
+          <w:tcPr>
+            <w:tcW w:type="dxa" w:w="1469"/>
+            <w:shd w:fill="4A2C1A"/>
+            <w:vAlign w:val="center"/>
+            <w:tcMar>
+              <w:top w:w="70" w:type="dxa"/>
+              <w:start w:w="75" w:type="dxa"/>
+              <w:bottom w:w="70" w:type="dxa"/>
+              <w:end w:w="75" w:type="dxa"/>
+            </w:tcMar>
+          </w:tcPr>
+          <w:p>
+            <w:pPr>
+              <w:spacing w:after="0"/>
+              <w:jc w:val="center"/>
+            </w:pPr>
+            <w:r>
+              <w:rPr>
+                <w:rFonts w:ascii="Arial" w:hAnsi="Arial"/>
+                <w:b/>
+                <w:color w:val="FFFFFF"/>
+                <w:sz w:val="16"/>
+              </w:rPr>
+              <w:t>1–2</w:t>
+            </w:r>
+          </w:p>
+        </w:tc>
+        <w:tc>
+          <w:tcPr>
+            <w:tcW w:type="dxa" w:w="5616"/>
+            <w:shd w:fill="F7F8FB"/>
+            <w:vAlign w:val="center"/>
+            <w:tcMar>
+              <w:top w:w="70" w:type="dxa"/>
+              <w:start w:w="75" w:type="dxa"/>
+              <w:bottom w:w="70" w:type="dxa"/>
+              <w:end w:w="75" w:type="dxa"/>
+            </w:tcMar>
+          </w:tcPr>
+          <w:p>
+            <w:pPr>
+              <w:spacing w:after="0"/>
+            </w:pPr>
+            <w:r>
+              <w:rPr>
+                <w:rFonts w:ascii="Arial" w:hAnsi="Arial"/>
+                <w:b w:val="0"/>
+                <w:color w:val="172033"/>
+                <w:sz w:val="16"/>
+              </w:rPr>
+              <w:t>Employee asks; the agent presents workload identity and user context.</w:t>
+            </w:r>
+          </w:p>
+        </w:tc>
+        <w:tc>
+          <w:tcPr>
+            <w:tcW w:type="dxa" w:w="1469"/>
+            <w:shd w:fill="4A2C1A"/>
+            <w:vAlign w:val="center"/>
+            <w:tcMar>
+              <w:top w:w="70" w:type="dxa"/>
+              <w:start w:w="75" w:type="dxa"/>
+              <w:bottom w:w="70" w:type="dxa"/>
+              <w:end w:w="75" w:type="dxa"/>
+            </w:tcMar>
+          </w:tcPr>
+          <w:p>
+            <w:pPr>
+              <w:spacing w:after="0"/>
+              <w:jc w:val="center"/>
+            </w:pPr>
+            <w:r>
+              <w:rPr>
+                <w:rFonts w:ascii="Arial" w:hAnsi="Arial"/>
+                <w:b/>
+                <w:color w:val="FFFFFF"/>
+                <w:sz w:val="16"/>
+              </w:rPr>
+              <w:t>3</w:t>
+            </w:r>
+          </w:p>
+        </w:tc>
+        <w:tc>
+          <w:tcPr>
+            <w:tcW w:type="dxa" w:w="5616"/>
+            <w:shd w:fill="F7F8FB"/>
+            <w:vAlign w:val="center"/>
+            <w:tcMar>
+              <w:top w:w="70" w:type="dxa"/>
+              <w:start w:w="75" w:type="dxa"/>
+              <w:bottom w:w="70" w:type="dxa"/>
+              <w:end w:w="75" w:type="dxa"/>
+            </w:tcMar>
+          </w:tcPr>
+          <w:p>
+            <w:pPr>
+              <w:spacing w:after="0"/>
+            </w:pPr>
+            <w:r>
+              <w:rPr>
+                <w:rFonts w:ascii="Arial" w:hAnsi="Arial"/>
+                <w:b w:val="0"/>
+                <w:color w:val="172033"/>
+                <w:sz w:val="16"/>
+              </w:rPr>
+              <w:t>Okta issues an Identity Assertion Grant for this delegation.</w:t>
+            </w:r>
+          </w:p>
+        </w:tc>
+      </w:tr>
+      <w:tr>
+        <w:trPr>
+          <w:cantSplit/>
+        </w:trPr>
+        <w:tc>
+          <w:tcPr>
+            <w:tcW w:type="dxa" w:w="1469"/>
+            <w:shd w:fill="4A2C1A"/>
+            <w:vAlign w:val="center"/>
+            <w:tcMar>
+              <w:top w:w="70" w:type="dxa"/>
+              <w:start w:w="75" w:type="dxa"/>
+              <w:bottom w:w="70" w:type="dxa"/>
+              <w:end w:w="75" w:type="dxa"/>
+            </w:tcMar>
+          </w:tcPr>
+          <w:p>
+            <w:pPr>
+              <w:spacing w:after="0"/>
+              <w:jc w:val="center"/>
+            </w:pPr>
+            <w:r>
+              <w:rPr>
+                <w:rFonts w:ascii="Arial" w:hAnsi="Arial"/>
+                <w:b/>
+                <w:color w:val="FFFFFF"/>
+                <w:sz w:val="16"/>
+              </w:rPr>
+              <w:t>4–5</w:t>
+            </w:r>
+          </w:p>
+        </w:tc>
+        <w:tc>
+          <w:tcPr>
+            <w:tcW w:type="dxa" w:w="5616"/>
+            <w:shd w:fill="F7F8FB"/>
+            <w:vAlign w:val="center"/>
+            <w:tcMar>
+              <w:top w:w="70" w:type="dxa"/>
+              <w:start w:w="75" w:type="dxa"/>
+              <w:bottom w:w="70" w:type="dxa"/>
+              <w:end w:w="75" w:type="dxa"/>
+            </w:tcMar>
+          </w:tcPr>
+          <w:p>
+            <w:pPr>
+              <w:spacing w:after="0"/>
+            </w:pPr>
+            <w:r>
+              <w:rPr>
+                <w:rFonts w:ascii="Arial" w:hAnsi="Arial"/>
+                <w:b w:val="0"/>
+                <w:color w:val="172033"/>
+                <w:sz w:val="16"/>
+              </w:rPr>
+              <w:t>The agent exchanges it for a resource- and scope-specific token.</w:t>
+            </w:r>
+          </w:p>
+        </w:tc>
+        <w:tc>
+          <w:tcPr>
+            <w:tcW w:type="dxa" w:w="1469"/>
+            <w:shd w:fill="4A2C1A"/>
+            <w:vAlign w:val="center"/>
+            <w:tcMar>
+              <w:top w:w="70" w:type="dxa"/>
+              <w:start w:w="75" w:type="dxa"/>
+              <w:bottom w:w="70" w:type="dxa"/>
+              <w:end w:w="75" w:type="dxa"/>
+            </w:tcMar>
+          </w:tcPr>
+          <w:p>
+            <w:pPr>
+              <w:spacing w:after="0"/>
+              <w:jc w:val="center"/>
+            </w:pPr>
+            <w:r>
+              <w:rPr>
+                <w:rFonts w:ascii="Arial" w:hAnsi="Arial"/>
+                <w:b/>
+                <w:color w:val="FFFFFF"/>
+                <w:sz w:val="16"/>
+              </w:rPr>
+              <w:t>6–7</w:t>
+            </w:r>
+          </w:p>
+        </w:tc>
+        <w:tc>
+          <w:tcPr>
+            <w:tcW w:type="dxa" w:w="5616"/>
+            <w:shd w:fill="F7F8FB"/>
+            <w:vAlign w:val="center"/>
+            <w:tcMar>
+              <w:top w:w="70" w:type="dxa"/>
+              <w:start w:w="75" w:type="dxa"/>
+              <w:bottom w:w="70" w:type="dxa"/>
+              <w:end w:w="75" w:type="dxa"/>
+            </w:tcMar>
+          </w:tcPr>
+          <w:p>
+            <w:pPr>
+              <w:spacing w:after="0"/>
+            </w:pPr>
+            <w:r>
+              <w:rPr>
+                <w:rFonts w:ascii="Arial" w:hAnsi="Arial"/>
+                <w:b w:val="0"/>
+                <w:color w:val="172033"/>
+                <w:sz w:val="16"/>
+              </w:rPr>
+              <w:t>Inventory returns the result and the chain remains auditable.</w:t>
+            </w:r>
+          </w:p>
+        </w:tc>
+      </w:tr>
+    </w:tbl>
+    <w:p>
+      <w:pPr>
+        <w:spacing w:after="0"/>
+      </w:pPr>
+    </w:p>
+    <w:tbl>
+      <w:tblPr>
+        <w:tblW w:type="auto" w:w="0"/>
+        <w:tblLayout w:type="fixed"/>
+        <w:tblLook w:firstColumn="1" w:firstRow="1" w:lastColumn="0" w:lastRow="0" w:noHBand="0" w:noVBand="1" w:val="04A0"/>
+      </w:tblPr>
+      <w:tblGrid>
+        <w:gridCol w:w="1699"/>
+        <w:gridCol w:w="12471"/>
+      </w:tblGrid>
+      <w:tr>
+        <w:tc>
+          <w:tcPr>
+            <w:tcW w:type="dxa" w:w="1699"/>
+            <w:shd w:fill="B93A2B"/>
+            <w:tcMar>
+              <w:top w:w="100" w:type="dxa"/>
+              <w:start w:w="90" w:type="dxa"/>
+              <w:bottom w:w="100" w:type="dxa"/>
+              <w:end w:w="90" w:type="dxa"/>
+            </w:tcMar>
+            <w:vAlign w:val="center"/>
+          </w:tcPr>
+          <w:p>
+            <w:pPr>
+              <w:spacing w:after="0"/>
+              <w:jc w:val="center"/>
+            </w:pPr>
+            <w:r>
+              <w:rPr>
+                <w:rFonts w:ascii="Arial" w:hAnsi="Arial"/>
+                <w:b/>
+                <w:color w:val="FFFFFF"/>
+                <w:sz w:val="17"/>
+              </w:rPr>
+              <w:t>BLOCKED PATH</w:t>
+            </w:r>
+          </w:p>
+        </w:tc>
+        <w:tc>
+          <w:tcPr>
+            <w:tcW w:type="dxa" w:w="12471"/>
+            <w:shd w:fill="FFF0EE"/>
+            <w:tcMar>
+              <w:top w:w="100" w:type="dxa"/>
+              <w:start w:w="130" w:type="dxa"/>
+              <w:bottom w:w="100" w:type="dxa"/>
+              <w:end w:w="130" w:type="dxa"/>
+            </w:tcMar>
+            <w:vAlign w:val="center"/>
+          </w:tcPr>
+          <w:p>
+            <w:pPr>
+              <w:spacing w:after="0"/>
+            </w:pPr>
+            <w:r>
+              <w:rPr>
+                <w:rFonts w:ascii="Arial" w:hAnsi="Arial"/>
+                <w:b w:val="0"/>
+                <w:color w:val="172033"/>
+                <w:sz w:val="18"/>
+              </w:rPr>
+              <w:t>If delegation is stopped—such as On vacation=True—there is no ID-JAG and no scoped resource token.</w:t>
+            </w:r>
+          </w:p>
+        </w:tc>
+      </w:tr>
+    </w:tbl>
+    <w:p>
+      <w:pPr>
+        <w:spacing w:after="0"/>
+      </w:pPr>
+    </w:p>
+    <w:p>
+      <w:pPr>
+        <w:sectPr>
+          <w:headerReference w:type="default" r:id="rId18"/>
+          <w:footerReference w:type="default" r:id="rId19"/>
+          <w:pgSz w:w="15840" w:h="12240" w:orient="landscape"/>
+          <w:pgMar w:top="749" w:right="835" w:bottom="749" w:left="835" w:header="317" w:footer="317" w:gutter="0"/>
+          <w:cols w:space="720"/>
+          <w:titlePg/>
+          <w:docGrid w:linePitch="360"/>
+        </w:sectPr>
+      </w:pPr>
+    </w:p>
+    <w:tbl>
+      <w:tblPr>
+        <w:tblW w:type="auto" w:w="0"/>
+        <w:tblLayout w:type="fixed"/>
+        <w:tblLook w:firstColumn="1" w:firstRow="1" w:lastColumn="0" w:lastRow="0" w:noHBand="0" w:noVBand="1" w:val="04A0"/>
+      </w:tblPr>
+      <w:tblGrid>
+        <w:gridCol w:w="835"/>
+        <w:gridCol w:w="9735"/>
+      </w:tblGrid>
+      <w:tr>
+        <w:tc>
+          <w:tcPr>
+            <w:tcW w:type="dxa" w:w="835"/>
+            <w:shd w:fill="E65F1B"/>
+            <w:tcMar>
+              <w:top w:w="80" w:type="dxa"/>
+              <w:start w:w="60" w:type="dxa"/>
+              <w:bottom w:w="80" w:type="dxa"/>
+              <w:end w:w="60" w:type="dxa"/>
+            </w:tcMar>
+            <w:vAlign w:val="center"/>
+          </w:tcPr>
+          <w:p>
+            <w:pPr>
+              <w:spacing w:after="0"/>
+              <w:jc w:val="center"/>
+            </w:pPr>
+            <w:r>
+              <w:rPr>
+                <w:rFonts w:ascii="Arial" w:hAnsi="Arial"/>
+                <w:b/>
+                <w:color w:val="FFFFFF"/>
+                <w:sz w:val="28"/>
+              </w:rPr>
+              <w:t>06</w:t>
+            </w:r>
+          </w:p>
+        </w:tc>
+        <w:tc>
+          <w:tcPr>
+            <w:tcW w:type="dxa" w:w="9735"/>
+            <w:shd w:fill="FFFFFF"/>
+            <w:tcMar>
+              <w:top w:w="20" w:type="dxa"/>
+              <w:start w:w="130" w:type="dxa"/>
+              <w:bottom w:w="20" w:type="dxa"/>
+              <w:end w:w="40" w:type="dxa"/>
+            </w:tcMar>
+          </w:tcPr>
+          <w:p>
+            <w:pPr>
+              <w:spacing w:after="20"/>
+            </w:pPr>
+            <w:r>
+              <w:rPr>
+                <w:rFonts w:ascii="Arial" w:hAnsi="Arial"/>
+                <w:b/>
+                <w:color w:val="4A2C1A"/>
+                <w:sz w:val="36"/>
+              </w:rPr>
+              <w:t>Optional FGA demo: turn on the advanced path</w:t>
+            </w:r>
+          </w:p>
+          <w:p>
+            <w:pPr>
+              <w:spacing w:after="0"/>
+            </w:pPr>
+            <w:r>
+              <w:rPr>
+                <w:rFonts w:ascii="Arial" w:hAnsi="Arial"/>
+                <w:color w:val="536078"/>
+                <w:sz w:val="17"/>
+              </w:rPr>
+              <w:t>FGA is intentionally off until the presenter selects Simulate FGA</w:t>
+            </w:r>
+          </w:p>
+        </w:tc>
+      </w:tr>
+    </w:tbl>
+    <w:p>
+      <w:pPr>
+        <w:spacing w:after="0"/>
+      </w:pPr>
+    </w:p>
+    <w:p>
+      <w:pPr>
+        <w:spacing w:after="20"/>
+        <w:jc w:val="center"/>
+      </w:pPr>
+      <w:r>
+        <w:drawing>
+          <wp:inline xmlns:a="http://schemas.openxmlformats.org/drawingml/2006/main" xmlns:pic="http://schemas.openxmlformats.org/drawingml/2006/picture">
+            <wp:extent cx="5413248" cy="4300525"/>
+            <wp:docPr id="8" name="Picture 8"/>
+            <wp:cNvGraphicFramePr>
+              <a:graphicFrameLocks noChangeAspect="1"/>
+            </wp:cNvGraphicFramePr>
+            <a:graphic>
+              <a:graphicData uri="http://schemas.openxmlformats.org/drawingml/2006/picture">
+                <pic:pic>
+                  <pic:nvPicPr>
+                    <pic:cNvPr id="0" name="10-fga-controls.png"/>
+                    <pic:cNvPicPr/>
+                  </pic:nvPicPr>
+                  <pic:blipFill>
+                    <a:blip r:embed="rId24"/>
+                    <a:stretch>
+                      <a:fillRect/>
+                    </a:stretch>
+                  </pic:blipFill>
+                  <pic:spPr>
+                    <a:xfrm>
+                      <a:off x="0" y="0"/>
+                      <a:ext cx="5413248" cy="4300525"/>
+                    </a:xfrm>
+                    <a:prstGeom prst="rect"/>
+                  </pic:spPr>
+                </pic:pic>
+              </a:graphicData>
+            </a:graphic>
+          </wp:inline>
+        </w:drawing>
       </w:r>
     </w:p>
     <w:p>
+      <w:pPr>
+        <w:pStyle w:val="Caption"/>
+        <w:spacing w:after="80"/>
+        <w:jc w:val="center"/>
+      </w:pPr>
       <w:r>
-        <w:t>“Okta treats the AI agent as a first-class identity. Cross App Access preserves both the employee and agent in the delegated token chain. Scoped resource tokens limit where the agent can act, FGA decides whether the specific Inventory action is allowed, OIG records the one required human decision, and the agent kill switch stops new exchanges.”</w:t>
+        <w:t>Open FGA as Mike, select Simulate FGA, and confirm Manager / Clearance 1 / On vacation False.</w:t>
       </w:r>
     </w:p>
+    <w:p>
+      <w:pPr>
+        <w:spacing w:after="20"/>
+        <w:jc w:val="center"/>
+      </w:pPr>
+      <w:r>
+        <w:drawing>
+          <wp:inline xmlns:a="http://schemas.openxmlformats.org/drawingml/2006/main" xmlns:pic="http://schemas.openxmlformats.org/drawingml/2006/picture">
+            <wp:extent cx="5413248" cy="2608201"/>
+            <wp:docPr id="9" name="Picture 9"/>
+            <wp:cNvGraphicFramePr>
+              <a:graphicFrameLocks noChangeAspect="1"/>
+            </wp:cNvGraphicFramePr>
+            <a:graphic>
+              <a:graphicData uri="http://schemas.openxmlformats.org/drawingml/2006/picture">
+                <pic:pic>
+                  <pic:nvPicPr>
+                    <pic:cNvPr id="0" name="12-fga-prompts.png"/>
+                    <pic:cNvPicPr/>
+                  </pic:nvPicPr>
+                  <pic:blipFill>
+                    <a:blip r:embed="rId25"/>
+                    <a:stretch>
+                      <a:fillRect/>
+                    </a:stretch>
+                  </pic:blipFill>
+                  <pic:spPr>
+                    <a:xfrm>
+                      <a:off x="0" y="0"/>
+                      <a:ext cx="5413248" cy="2608201"/>
+                    </a:xfrm>
+                    <a:prstGeom prst="rect"/>
+                  </pic:spPr>
+                </pic:pic>
+              </a:graphicData>
+            </a:graphic>
+          </wp:inline>
+        </w:drawing>
+      </w:r>
+    </w:p>
+    <w:p>
+      <w:pPr>
+        <w:pStyle w:val="Caption"/>
+        <w:spacing w:after="80"/>
+        <w:jc w:val="center"/>
+      </w:pPr>
+      <w:r>
+        <w:t>The chat home now shows one prompt for each policy boundary: Read, 1–600, and 601+.</w:t>
+      </w:r>
+    </w:p>
+    <w:tbl>
+      <w:tblPr>
+        <w:tblW w:type="auto" w:w="0"/>
+        <w:tblLayout w:type="fixed"/>
+        <w:tblLook w:firstColumn="1" w:firstRow="1" w:lastColumn="0" w:lastRow="0" w:noHBand="0" w:noVBand="1" w:val="04A0"/>
+      </w:tblPr>
+      <w:tblGrid>
+        <w:gridCol w:w="1699"/>
+        <w:gridCol w:w="8871"/>
+      </w:tblGrid>
+      <w:tr>
+        <w:tc>
+          <w:tcPr>
+            <w:tcW w:type="dxa" w:w="1699"/>
+            <w:shd w:fill="2457D6"/>
+            <w:tcMar>
+              <w:top w:w="100" w:type="dxa"/>
+              <w:start w:w="90" w:type="dxa"/>
+              <w:bottom w:w="100" w:type="dxa"/>
+              <w:end w:w="90" w:type="dxa"/>
+            </w:tcMar>
+            <w:vAlign w:val="center"/>
+          </w:tcPr>
+          <w:p>
+            <w:pPr>
+              <w:spacing w:after="0"/>
+              <w:jc w:val="center"/>
+            </w:pPr>
+            <w:r>
+              <w:rPr>
+                <w:rFonts w:ascii="Arial" w:hAnsi="Arial"/>
+                <w:b/>
+                <w:color w:val="FFFFFF"/>
+                <w:sz w:val="17"/>
+              </w:rPr>
+              <w:t>RESET RULE</w:t>
+            </w:r>
+          </w:p>
+        </w:tc>
+        <w:tc>
+          <w:tcPr>
+            <w:tcW w:type="dxa" w:w="8871"/>
+            <w:shd w:fill="EEF4FF"/>
+            <w:tcMar>
+              <w:top w:w="100" w:type="dxa"/>
+              <w:start w:w="130" w:type="dxa"/>
+              <w:bottom w:w="100" w:type="dxa"/>
+              <w:end w:w="130" w:type="dxa"/>
+            </w:tcMar>
+            <w:vAlign w:val="center"/>
+          </w:tcPr>
+          <w:p>
+            <w:pPr>
+              <w:spacing w:after="0"/>
+            </w:pPr>
+            <w:r>
+              <w:rPr>
+                <w:rFonts w:ascii="Arial" w:hAnsi="Arial"/>
+                <w:b w:val="0"/>
+                <w:color w:val="172033"/>
+                <w:sz w:val="18"/>
+              </w:rPr>
+              <w:t>Signing out turns off FGA simulation. It does not modify the user's Okta profile attributes.</w:t>
+            </w:r>
+          </w:p>
+        </w:tc>
+      </w:tr>
+    </w:tbl>
+    <w:p>
+      <w:pPr>
+        <w:spacing w:after="0"/>
+      </w:pPr>
+    </w:p>
+    <w:p>
+      <w:r>
+        <w:br w:type="page"/>
+      </w:r>
+    </w:p>
+    <w:tbl>
+      <w:tblPr>
+        <w:tblW w:type="auto" w:w="0"/>
+        <w:tblLayout w:type="fixed"/>
+        <w:tblLook w:firstColumn="1" w:firstRow="1" w:lastColumn="0" w:lastRow="0" w:noHBand="0" w:noVBand="1" w:val="04A0"/>
+      </w:tblPr>
+      <w:tblGrid>
+        <w:gridCol w:w="835"/>
+        <w:gridCol w:w="9735"/>
+      </w:tblGrid>
+      <w:tr>
+        <w:tc>
+          <w:tcPr>
+            <w:tcW w:type="dxa" w:w="835"/>
+            <w:shd w:fill="E65F1B"/>
+            <w:tcMar>
+              <w:top w:w="80" w:type="dxa"/>
+              <w:start w:w="60" w:type="dxa"/>
+              <w:bottom w:w="80" w:type="dxa"/>
+              <w:end w:w="60" w:type="dxa"/>
+            </w:tcMar>
+            <w:vAlign w:val="center"/>
+          </w:tcPr>
+          <w:p>
+            <w:pPr>
+              <w:spacing w:after="0"/>
+              <w:jc w:val="center"/>
+            </w:pPr>
+            <w:r>
+              <w:rPr>
+                <w:rFonts w:ascii="Arial" w:hAnsi="Arial"/>
+                <w:b/>
+                <w:color w:val="FFFFFF"/>
+                <w:sz w:val="28"/>
+              </w:rPr>
+              <w:t>07</w:t>
+            </w:r>
+          </w:p>
+        </w:tc>
+        <w:tc>
+          <w:tcPr>
+            <w:tcW w:type="dxa" w:w="9735"/>
+            <w:shd w:fill="FFFFFF"/>
+            <w:tcMar>
+              <w:top w:w="20" w:type="dxa"/>
+              <w:start w:w="130" w:type="dxa"/>
+              <w:bottom w:w="20" w:type="dxa"/>
+              <w:end w:w="40" w:type="dxa"/>
+            </w:tcMar>
+          </w:tcPr>
+          <w:p>
+            <w:pPr>
+              <w:spacing w:after="20"/>
+            </w:pPr>
+            <w:r>
+              <w:rPr>
+                <w:rFonts w:ascii="Arial" w:hAnsi="Arial"/>
+                <w:b/>
+                <w:color w:val="4A2C1A"/>
+                <w:sz w:val="36"/>
+              </w:rPr>
+              <w:t>Human In The Loop: one approval boundary</w:t>
+            </w:r>
+          </w:p>
+          <w:p>
+            <w:pPr>
+              <w:spacing w:after="0"/>
+            </w:pPr>
+            <w:r>
+              <w:rPr>
+                <w:rFonts w:ascii="Arial" w:hAnsi="Arial"/>
+                <w:color w:val="536078"/>
+                <w:sz w:val="17"/>
+              </w:rPr>
+              <w:t>Okta controls delegation; FGA controls the Inventory action; OIG records the VP decision</w:t>
+            </w:r>
+          </w:p>
+        </w:tc>
+      </w:tr>
+    </w:tbl>
+    <w:p>
+      <w:pPr>
+        <w:spacing w:after="0"/>
+      </w:pPr>
+    </w:p>
+    <w:p>
+      <w:pPr>
+        <w:spacing w:after="20"/>
+        <w:jc w:val="center"/>
+      </w:pPr>
+      <w:r>
+        <w:drawing>
+          <wp:inline xmlns:a="http://schemas.openxmlformats.org/drawingml/2006/main" xmlns:pic="http://schemas.openxmlformats.org/drawingml/2006/picture">
+            <wp:extent cx="5715000" cy="5207000"/>
+            <wp:docPr id="10" name="Picture 10"/>
+            <wp:cNvGraphicFramePr>
+              <a:graphicFrameLocks noChangeAspect="1"/>
+            </wp:cNvGraphicFramePr>
+            <a:graphic>
+              <a:graphicData uri="http://schemas.openxmlformats.org/drawingml/2006/picture">
+                <pic:pic>
+                  <pic:nvPicPr>
+                    <pic:cNvPr id="0" name="11-fga-policy.png"/>
+                    <pic:cNvPicPr/>
+                  </pic:nvPicPr>
+                  <pic:blipFill>
+                    <a:blip r:embed="rId26"/>
+                    <a:stretch>
+                      <a:fillRect/>
+                    </a:stretch>
+                  </pic:blipFill>
+                  <pic:spPr>
+                    <a:xfrm>
+                      <a:off x="0" y="0"/>
+                      <a:ext cx="5715000" cy="5207000"/>
+                    </a:xfrm>
+                    <a:prstGeom prst="rect"/>
+                  </pic:spPr>
+                </pic:pic>
+              </a:graphicData>
+            </a:graphic>
+          </wp:inline>
+        </w:drawing>
+      </w:r>
+    </w:p>
+    <w:p>
+      <w:pPr>
+        <w:pStyle w:val="Caption"/>
+        <w:spacing w:after="80"/>
+        <w:jc w:val="center"/>
+      </w:pPr>
+      <w:r>
+        <w:t>The policy combines live Okta attributes with role, action, and quantity.</w:t>
+      </w:r>
+    </w:p>
+    <w:tbl>
+      <w:tblPr>
+        <w:tblStyle w:val="TableGrid"/>
+        <w:tblW w:type="auto" w:w="0"/>
+        <w:tblLayout w:type="fixed"/>
+        <w:tblLook w:firstColumn="1" w:firstRow="1" w:lastColumn="0" w:lastRow="0" w:noHBand="0" w:noVBand="1" w:val="04A0"/>
+      </w:tblPr>
+      <w:tblGrid>
+        <w:gridCol w:w="2880"/>
+        <w:gridCol w:w="7272"/>
+      </w:tblGrid>
+      <w:tr>
+        <w:trPr>
+          <w:tblHeader w:val="true"/>
+        </w:trPr>
+        <w:tc>
+          <w:tcPr>
+            <w:tcW w:type="dxa" w:w="2880"/>
+            <w:shd w:fill="4A2C1A"/>
+            <w:tcMar>
+              <w:top w:w="90" w:type="dxa"/>
+              <w:start w:w="120" w:type="dxa"/>
+              <w:bottom w:w="90" w:type="dxa"/>
+              <w:end w:w="120" w:type="dxa"/>
+            </w:tcMar>
+            <w:vAlign w:val="center"/>
+          </w:tcPr>
+          <w:p>
+            <w:pPr>
+              <w:spacing w:after="0"/>
+            </w:pPr>
+            <w:r>
+              <w:rPr>
+                <w:rFonts w:ascii="Arial" w:hAnsi="Arial"/>
+                <w:b/>
+                <w:color w:val="FFFFFF"/>
+                <w:sz w:val="17"/>
+              </w:rPr>
+              <w:t>REQUEST</w:t>
+            </w:r>
+          </w:p>
+        </w:tc>
+        <w:tc>
+          <w:tcPr>
+            <w:tcW w:type="dxa" w:w="7272"/>
+            <w:shd w:fill="4A2C1A"/>
+            <w:tcMar>
+              <w:top w:w="90" w:type="dxa"/>
+              <w:start w:w="120" w:type="dxa"/>
+              <w:bottom w:w="90" w:type="dxa"/>
+              <w:end w:w="120" w:type="dxa"/>
+            </w:tcMar>
+            <w:vAlign w:val="center"/>
+          </w:tcPr>
+          <w:p>
+            <w:pPr>
+              <w:spacing w:after="0"/>
+            </w:pPr>
+            <w:r>
+              <w:rPr>
+                <w:rFonts w:ascii="Arial" w:hAnsi="Arial"/>
+                <w:b/>
+                <w:color w:val="FFFFFF"/>
+                <w:sz w:val="17"/>
+              </w:rPr>
+              <w:t>RESULT</w:t>
+            </w:r>
+          </w:p>
+        </w:tc>
+      </w:tr>
+      <w:tr>
+        <w:trPr>
+          <w:cantSplit/>
+        </w:trPr>
+        <w:tc>
+          <w:tcPr>
+            <w:tcW w:type="dxa" w:w="2880"/>
+            <w:shd w:fill="FFFFFF"/>
+            <w:tcMar>
+              <w:top w:w="80" w:type="dxa"/>
+              <w:start w:w="120" w:type="dxa"/>
+              <w:bottom w:w="80" w:type="dxa"/>
+              <w:end w:w="120" w:type="dxa"/>
+            </w:tcMar>
+            <w:vAlign w:val="center"/>
+          </w:tcPr>
+          <w:p>
+            <w:pPr>
+              <w:spacing w:after="0"/>
+            </w:pPr>
+            <w:r>
+              <w:rPr>
+                <w:rFonts w:ascii="Arial" w:hAnsi="Arial"/>
+                <w:b w:val="0"/>
+                <w:color w:val="172033"/>
+                <w:sz w:val="17"/>
+              </w:rPr>
+              <w:t>Sarah • any write</w:t>
+            </w:r>
+          </w:p>
+        </w:tc>
+        <w:tc>
+          <w:tcPr>
+            <w:tcW w:type="dxa" w:w="7272"/>
+            <w:shd w:fill="FFFFFF"/>
+            <w:tcMar>
+              <w:top w:w="80" w:type="dxa"/>
+              <w:start w:w="120" w:type="dxa"/>
+              <w:bottom w:w="80" w:type="dxa"/>
+              <w:end w:w="120" w:type="dxa"/>
+            </w:tcMar>
+            <w:vAlign w:val="center"/>
+          </w:tcPr>
+          <w:p>
+            <w:pPr>
+              <w:spacing w:after="0"/>
+            </w:pPr>
+            <w:r>
+              <w:rPr>
+                <w:rFonts w:ascii="Arial" w:hAnsi="Arial"/>
+                <w:b w:val="0"/>
+                <w:color w:val="172033"/>
+                <w:sz w:val="17"/>
+              </w:rPr>
+              <w:t>Deny. Contact a Manager. Never create an approval request.</w:t>
+            </w:r>
+          </w:p>
+        </w:tc>
+      </w:tr>
+      <w:tr>
+        <w:trPr>
+          <w:cantSplit/>
+        </w:trPr>
+        <w:tc>
+          <w:tcPr>
+            <w:tcW w:type="dxa" w:w="2880"/>
+            <w:shd w:fill="F7F8FB"/>
+            <w:tcMar>
+              <w:top w:w="80" w:type="dxa"/>
+              <w:start w:w="120" w:type="dxa"/>
+              <w:bottom w:w="80" w:type="dxa"/>
+              <w:end w:w="120" w:type="dxa"/>
+            </w:tcMar>
+            <w:vAlign w:val="center"/>
+          </w:tcPr>
+          <w:p>
+            <w:pPr>
+              <w:spacing w:after="0"/>
+            </w:pPr>
+            <w:r>
+              <w:rPr>
+                <w:rFonts w:ascii="Arial" w:hAnsi="Arial"/>
+                <w:b w:val="0"/>
+                <w:color w:val="172033"/>
+                <w:sz w:val="17"/>
+              </w:rPr>
+              <w:t>Mike • 1–600 units</w:t>
+            </w:r>
+          </w:p>
+        </w:tc>
+        <w:tc>
+          <w:tcPr>
+            <w:tcW w:type="dxa" w:w="7272"/>
+            <w:shd w:fill="F7F8FB"/>
+            <w:tcMar>
+              <w:top w:w="80" w:type="dxa"/>
+              <w:start w:w="120" w:type="dxa"/>
+              <w:bottom w:w="80" w:type="dxa"/>
+              <w:end w:w="120" w:type="dxa"/>
+            </w:tcMar>
+            <w:vAlign w:val="center"/>
+          </w:tcPr>
+          <w:p>
+            <w:pPr>
+              <w:spacing w:after="0"/>
+            </w:pPr>
+            <w:r>
+              <w:rPr>
+                <w:rFonts w:ascii="Arial" w:hAnsi="Arial"/>
+                <w:b w:val="0"/>
+                <w:color w:val="172033"/>
+                <w:sz w:val="17"/>
+              </w:rPr>
+              <w:t>Execute directly.</w:t>
+            </w:r>
+          </w:p>
+        </w:tc>
+      </w:tr>
+      <w:tr>
+        <w:trPr>
+          <w:cantSplit/>
+        </w:trPr>
+        <w:tc>
+          <w:tcPr>
+            <w:tcW w:type="dxa" w:w="2880"/>
+            <w:shd w:fill="FFFFFF"/>
+            <w:tcMar>
+              <w:top w:w="80" w:type="dxa"/>
+              <w:start w:w="120" w:type="dxa"/>
+              <w:bottom w:w="80" w:type="dxa"/>
+              <w:end w:w="120" w:type="dxa"/>
+            </w:tcMar>
+            <w:vAlign w:val="center"/>
+          </w:tcPr>
+          <w:p>
+            <w:pPr>
+              <w:spacing w:after="0"/>
+            </w:pPr>
+            <w:r>
+              <w:rPr>
+                <w:rFonts w:ascii="Arial" w:hAnsi="Arial"/>
+                <w:b w:val="0"/>
+                <w:color w:val="172033"/>
+                <w:sz w:val="17"/>
+              </w:rPr>
+              <w:t>Mike • 601+ units</w:t>
+            </w:r>
+          </w:p>
+        </w:tc>
+        <w:tc>
+          <w:tcPr>
+            <w:tcW w:type="dxa" w:w="7272"/>
+            <w:shd w:fill="FFFFFF"/>
+            <w:tcMar>
+              <w:top w:w="80" w:type="dxa"/>
+              <w:start w:w="120" w:type="dxa"/>
+              <w:bottom w:w="80" w:type="dxa"/>
+              <w:end w:w="120" w:type="dxa"/>
+            </w:tcMar>
+            <w:vAlign w:val="center"/>
+          </w:tcPr>
+          <w:p>
+            <w:pPr>
+              <w:spacing w:after="0"/>
+            </w:pPr>
+            <w:r>
+              <w:rPr>
+                <w:rFonts w:ascii="Arial" w:hAnsi="Arial"/>
+                <w:b w:val="0"/>
+                <w:color w:val="172033"/>
+                <w:sz w:val="17"/>
+              </w:rPr>
+              <w:t>Create one VP approval request; do not change Inventory while pending.</w:t>
+            </w:r>
+          </w:p>
+        </w:tc>
+      </w:tr>
+      <w:tr>
+        <w:trPr>
+          <w:cantSplit/>
+        </w:trPr>
+        <w:tc>
+          <w:tcPr>
+            <w:tcW w:type="dxa" w:w="2880"/>
+            <w:shd w:fill="F7F8FB"/>
+            <w:tcMar>
+              <w:top w:w="80" w:type="dxa"/>
+              <w:start w:w="120" w:type="dxa"/>
+              <w:bottom w:w="80" w:type="dxa"/>
+              <w:end w:w="120" w:type="dxa"/>
+            </w:tcMar>
+            <w:vAlign w:val="center"/>
+          </w:tcPr>
+          <w:p>
+            <w:pPr>
+              <w:spacing w:after="0"/>
+            </w:pPr>
+            <w:r>
+              <w:rPr>
+                <w:rFonts w:ascii="Arial" w:hAnsi="Arial"/>
+                <w:b w:val="0"/>
+                <w:color w:val="172033"/>
+                <w:sz w:val="17"/>
+              </w:rPr>
+              <w:t>Joe • any quantity</w:t>
+            </w:r>
+          </w:p>
+        </w:tc>
+        <w:tc>
+          <w:tcPr>
+            <w:tcW w:type="dxa" w:w="7272"/>
+            <w:shd w:fill="F7F8FB"/>
+            <w:tcMar>
+              <w:top w:w="80" w:type="dxa"/>
+              <w:start w:w="120" w:type="dxa"/>
+              <w:bottom w:w="80" w:type="dxa"/>
+              <w:end w:w="120" w:type="dxa"/>
+            </w:tcMar>
+            <w:vAlign w:val="center"/>
+          </w:tcPr>
+          <w:p>
+            <w:pPr>
+              <w:spacing w:after="0"/>
+            </w:pPr>
+            <w:r>
+              <w:rPr>
+                <w:rFonts w:ascii="Arial" w:hAnsi="Arial"/>
+                <w:b w:val="0"/>
+                <w:color w:val="172033"/>
+                <w:sz w:val="17"/>
+              </w:rPr>
+              <w:t>Execute directly because Joe is Clearance 2 / VP.</w:t>
+            </w:r>
+          </w:p>
+        </w:tc>
+      </w:tr>
+    </w:tbl>
+    <w:p>
+      <w:pPr>
+        <w:spacing w:after="0"/>
+      </w:pPr>
+    </w:p>
+    <w:p>
+      <w:r>
+        <w:br w:type="page"/>
+      </w:r>
+    </w:p>
+    <w:tbl>
+      <w:tblPr>
+        <w:tblW w:type="auto" w:w="0"/>
+        <w:tblLayout w:type="fixed"/>
+        <w:tblLook w:firstColumn="1" w:firstRow="1" w:lastColumn="0" w:lastRow="0" w:noHBand="0" w:noVBand="1" w:val="04A0"/>
+      </w:tblPr>
+      <w:tblGrid>
+        <w:gridCol w:w="835"/>
+        <w:gridCol w:w="9735"/>
+      </w:tblGrid>
+      <w:tr>
+        <w:tc>
+          <w:tcPr>
+            <w:tcW w:type="dxa" w:w="835"/>
+            <w:shd w:fill="E65F1B"/>
+            <w:tcMar>
+              <w:top w:w="80" w:type="dxa"/>
+              <w:start w:w="60" w:type="dxa"/>
+              <w:bottom w:w="80" w:type="dxa"/>
+              <w:end w:w="60" w:type="dxa"/>
+            </w:tcMar>
+            <w:vAlign w:val="center"/>
+          </w:tcPr>
+          <w:p>
+            <w:pPr>
+              <w:spacing w:after="0"/>
+              <w:jc w:val="center"/>
+            </w:pPr>
+            <w:r>
+              <w:rPr>
+                <w:rFonts w:ascii="Arial" w:hAnsi="Arial"/>
+                <w:b/>
+                <w:color w:val="FFFFFF"/>
+                <w:sz w:val="28"/>
+              </w:rPr>
+              <w:t>08</w:t>
+            </w:r>
+          </w:p>
+        </w:tc>
+        <w:tc>
+          <w:tcPr>
+            <w:tcW w:type="dxa" w:w="9735"/>
+            <w:shd w:fill="FFFFFF"/>
+            <w:tcMar>
+              <w:top w:w="20" w:type="dxa"/>
+              <w:start w:w="130" w:type="dxa"/>
+              <w:bottom w:w="20" w:type="dxa"/>
+              <w:end w:w="40" w:type="dxa"/>
+            </w:tcMar>
+          </w:tcPr>
+          <w:p>
+            <w:pPr>
+              <w:spacing w:after="20"/>
+            </w:pPr>
+            <w:r>
+              <w:rPr>
+                <w:rFonts w:ascii="Arial" w:hAnsi="Arial"/>
+                <w:b/>
+                <w:color w:val="4A2C1A"/>
+                <w:sz w:val="36"/>
+              </w:rPr>
+              <w:t>Complete the VP approval and reset</w:t>
+            </w:r>
+          </w:p>
+          <w:p>
+            <w:pPr>
+              <w:spacing w:after="0"/>
+            </w:pPr>
+            <w:r>
+              <w:rPr>
+                <w:rFonts w:ascii="Arial" w:hAnsi="Arial"/>
+                <w:color w:val="536078"/>
+                <w:sz w:val="17"/>
+              </w:rPr>
+              <w:t>Joe approves in Okta; the backend verifies the live VP role and executes once</w:t>
+            </w:r>
+          </w:p>
+        </w:tc>
+      </w:tr>
+    </w:tbl>
+    <w:p>
+      <w:pPr>
+        <w:spacing w:after="0"/>
+      </w:pPr>
+    </w:p>
+    <w:p>
+      <w:pPr>
+        <w:spacing w:after="20"/>
+        <w:jc w:val="center"/>
+      </w:pPr>
+      <w:r>
+        <w:drawing>
+          <wp:inline xmlns:a="http://schemas.openxmlformats.org/drawingml/2006/main" xmlns:pic="http://schemas.openxmlformats.org/drawingml/2006/picture">
+            <wp:extent cx="6144768" cy="2521697"/>
+            <wp:docPr id="11" name="Picture 11"/>
+            <wp:cNvGraphicFramePr>
+              <a:graphicFrameLocks noChangeAspect="1"/>
+            </wp:cNvGraphicFramePr>
+            <a:graphic>
+              <a:graphicData uri="http://schemas.openxmlformats.org/drawingml/2006/picture">
+                <pic:pic>
+                  <pic:nvPicPr>
+                    <pic:cNvPr id="0" name="13-oig-vp-approval.png"/>
+                    <pic:cNvPicPr/>
+                  </pic:nvPicPr>
+                  <pic:blipFill>
+                    <a:blip r:embed="rId27"/>
+                    <a:stretch>
+                      <a:fillRect/>
+                    </a:stretch>
+                  </pic:blipFill>
+                  <pic:spPr>
+                    <a:xfrm>
+                      <a:off x="0" y="0"/>
+                      <a:ext cx="6144768" cy="2521697"/>
+                    </a:xfrm>
+                    <a:prstGeom prst="rect"/>
+                  </pic:spPr>
+                </pic:pic>
+              </a:graphicData>
+            </a:graphic>
+          </wp:inline>
+        </w:drawing>
+      </w:r>
+    </w:p>
+    <w:p>
+      <w:pPr>
+        <w:pStyle w:val="Caption"/>
+        <w:spacing w:after="80"/>
+        <w:jc w:val="center"/>
+      </w:pPr>
+      <w:r>
+        <w:t>Joe's Okta Access Requests task shows Mike as the requester and presents Approve / Deny actions.</w:t>
+      </w:r>
+    </w:p>
+    <w:tbl>
+      <w:tblPr>
+        <w:tblW w:type="auto" w:w="0"/>
+        <w:tblLayout w:type="fixed"/>
+        <w:tblLook w:firstColumn="1" w:firstRow="1" w:lastColumn="0" w:lastRow="0" w:noHBand="0" w:noVBand="1" w:val="04A0"/>
+      </w:tblPr>
+      <w:tblGrid>
+        <w:gridCol w:w="605"/>
+        <w:gridCol w:w="9965"/>
+      </w:tblGrid>
+      <w:tr>
+        <w:trPr>
+          <w:cantSplit/>
+        </w:trPr>
+        <w:tc>
+          <w:tcPr>
+            <w:tcW w:type="dxa" w:w="605"/>
+            <w:shd w:fill="E65F1B"/>
+            <w:tcMar>
+              <w:top w:w="55" w:type="dxa"/>
+              <w:start w:w="35" w:type="dxa"/>
+              <w:bottom w:w="55" w:type="dxa"/>
+              <w:end w:w="35" w:type="dxa"/>
+            </w:tcMar>
+            <w:vAlign w:val="center"/>
+          </w:tcPr>
+          <w:p>
+            <w:pPr>
+              <w:spacing w:after="0"/>
+              <w:jc w:val="center"/>
+            </w:pPr>
+            <w:r>
+              <w:rPr>
+                <w:rFonts w:ascii="Arial" w:hAnsi="Arial"/>
+                <w:b/>
+                <w:color w:val="FFFFFF"/>
+                <w:sz w:val="17"/>
+              </w:rPr>
+              <w:t>1</w:t>
+            </w:r>
+          </w:p>
+        </w:tc>
+        <w:tc>
+          <w:tcPr>
+            <w:tcW w:type="dxa" w:w="9965"/>
+            <w:shd w:fill="FFF3EA"/>
+            <w:tcMar>
+              <w:top w:w="55" w:type="dxa"/>
+              <w:start w:w="100" w:type="dxa"/>
+              <w:bottom w:w="55" w:type="dxa"/>
+              <w:end w:w="100" w:type="dxa"/>
+            </w:tcMar>
+            <w:vAlign w:val="center"/>
+          </w:tcPr>
+          <w:p>
+            <w:pPr>
+              <w:spacing w:after="0"/>
+            </w:pPr>
+            <w:r>
+              <w:rPr>
+                <w:rFonts w:ascii="Arial" w:hAnsi="Arial"/>
+                <w:b w:val="0"/>
+                <w:color w:val="172033"/>
+                <w:sz w:val="17"/>
+              </w:rPr>
+              <w:t>As Mike with FGA enabled, select Add 601 basketballs to inventory.</w:t>
+            </w:r>
+          </w:p>
+        </w:tc>
+      </w:tr>
+      <w:tr>
+        <w:trPr>
+          <w:cantSplit/>
+        </w:trPr>
+        <w:tc>
+          <w:tcPr>
+            <w:tcW w:type="dxa" w:w="605"/>
+            <w:shd w:fill="4A2C1A"/>
+            <w:tcMar>
+              <w:top w:w="55" w:type="dxa"/>
+              <w:start w:w="35" w:type="dxa"/>
+              <w:bottom w:w="55" w:type="dxa"/>
+              <w:end w:w="35" w:type="dxa"/>
+            </w:tcMar>
+            <w:vAlign w:val="center"/>
+          </w:tcPr>
+          <w:p>
+            <w:pPr>
+              <w:spacing w:after="0"/>
+              <w:jc w:val="center"/>
+            </w:pPr>
+            <w:r>
+              <w:rPr>
+                <w:rFonts w:ascii="Arial" w:hAnsi="Arial"/>
+                <w:b/>
+                <w:color w:val="FFFFFF"/>
+                <w:sz w:val="17"/>
+              </w:rPr>
+              <w:t>2</w:t>
+            </w:r>
+          </w:p>
+        </w:tc>
+        <w:tc>
+          <w:tcPr>
+            <w:tcW w:type="dxa" w:w="9965"/>
+            <w:shd w:fill="F7F8FB"/>
+            <w:tcMar>
+              <w:top w:w="55" w:type="dxa"/>
+              <w:start w:w="100" w:type="dxa"/>
+              <w:bottom w:w="55" w:type="dxa"/>
+              <w:end w:w="100" w:type="dxa"/>
+            </w:tcMar>
+            <w:vAlign w:val="center"/>
+          </w:tcPr>
+          <w:p>
+            <w:pPr>
+              <w:spacing w:after="0"/>
+            </w:pPr>
+            <w:r>
+              <w:rPr>
+                <w:rFonts w:ascii="Arial" w:hAnsi="Arial"/>
+                <w:b w:val="0"/>
+                <w:color w:val="172033"/>
+                <w:sz w:val="17"/>
+              </w:rPr>
+              <w:t>Copy the Okta request ID shown by ProGear.</w:t>
+            </w:r>
+          </w:p>
+        </w:tc>
+      </w:tr>
+      <w:tr>
+        <w:trPr>
+          <w:cantSplit/>
+        </w:trPr>
+        <w:tc>
+          <w:tcPr>
+            <w:tcW w:type="dxa" w:w="605"/>
+            <w:shd w:fill="4A2C1A"/>
+            <w:tcMar>
+              <w:top w:w="55" w:type="dxa"/>
+              <w:start w:w="35" w:type="dxa"/>
+              <w:bottom w:w="55" w:type="dxa"/>
+              <w:end w:w="35" w:type="dxa"/>
+            </w:tcMar>
+            <w:vAlign w:val="center"/>
+          </w:tcPr>
+          <w:p>
+            <w:pPr>
+              <w:spacing w:after="0"/>
+              <w:jc w:val="center"/>
+            </w:pPr>
+            <w:r>
+              <w:rPr>
+                <w:rFonts w:ascii="Arial" w:hAnsi="Arial"/>
+                <w:b/>
+                <w:color w:val="FFFFFF"/>
+                <w:sz w:val="17"/>
+              </w:rPr>
+              <w:t>3</w:t>
+            </w:r>
+          </w:p>
+        </w:tc>
+        <w:tc>
+          <w:tcPr>
+            <w:tcW w:type="dxa" w:w="9965"/>
+            <w:shd w:fill="F7F8FB"/>
+            <w:tcMar>
+              <w:top w:w="55" w:type="dxa"/>
+              <w:start w:w="100" w:type="dxa"/>
+              <w:bottom w:w="55" w:type="dxa"/>
+              <w:end w:w="100" w:type="dxa"/>
+            </w:tcMar>
+            <w:vAlign w:val="center"/>
+          </w:tcPr>
+          <w:p>
+            <w:pPr>
+              <w:spacing w:after="0"/>
+            </w:pPr>
+            <w:r>
+              <w:rPr>
+                <w:rFonts w:ascii="Arial" w:hAnsi="Arial"/>
+                <w:b w:val="0"/>
+                <w:color w:val="172033"/>
+                <w:sz w:val="17"/>
+              </w:rPr>
+              <w:t>Sign in as joe.vp@atko.email and open Okta Access Requests → Inbox → Open.</w:t>
+            </w:r>
+          </w:p>
+        </w:tc>
+      </w:tr>
+      <w:tr>
+        <w:trPr>
+          <w:cantSplit/>
+        </w:trPr>
+        <w:tc>
+          <w:tcPr>
+            <w:tcW w:type="dxa" w:w="605"/>
+            <w:shd w:fill="4A2C1A"/>
+            <w:tcMar>
+              <w:top w:w="55" w:type="dxa"/>
+              <w:start w:w="35" w:type="dxa"/>
+              <w:bottom w:w="55" w:type="dxa"/>
+              <w:end w:w="35" w:type="dxa"/>
+            </w:tcMar>
+            <w:vAlign w:val="center"/>
+          </w:tcPr>
+          <w:p>
+            <w:pPr>
+              <w:spacing w:after="0"/>
+              <w:jc w:val="center"/>
+            </w:pPr>
+            <w:r>
+              <w:rPr>
+                <w:rFonts w:ascii="Arial" w:hAnsi="Arial"/>
+                <w:b/>
+                <w:color w:val="FFFFFF"/>
+                <w:sz w:val="17"/>
+              </w:rPr>
+              <w:t>4</w:t>
+            </w:r>
+          </w:p>
+        </w:tc>
+        <w:tc>
+          <w:tcPr>
+            <w:tcW w:type="dxa" w:w="9965"/>
+            <w:shd w:fill="F7F8FB"/>
+            <w:tcMar>
+              <w:top w:w="55" w:type="dxa"/>
+              <w:start w:w="100" w:type="dxa"/>
+              <w:bottom w:w="55" w:type="dxa"/>
+              <w:end w:w="100" w:type="dxa"/>
+            </w:tcMar>
+            <w:vAlign w:val="center"/>
+          </w:tcPr>
+          <w:p>
+            <w:pPr>
+              <w:spacing w:after="0"/>
+            </w:pPr>
+            <w:r>
+              <w:rPr>
+                <w:rFonts w:ascii="Arial" w:hAnsi="Arial"/>
+                <w:b w:val="0"/>
+                <w:color w:val="172033"/>
+                <w:sz w:val="17"/>
+              </w:rPr>
+              <w:t>Open Mike's request and select Approve.</w:t>
+            </w:r>
+          </w:p>
+        </w:tc>
+      </w:tr>
+      <w:tr>
+        <w:trPr>
+          <w:cantSplit/>
+        </w:trPr>
+        <w:tc>
+          <w:tcPr>
+            <w:tcW w:type="dxa" w:w="605"/>
+            <w:shd w:fill="4A2C1A"/>
+            <w:tcMar>
+              <w:top w:w="55" w:type="dxa"/>
+              <w:start w:w="35" w:type="dxa"/>
+              <w:bottom w:w="55" w:type="dxa"/>
+              <w:end w:w="35" w:type="dxa"/>
+            </w:tcMar>
+            <w:vAlign w:val="center"/>
+          </w:tcPr>
+          <w:p>
+            <w:pPr>
+              <w:spacing w:after="0"/>
+              <w:jc w:val="center"/>
+            </w:pPr>
+            <w:r>
+              <w:rPr>
+                <w:rFonts w:ascii="Arial" w:hAnsi="Arial"/>
+                <w:b/>
+                <w:color w:val="FFFFFF"/>
+                <w:sz w:val="17"/>
+              </w:rPr>
+              <w:t>5</w:t>
+            </w:r>
+          </w:p>
+        </w:tc>
+        <w:tc>
+          <w:tcPr>
+            <w:tcW w:type="dxa" w:w="9965"/>
+            <w:shd w:fill="F7F8FB"/>
+            <w:tcMar>
+              <w:top w:w="55" w:type="dxa"/>
+              <w:start w:w="100" w:type="dxa"/>
+              <w:bottom w:w="55" w:type="dxa"/>
+              <w:end w:w="100" w:type="dxa"/>
+            </w:tcMar>
+            <w:vAlign w:val="center"/>
+          </w:tcPr>
+          <w:p>
+            <w:pPr>
+              <w:spacing w:after="0"/>
+            </w:pPr>
+            <w:r>
+              <w:rPr>
+                <w:rFonts w:ascii="Arial" w:hAnsi="Arial"/>
+                <w:b w:val="0"/>
+                <w:color w:val="172033"/>
+                <w:sz w:val="17"/>
+              </w:rPr>
+              <w:t>Return to ProGear. The backend verifies Joe's live VP role and executes the change once.</w:t>
+            </w:r>
+          </w:p>
+        </w:tc>
+      </w:tr>
+    </w:tbl>
+    <w:p>
+      <w:pPr>
+        <w:spacing w:after="0"/>
+      </w:pPr>
+    </w:p>
+    <w:tbl>
+      <w:tblPr>
+        <w:tblW w:type="auto" w:w="0"/>
+        <w:tblLayout w:type="fixed"/>
+        <w:tblLook w:firstColumn="1" w:firstRow="1" w:lastColumn="0" w:lastRow="0" w:noHBand="0" w:noVBand="1" w:val="04A0"/>
+      </w:tblPr>
+      <w:tblGrid>
+        <w:gridCol w:w="1699"/>
+        <w:gridCol w:w="8871"/>
+      </w:tblGrid>
+      <w:tr>
+        <w:tc>
+          <w:tcPr>
+            <w:tcW w:type="dxa" w:w="1699"/>
+            <w:shd w:fill="6437E8"/>
+            <w:tcMar>
+              <w:top w:w="100" w:type="dxa"/>
+              <w:start w:w="90" w:type="dxa"/>
+              <w:bottom w:w="100" w:type="dxa"/>
+              <w:end w:w="90" w:type="dxa"/>
+            </w:tcMar>
+            <w:vAlign w:val="center"/>
+          </w:tcPr>
+          <w:p>
+            <w:pPr>
+              <w:spacing w:after="0"/>
+              <w:jc w:val="center"/>
+            </w:pPr>
+            <w:r>
+              <w:rPr>
+                <w:rFonts w:ascii="Arial" w:hAnsi="Arial"/>
+                <w:b/>
+                <w:color w:val="FFFFFF"/>
+                <w:sz w:val="17"/>
+              </w:rPr>
+              <w:t>VACATION</w:t>
+            </w:r>
+          </w:p>
+        </w:tc>
+        <w:tc>
+          <w:tcPr>
+            <w:tcW w:type="dxa" w:w="8871"/>
+            <w:shd w:fill="F3EFFF"/>
+            <w:tcMar>
+              <w:top w:w="100" w:type="dxa"/>
+              <w:start w:w="130" w:type="dxa"/>
+              <w:bottom w:w="100" w:type="dxa"/>
+              <w:end w:w="130" w:type="dxa"/>
+            </w:tcMar>
+            <w:vAlign w:val="center"/>
+          </w:tcPr>
+          <w:p>
+            <w:pPr>
+              <w:spacing w:after="0"/>
+            </w:pPr>
+            <w:r>
+              <w:rPr>
+                <w:rFonts w:ascii="Arial" w:hAnsi="Arial"/>
+                <w:b w:val="0"/>
+                <w:color w:val="172033"/>
+                <w:sz w:val="18"/>
+              </w:rPr>
+              <w:t>To show the delegation safeguard, set On vacation=True and issue a protected request. The agent stops before ID-JAG. Restore it to False before ending.</w:t>
+            </w:r>
+          </w:p>
+        </w:tc>
+      </w:tr>
+    </w:tbl>
+    <w:p>
+      <w:pPr>
+        <w:spacing w:after="0"/>
+      </w:pPr>
+    </w:p>
+    <w:p>
+      <w:pPr>
+        <w:spacing w:before="40" w:after="40"/>
+      </w:pPr>
+      <w:r>
+        <w:rPr>
+          <w:rFonts w:ascii="Arial" w:hAnsi="Arial"/>
+          <w:b/>
+          <w:color w:val="E65F1B"/>
+          <w:sz w:val="16"/>
+        </w:rPr>
+        <w:t>END-OF-DEMO CHECKLIST</w:t>
+      </w:r>
+    </w:p>
+    <w:tbl>
+      <w:tblPr>
+        <w:tblStyle w:val="TableGrid"/>
+        <w:tblW w:type="auto" w:w="0"/>
+        <w:tblLayout w:type="fixed"/>
+        <w:tblLook w:firstColumn="1" w:firstRow="1" w:lastColumn="0" w:lastRow="0" w:noHBand="0" w:noVBand="1" w:val="04A0"/>
+      </w:tblPr>
+      <w:tblGrid>
+        <w:gridCol w:w="2160"/>
+        <w:gridCol w:w="7992"/>
+      </w:tblGrid>
+      <w:tr>
+        <w:trPr>
+          <w:tblHeader w:val="true"/>
+        </w:trPr>
+        <w:tc>
+          <w:tcPr>
+            <w:tcW w:type="dxa" w:w="2160"/>
+            <w:shd w:fill="4A2C1A"/>
+            <w:tcMar>
+              <w:top w:w="90" w:type="dxa"/>
+              <w:start w:w="120" w:type="dxa"/>
+              <w:bottom w:w="90" w:type="dxa"/>
+              <w:end w:w="120" w:type="dxa"/>
+            </w:tcMar>
+            <w:vAlign w:val="center"/>
+          </w:tcPr>
+          <w:p>
+            <w:pPr>
+              <w:spacing w:after="0"/>
+            </w:pPr>
+            <w:r>
+              <w:rPr>
+                <w:rFonts w:ascii="Arial" w:hAnsi="Arial"/>
+                <w:b/>
+                <w:color w:val="FFFFFF"/>
+                <w:sz w:val="17"/>
+              </w:rPr>
+              <w:t>RESET</w:t>
+            </w:r>
+          </w:p>
+        </w:tc>
+        <w:tc>
+          <w:tcPr>
+            <w:tcW w:type="dxa" w:w="7992"/>
+            <w:shd w:fill="4A2C1A"/>
+            <w:tcMar>
+              <w:top w:w="90" w:type="dxa"/>
+              <w:start w:w="120" w:type="dxa"/>
+              <w:bottom w:w="90" w:type="dxa"/>
+              <w:end w:w="120" w:type="dxa"/>
+            </w:tcMar>
+            <w:vAlign w:val="center"/>
+          </w:tcPr>
+          <w:p>
+            <w:pPr>
+              <w:spacing w:after="0"/>
+            </w:pPr>
+            <w:r>
+              <w:rPr>
+                <w:rFonts w:ascii="Arial" w:hAnsi="Arial"/>
+                <w:b/>
+                <w:color w:val="FFFFFF"/>
+                <w:sz w:val="17"/>
+              </w:rPr>
+              <w:t>CONFIRM</w:t>
+            </w:r>
+          </w:p>
+        </w:tc>
+      </w:tr>
+      <w:tr>
+        <w:trPr>
+          <w:cantSplit/>
+        </w:trPr>
+        <w:tc>
+          <w:tcPr>
+            <w:tcW w:type="dxa" w:w="2160"/>
+            <w:shd w:fill="FFFFFF"/>
+            <w:tcMar>
+              <w:top w:w="80" w:type="dxa"/>
+              <w:start w:w="120" w:type="dxa"/>
+              <w:bottom w:w="80" w:type="dxa"/>
+              <w:end w:w="120" w:type="dxa"/>
+            </w:tcMar>
+            <w:vAlign w:val="center"/>
+          </w:tcPr>
+          <w:p>
+            <w:pPr>
+              <w:spacing w:after="0"/>
+            </w:pPr>
+            <w:r>
+              <w:rPr>
+                <w:rFonts w:ascii="Arial" w:hAnsi="Arial"/>
+                <w:b w:val="0"/>
+                <w:color w:val="172033"/>
+                <w:sz w:val="17"/>
+              </w:rPr>
+              <w:t>Okta attributes</w:t>
+            </w:r>
+          </w:p>
+        </w:tc>
+        <w:tc>
+          <w:tcPr>
+            <w:tcW w:type="dxa" w:w="7992"/>
+            <w:shd w:fill="FFFFFF"/>
+            <w:tcMar>
+              <w:top w:w="80" w:type="dxa"/>
+              <w:start w:w="120" w:type="dxa"/>
+              <w:bottom w:w="80" w:type="dxa"/>
+              <w:end w:w="120" w:type="dxa"/>
+            </w:tcMar>
+            <w:vAlign w:val="center"/>
+          </w:tcPr>
+          <w:p>
+            <w:pPr>
+              <w:spacing w:after="0"/>
+            </w:pPr>
+            <w:r>
+              <w:rPr>
+                <w:rFonts w:ascii="Arial" w:hAnsi="Arial"/>
+                <w:b w:val="0"/>
+                <w:color w:val="172033"/>
+                <w:sz w:val="17"/>
+              </w:rPr>
+              <w:t>Vacation False; Sarah 0, Mike 1, Joe 2; Manager False / True / True.</w:t>
+            </w:r>
+          </w:p>
+        </w:tc>
+      </w:tr>
+      <w:tr>
+        <w:trPr>
+          <w:cantSplit/>
+        </w:trPr>
+        <w:tc>
+          <w:tcPr>
+            <w:tcW w:type="dxa" w:w="2160"/>
+            <w:shd w:fill="F7F8FB"/>
+            <w:tcMar>
+              <w:top w:w="80" w:type="dxa"/>
+              <w:start w:w="120" w:type="dxa"/>
+              <w:bottom w:w="80" w:type="dxa"/>
+              <w:end w:w="120" w:type="dxa"/>
+            </w:tcMar>
+            <w:vAlign w:val="center"/>
+          </w:tcPr>
+          <w:p>
+            <w:pPr>
+              <w:spacing w:after="0"/>
+            </w:pPr>
+            <w:r>
+              <w:rPr>
+                <w:rFonts w:ascii="Arial" w:hAnsi="Arial"/>
+                <w:b w:val="0"/>
+                <w:color w:val="172033"/>
+                <w:sz w:val="17"/>
+              </w:rPr>
+              <w:t>OIG</w:t>
+            </w:r>
+          </w:p>
+        </w:tc>
+        <w:tc>
+          <w:tcPr>
+            <w:tcW w:type="dxa" w:w="7992"/>
+            <w:shd w:fill="F7F8FB"/>
+            <w:tcMar>
+              <w:top w:w="80" w:type="dxa"/>
+              <w:start w:w="120" w:type="dxa"/>
+              <w:bottom w:w="80" w:type="dxa"/>
+              <w:end w:w="120" w:type="dxa"/>
+            </w:tcMar>
+            <w:vAlign w:val="center"/>
+          </w:tcPr>
+          <w:p>
+            <w:pPr>
+              <w:spacing w:after="0"/>
+            </w:pPr>
+            <w:r>
+              <w:rPr>
+                <w:rFonts w:ascii="Arial" w:hAnsi="Arial"/>
+                <w:b w:val="0"/>
+                <w:color w:val="172033"/>
+                <w:sz w:val="17"/>
+              </w:rPr>
+              <w:t>Resolve or deny test requests that should not remain open.</w:t>
+            </w:r>
+          </w:p>
+        </w:tc>
+      </w:tr>
+      <w:tr>
+        <w:trPr>
+          <w:cantSplit/>
+        </w:trPr>
+        <w:tc>
+          <w:tcPr>
+            <w:tcW w:type="dxa" w:w="2160"/>
+            <w:shd w:fill="FFFFFF"/>
+            <w:tcMar>
+              <w:top w:w="80" w:type="dxa"/>
+              <w:start w:w="120" w:type="dxa"/>
+              <w:bottom w:w="80" w:type="dxa"/>
+              <w:end w:w="120" w:type="dxa"/>
+            </w:tcMar>
+            <w:vAlign w:val="center"/>
+          </w:tcPr>
+          <w:p>
+            <w:pPr>
+              <w:spacing w:after="0"/>
+            </w:pPr>
+            <w:r>
+              <w:rPr>
+                <w:rFonts w:ascii="Arial" w:hAnsi="Arial"/>
+                <w:b w:val="0"/>
+                <w:color w:val="172033"/>
+                <w:sz w:val="17"/>
+              </w:rPr>
+              <w:t>Session</w:t>
+            </w:r>
+          </w:p>
+        </w:tc>
+        <w:tc>
+          <w:tcPr>
+            <w:tcW w:type="dxa" w:w="7992"/>
+            <w:shd w:fill="FFFFFF"/>
+            <w:tcMar>
+              <w:top w:w="80" w:type="dxa"/>
+              <w:start w:w="120" w:type="dxa"/>
+              <w:bottom w:w="80" w:type="dxa"/>
+              <w:end w:w="120" w:type="dxa"/>
+            </w:tcMar>
+            <w:vAlign w:val="center"/>
+          </w:tcPr>
+          <w:p>
+            <w:pPr>
+              <w:spacing w:after="0"/>
+            </w:pPr>
+            <w:r>
+              <w:rPr>
+                <w:rFonts w:ascii="Arial" w:hAnsi="Arial"/>
+                <w:b w:val="0"/>
+                <w:color w:val="172033"/>
+                <w:sz w:val="17"/>
+              </w:rPr>
+              <w:t>Sign out and confirm the next session starts with FGA off.</w:t>
+            </w:r>
+          </w:p>
+        </w:tc>
+      </w:tr>
+    </w:tbl>
+    <w:p>
+      <w:pPr>
+        <w:spacing w:after="0"/>
+      </w:pPr>
+    </w:p>
+    <w:p>
+      <w:pPr>
+        <w:spacing w:before="60"/>
+        <w:jc w:val="center"/>
+      </w:pPr>
+      <w:r>
+        <w:rPr>
+          <w:rFonts w:ascii="Arial" w:hAnsi="Arial"/>
+          <w:b/>
+          <w:sz w:val="17"/>
+        </w:rPr>
+        <w:t xml:space="preserve">Recorded update: </w:t>
+      </w:r>
+      <w:hyperlink r:id="rId13">
+        <w:r>
+          <w:rPr>
+            <w:color w:val="2457D6"/>
+            <w:u w:val="single"/>
+          </w:rPr>
+          <w:t>Watch the Google Drive walkthrough</w:t>
+        </w:r>
+      </w:hyperlink>
+    </w:p>
     <w:sectPr>
+      <w:headerReference w:type="default" r:id="rId22"/>
+      <w:footerReference w:type="default" r:id="rId23"/>
       <w:pgSz w:w="12240" w:h="15840"/>
-      <w:pgMar w:top="792" w:right="936" w:bottom="792" w:left="936" w:header="720" w:footer="720" w:gutter="0"/>
+      <w:pgMar w:top="749" w:right="835" w:bottom="749" w:left="835" w:header="317" w:footer="317" w:gutter="0"/>
       <w:cols w:space="720"/>
       <w:titlePg/>
       <w:docGrid w:linePitch="360"/>
@@ -4912,8 +4328,53 @@
     </w:pPr>
     <w:r>
       <w:rPr>
+        <w:rFonts w:ascii="Arial" w:hAnsi="Arial"/>
         <w:color w:val="536078"/>
-        <w:sz w:val="16"/>
+        <w:sz w:val="15"/>
+      </w:rPr>
+      <w:t xml:space="preserve">Page </w:t>
+      <w:fldChar w:fldCharType="begin"/>
+      <w:instrText xml:space="preserve"> PAGE </w:instrText>
+      <w:fldChar w:fldCharType="end"/>
+    </w:r>
+  </w:p>
+</w:ftr>
+</file>
+
+<file path=word/footer2.xml><?xml version="1.0" encoding="utf-8"?>
+<w:ftr xmlns:m="http://schemas.openxmlformats.org/officeDocument/2006/math" xmlns:mc="http://schemas.openxmlformats.org/markup-compatibility/2006" xmlns:mo="http://schemas.microsoft.com/office/mac/office/2008/main" xmlns:mv="urn:schemas-microsoft-com:mac:vml" xmlns:o="urn:schemas-microsoft-com:office:office" xmlns:r="http://schemas.openxmlformats.org/officeDocument/2006/relationships" xmlns:v="urn:schemas-microsoft-com:vml" xmlns:w10="urn:schemas-microsoft-com:office:word" xmlns:w14="http://schemas.microsoft.com/office/word/2010/wordml" xmlns:w="http://schemas.openxmlformats.org/wordprocessingml/2006/main" xmlns:wne="http://schemas.microsoft.com/office/word/2006/wordml" xmlns:wp14="http://schemas.microsoft.com/office/word/2010/wordprocessingDrawing" xmlns:wp="http://schemas.openxmlformats.org/drawingml/2006/wordprocessingDrawing" xmlns:wpc="http://schemas.microsoft.com/office/word/2010/wordprocessingCanvas" xmlns:wpg="http://schemas.microsoft.com/office/word/2010/wordprocessingGroup" xmlns:wpi="http://schemas.microsoft.com/office/word/2010/wordprocessingInk" xmlns:wps="http://schemas.microsoft.com/office/word/2010/wordprocessingShape" mc:Ignorable="w14 wp14">
+  <w:p>
+    <w:pPr>
+      <w:pStyle w:val="Footer"/>
+      <w:jc w:val="right"/>
+    </w:pPr>
+    <w:r>
+      <w:rPr>
+        <w:rFonts w:ascii="Arial" w:hAnsi="Arial"/>
+        <w:color w:val="536078"/>
+        <w:sz w:val="15"/>
+      </w:rPr>
+      <w:t xml:space="preserve">Page </w:t>
+      <w:fldChar w:fldCharType="begin"/>
+      <w:instrText xml:space="preserve"> PAGE </w:instrText>
+      <w:fldChar w:fldCharType="end"/>
+    </w:r>
+  </w:p>
+</w:ftr>
+</file>
+
+<file path=word/footer3.xml><?xml version="1.0" encoding="utf-8"?>
+<w:ftr xmlns:m="http://schemas.openxmlformats.org/officeDocument/2006/math" xmlns:mc="http://schemas.openxmlformats.org/markup-compatibility/2006" xmlns:mo="http://schemas.microsoft.com/office/mac/office/2008/main" xmlns:mv="urn:schemas-microsoft-com:mac:vml" xmlns:o="urn:schemas-microsoft-com:office:office" xmlns:r="http://schemas.openxmlformats.org/officeDocument/2006/relationships" xmlns:v="urn:schemas-microsoft-com:vml" xmlns:w10="urn:schemas-microsoft-com:office:word" xmlns:w14="http://schemas.microsoft.com/office/word/2010/wordml" xmlns:w="http://schemas.openxmlformats.org/wordprocessingml/2006/main" xmlns:wne="http://schemas.microsoft.com/office/word/2006/wordml" xmlns:wp14="http://schemas.microsoft.com/office/word/2010/wordprocessingDrawing" xmlns:wp="http://schemas.openxmlformats.org/drawingml/2006/wordprocessingDrawing" xmlns:wpc="http://schemas.microsoft.com/office/word/2010/wordprocessingCanvas" xmlns:wpg="http://schemas.microsoft.com/office/word/2010/wordprocessingGroup" xmlns:wpi="http://schemas.microsoft.com/office/word/2010/wordprocessingInk" xmlns:wps="http://schemas.microsoft.com/office/word/2010/wordprocessingShape" mc:Ignorable="w14 wp14">
+  <w:p>
+    <w:pPr>
+      <w:pStyle w:val="Footer"/>
+      <w:jc w:val="right"/>
+    </w:pPr>
+    <w:r>
+      <w:rPr>
+        <w:rFonts w:ascii="Arial" w:hAnsi="Arial"/>
+        <w:color w:val="536078"/>
+        <w:sz w:val="15"/>
       </w:rPr>
       <w:t xml:space="preserve">Page </w:t>
       <w:fldChar w:fldCharType="begin"/>
@@ -4933,11 +4394,52 @@
     </w:pPr>
     <w:r>
       <w:rPr>
+        <w:rFonts w:ascii="Arial" w:hAnsi="Arial"/>
         <w:b/>
         <w:color w:val="4A2C1A"/>
-        <w:sz w:val="16"/>
-      </w:rPr>
-      <w:t>CourtEdge ProGear  |  Team Demo Guide</w:t>
+        <w:sz w:val="15"/>
+      </w:rPr>
+      <w:t>COURTEDGE PROGEAR  /  PRESENTER GUIDE</w:t>
+    </w:r>
+  </w:p>
+</w:hdr>
+</file>
+
+<file path=word/header2.xml><?xml version="1.0" encoding="utf-8"?>
+<w:hdr xmlns:m="http://schemas.openxmlformats.org/officeDocument/2006/math" xmlns:mc="http://schemas.openxmlformats.org/markup-compatibility/2006" xmlns:mo="http://schemas.microsoft.com/office/mac/office/2008/main" xmlns:mv="urn:schemas-microsoft-com:mac:vml" xmlns:o="urn:schemas-microsoft-com:office:office" xmlns:r="http://schemas.openxmlformats.org/officeDocument/2006/relationships" xmlns:v="urn:schemas-microsoft-com:vml" xmlns:w10="urn:schemas-microsoft-com:office:word" xmlns:w14="http://schemas.microsoft.com/office/word/2010/wordml" xmlns:w="http://schemas.openxmlformats.org/wordprocessingml/2006/main" xmlns:wne="http://schemas.microsoft.com/office/word/2006/wordml" xmlns:wp14="http://schemas.microsoft.com/office/word/2010/wordprocessingDrawing" xmlns:wp="http://schemas.openxmlformats.org/drawingml/2006/wordprocessingDrawing" xmlns:wpc="http://schemas.microsoft.com/office/word/2010/wordprocessingCanvas" xmlns:wpg="http://schemas.microsoft.com/office/word/2010/wordprocessingGroup" xmlns:wpi="http://schemas.microsoft.com/office/word/2010/wordprocessingInk" xmlns:wps="http://schemas.microsoft.com/office/word/2010/wordprocessingShape" mc:Ignorable="w14 wp14">
+  <w:p>
+    <w:pPr>
+      <w:pStyle w:val="Header"/>
+      <w:jc w:val="left"/>
+    </w:pPr>
+    <w:r>
+      <w:rPr>
+        <w:rFonts w:ascii="Arial" w:hAnsi="Arial"/>
+        <w:b/>
+        <w:color w:val="4A2C1A"/>
+        <w:sz w:val="15"/>
+      </w:rPr>
+      <w:t>COURTEDGE PROGEAR  /  PRESENTER GUIDE</w:t>
+    </w:r>
+  </w:p>
+</w:hdr>
+</file>
+
+<file path=word/header3.xml><?xml version="1.0" encoding="utf-8"?>
+<w:hdr xmlns:m="http://schemas.openxmlformats.org/officeDocument/2006/math" xmlns:mc="http://schemas.openxmlformats.org/markup-compatibility/2006" xmlns:mo="http://schemas.microsoft.com/office/mac/office/2008/main" xmlns:mv="urn:schemas-microsoft-com:mac:vml" xmlns:o="urn:schemas-microsoft-com:office:office" xmlns:r="http://schemas.openxmlformats.org/officeDocument/2006/relationships" xmlns:v="urn:schemas-microsoft-com:vml" xmlns:w10="urn:schemas-microsoft-com:office:word" xmlns:w14="http://schemas.microsoft.com/office/word/2010/wordml" xmlns:w="http://schemas.openxmlformats.org/wordprocessingml/2006/main" xmlns:wne="http://schemas.microsoft.com/office/word/2006/wordml" xmlns:wp14="http://schemas.microsoft.com/office/word/2010/wordprocessingDrawing" xmlns:wp="http://schemas.openxmlformats.org/drawingml/2006/wordprocessingDrawing" xmlns:wpc="http://schemas.microsoft.com/office/word/2010/wordprocessingCanvas" xmlns:wpg="http://schemas.microsoft.com/office/word/2010/wordprocessingGroup" xmlns:wpi="http://schemas.microsoft.com/office/word/2010/wordprocessingInk" xmlns:wps="http://schemas.microsoft.com/office/word/2010/wordprocessingShape" mc:Ignorable="w14 wp14">
+  <w:p>
+    <w:pPr>
+      <w:pStyle w:val="Header"/>
+      <w:jc w:val="left"/>
+    </w:pPr>
+    <w:r>
+      <w:rPr>
+        <w:rFonts w:ascii="Arial" w:hAnsi="Arial"/>
+        <w:b/>
+        <w:color w:val="4A2C1A"/>
+        <w:sz w:val="15"/>
+      </w:rPr>
+      <w:t>COURTEDGE PROGEAR  /  PRESENTER GUIDE</w:t>
     </w:r>
   </w:p>
 </w:hdr>
@@ -5307,10 +4809,10 @@
     <w:qFormat/>
     <w:rsid w:val="00FC693F"/>
     <w:pPr>
-      <w:spacing w:after="100" w:line="240" w:lineRule="auto"/>
+      <w:spacing w:after="80"/>
     </w:pPr>
     <w:rPr>
-      <w:rFonts w:ascii="Aptos" w:hAnsi="Aptos"/>
+      <w:rFonts w:ascii="Arial" w:hAnsi="Arial"/>
       <w:color w:val="172033"/>
       <w:sz w:val="19"/>
     </w:rPr>
@@ -5370,11 +4872,11 @@
     <w:pPr>
       <w:keepNext/>
       <w:keepLines/>
-      <w:spacing w:before="200" w:after="100"/>
+      <w:spacing w:before="80" w:after="80"/>
       <w:outlineLvl w:val="0"/>
     </w:pPr>
     <w:rPr>
-      <w:rFonts w:asciiTheme="majorHAnsi" w:eastAsiaTheme="majorEastAsia" w:hAnsiTheme="majorHAnsi" w:cstheme="majorBidi" w:ascii="Aptos Display" w:hAnsi="Aptos Display"/>
+      <w:rFonts w:asciiTheme="majorHAnsi" w:eastAsiaTheme="majorEastAsia" w:hAnsiTheme="majorHAnsi" w:cstheme="majorBidi" w:ascii="Arial" w:hAnsi="Arial"/>
       <w:b/>
       <w:bCs/>
       <w:color w:val="4A2C1A"/>
@@ -5394,15 +4896,15 @@
     <w:pPr>
       <w:keepNext/>
       <w:keepLines/>
-      <w:spacing w:before="200" w:after="100"/>
+      <w:spacing w:before="80" w:after="80"/>
       <w:outlineLvl w:val="1"/>
     </w:pPr>
     <w:rPr>
-      <w:rFonts w:asciiTheme="majorHAnsi" w:eastAsiaTheme="majorEastAsia" w:hAnsiTheme="majorHAnsi" w:cstheme="majorBidi" w:ascii="Aptos Display" w:hAnsi="Aptos Display"/>
+      <w:rFonts w:asciiTheme="majorHAnsi" w:eastAsiaTheme="majorEastAsia" w:hAnsiTheme="majorHAnsi" w:cstheme="majorBidi" w:ascii="Arial" w:hAnsi="Arial"/>
       <w:b/>
       <w:bCs/>
       <w:color w:val="E65F1B"/>
-      <w:sz w:val="28"/>
+      <w:sz w:val="26"/>
       <w:szCs w:val="26"/>
     </w:rPr>
   </w:style>
@@ -5418,15 +4920,15 @@
     <w:pPr>
       <w:keepNext/>
       <w:keepLines/>
-      <w:spacing w:before="200" w:after="100"/>
+      <w:spacing w:before="80" w:after="80"/>
       <w:outlineLvl w:val="2"/>
     </w:pPr>
     <w:rPr>
-      <w:rFonts w:asciiTheme="majorHAnsi" w:eastAsiaTheme="majorEastAsia" w:hAnsiTheme="majorHAnsi" w:cstheme="majorBidi" w:ascii="Aptos Display" w:hAnsi="Aptos Display"/>
+      <w:rFonts w:asciiTheme="majorHAnsi" w:eastAsiaTheme="majorEastAsia" w:hAnsiTheme="majorHAnsi" w:cstheme="majorBidi" w:ascii="Arial" w:hAnsi="Arial"/>
       <w:b/>
       <w:bCs/>
       <w:color w:val="6437E8"/>
-      <w:sz w:val="22"/>
+      <w:sz w:val="21"/>
     </w:rPr>
   </w:style>
   <w:style w:type="paragraph" w:styleId="Heading4">
@@ -5661,16 +5163,16 @@
       <w:pBdr>
         <w:bottom w:val="single" w:sz="8" w:space="4" w:color="4F81BD" w:themeColor="accent1"/>
       </w:pBdr>
-      <w:spacing w:after="100" w:line="240" w:lineRule="auto" w:before="200"/>
+      <w:spacing w:after="80" w:line="240" w:lineRule="auto" w:before="80"/>
       <w:contextualSpacing/>
     </w:pPr>
     <w:rPr>
-      <w:rFonts w:asciiTheme="majorHAnsi" w:eastAsiaTheme="majorEastAsia" w:hAnsiTheme="majorHAnsi" w:cstheme="majorBidi" w:ascii="Aptos Display" w:hAnsi="Aptos Display"/>
+      <w:rFonts w:asciiTheme="majorHAnsi" w:eastAsiaTheme="majorEastAsia" w:hAnsiTheme="majorHAnsi" w:cstheme="majorBidi" w:ascii="Arial" w:hAnsi="Arial"/>
       <w:b/>
       <w:color w:val="172033"/>
       <w:spacing w:val="5"/>
       <w:kern w:val="28"/>
-      <w:sz w:val="64"/>
+      <w:sz w:val="60"/>
       <w:szCs w:val="52"/>
     </w:rPr>
   </w:style>
@@ -6108,12 +5610,12 @@
       <w:spacing w:line="240" w:lineRule="auto"/>
     </w:pPr>
     <w:rPr>
-      <w:rFonts w:ascii="Aptos" w:hAnsi="Aptos"/>
+      <w:rFonts w:ascii="Arial" w:hAnsi="Arial"/>
       <w:b/>
       <w:bCs/>
       <w:i/>
       <w:color w:val="536078"/>
-      <w:sz w:val="16"/>
+      <w:sz w:val="15"/>
       <w:szCs w:val="18"/>
     </w:rPr>
   </w:style>
@@ -17001,14 +16503,6 @@
         <w:shd w:val="clear" w:color="auto" w:fill="FBCAA2" w:themeFill="accent6" w:themeFillTint="7F"/>
       </w:tcPr>
     </w:tblStylePr>
-  </w:style>
-  <w:style w:type="paragraph" w:customStyle="1" w:styleId="Callout">
-    <w:name w:val="Callout"/>
-    <w:basedOn w:val="Normal"/>
-    <w:rPr>
-      <w:b/>
-      <w:color w:val="4A2C1A"/>
-    </w:rPr>
   </w:style>
 </w:styles>
 </file>
